--- a/doc/CS673_SDD_team3.docx
+++ b/doc/CS673_SDD_team3.docx
@@ -51,16 +51,16 @@
             <wp:extent cx="1133475" cy="847725"/>
             <wp:effectExtent b="0" l="0" r="0" t="0"/>
             <wp:wrapSquare wrapText="bothSides" distB="19050" distT="19050" distL="19050" distR="19050"/>
-            <wp:docPr id="6" name="image1.png"/>
+            <wp:docPr id="7" name="image4.png"/>
             <a:graphic>
               <a:graphicData uri="http://schemas.openxmlformats.org/drawingml/2006/picture">
                 <pic:pic>
                   <pic:nvPicPr>
-                    <pic:cNvPr id="0" name="image1.png"/>
+                    <pic:cNvPr id="0" name="image4.png"/>
                     <pic:cNvPicPr preferRelativeResize="0"/>
                   </pic:nvPicPr>
                   <pic:blipFill>
-                    <a:blip r:embed="rId6"/>
+                    <a:blip r:embed="rId7"/>
                     <a:srcRect b="1591" l="0" r="0" t="1591"/>
                     <a:stretch>
                       <a:fillRect/>
@@ -647,7 +647,7 @@
                 <w:szCs w:val="24"/>
               </w:rPr>
             </w:pPr>
-            <w:hyperlink r:id="rId7">
+            <w:hyperlink r:id="rId8">
               <w:r>
                 <w:rPr>
                   <w:rFonts w:ascii="Times New Roman" w:cs="Times New Roman" w:eastAsia="Times New Roman" w:hAnsi="Times New Roman"/>
@@ -735,7 +735,7 @@
                 <w:u w:val="single"/>
               </w:rPr>
             </w:pPr>
-            <w:hyperlink r:id="rId8">
+            <w:hyperlink r:id="rId9">
               <w:r>
                 <w:rPr>
                   <w:rFonts w:ascii="Times New Roman" w:cs="Times New Roman" w:eastAsia="Times New Roman" w:hAnsi="Times New Roman"/>
@@ -1020,8 +1020,43 @@
             </w:pPr>
             <w:r>
               <w:rPr>
-                <w:rtl w:val="0"/>
-              </w:rPr>
+                <w:rFonts w:ascii="Times New Roman" w:cs="Times New Roman" w:eastAsia="Times New Roman" w:hAnsi="Times New Roman"/>
+                <w:sz w:val="24"/>
+                <w:szCs w:val="24"/>
+                <w:rtl w:val="0"/>
+              </w:rPr>
+              <w:t xml:space="preserve">Yuting Shi </w:t>
+            </w:r>
+          </w:p>
+        </w:tc>
+        <w:tc>
+          <w:tcPr>
+            <w:shd w:fill="auto" w:val="clear"/>
+            <w:tcMar>
+              <w:top w:w="100.0" w:type="dxa"/>
+              <w:left w:w="100.0" w:type="dxa"/>
+              <w:bottom w:w="100.0" w:type="dxa"/>
+              <w:right w:w="100.0" w:type="dxa"/>
+            </w:tcMar>
+            <w:vAlign w:val="top"/>
+          </w:tcPr>
+          <w:p>
+            <w:pPr>
+              <w:widowControl w:val="0"/>
+              <w:rPr>
+                <w:rFonts w:ascii="Times New Roman" w:cs="Times New Roman" w:eastAsia="Times New Roman" w:hAnsi="Times New Roman"/>
+                <w:sz w:val="24"/>
+                <w:szCs w:val="24"/>
+              </w:rPr>
+            </w:pPr>
+            <w:r>
+              <w:rPr>
+                <w:rFonts w:ascii="Times New Roman" w:cs="Times New Roman" w:eastAsia="Times New Roman" w:hAnsi="Times New Roman"/>
+                <w:sz w:val="24"/>
+                <w:szCs w:val="24"/>
+                <w:rtl w:val="0"/>
+              </w:rPr>
+              <w:t xml:space="preserve">Design and implementation lead &amp;  Configuration Lead</w:t>
             </w:r>
           </w:p>
         </w:tc>
@@ -1054,14 +1089,24 @@
               <w:ind w:left="0" w:firstLine="0"/>
               <w:rPr>
                 <w:rFonts w:ascii="Times New Roman" w:cs="Times New Roman" w:eastAsia="Times New Roman" w:hAnsi="Times New Roman"/>
-                <w:sz w:val="24"/>
-                <w:szCs w:val="24"/>
+                <w:i w:val="1"/>
+                <w:iCs w:val="1"/>
+                <w:sz w:val="24"/>
+                <w:szCs w:val="24"/>
+                <w:u w:val="single"/>
               </w:rPr>
             </w:pPr>
             <w:r>
               <w:rPr>
-                <w:rtl w:val="0"/>
-              </w:rPr>
+                <w:rFonts w:ascii="Times New Roman" w:cs="Times New Roman" w:eastAsia="Times New Roman" w:hAnsi="Times New Roman"/>
+                <w:i w:val="1"/>
+                <w:iCs w:val="1"/>
+                <w:sz w:val="24"/>
+                <w:szCs w:val="24"/>
+                <w:u w:val="single"/>
+                <w:rtl w:val="0"/>
+              </w:rPr>
+              <w:t xml:space="preserve">Yuting Shi </w:t>
             </w:r>
           </w:p>
         </w:tc>
@@ -1094,8 +1139,6 @@
               <w:ind w:left="0" w:firstLine="0"/>
               <w:rPr>
                 <w:rFonts w:ascii="Times New Roman" w:cs="Times New Roman" w:eastAsia="Times New Roman" w:hAnsi="Times New Roman"/>
-                <w:i w:val="1"/>
-                <w:iCs w:val="1"/>
                 <w:sz w:val="24"/>
                 <w:szCs w:val="24"/>
                 <w:u w:val="single"/>
@@ -1103,49 +1146,13 @@
             </w:pPr>
             <w:r>
               <w:rPr>
-                <w:rtl w:val="0"/>
-              </w:rPr>
-            </w:r>
-          </w:p>
-        </w:tc>
-        <w:tc>
-          <w:tcPr>
-            <w:shd w:fill="auto" w:val="clear"/>
-            <w:tcMar>
-              <w:top w:w="100.0" w:type="dxa"/>
-              <w:left w:w="100.0" w:type="dxa"/>
-              <w:bottom w:w="100.0" w:type="dxa"/>
-              <w:right w:w="100.0" w:type="dxa"/>
-            </w:tcMar>
-            <w:vAlign w:val="top"/>
-          </w:tcPr>
-          <w:p>
-            <w:pPr>
-              <w:keepNext w:val="0"/>
-              <w:keepLines w:val="0"/>
-              <w:pageBreakBefore w:val="0"/>
-              <w:widowControl w:val="0"/>
-              <w:pBdr>
-                <w:top w:space="0" w:sz="0" w:val="nil"/>
-                <w:left w:space="0" w:sz="0" w:val="nil"/>
-                <w:bottom w:space="0" w:sz="0" w:val="nil"/>
-                <w:right w:space="0" w:sz="0" w:val="nil"/>
-                <w:between w:space="0" w:sz="0" w:val="nil"/>
-              </w:pBdr>
-              <w:shd w:fill="auto" w:val="clear"/>
-              <w:spacing w:after="0" w:before="0" w:line="240" w:lineRule="auto"/>
-              <w:ind w:left="0" w:firstLine="0"/>
-              <w:rPr>
                 <w:rFonts w:ascii="Times New Roman" w:cs="Times New Roman" w:eastAsia="Times New Roman" w:hAnsi="Times New Roman"/>
                 <w:sz w:val="24"/>
                 <w:szCs w:val="24"/>
                 <w:u w:val="single"/>
-              </w:rPr>
-            </w:pPr>
-            <w:r>
-              <w:rPr>
-                <w:rtl w:val="0"/>
-              </w:rPr>
+                <w:rtl w:val="0"/>
+              </w:rPr>
+              <w:t xml:space="preserve">5/27/2026</w:t>
             </w:r>
           </w:p>
         </w:tc>
@@ -2759,7 +2766,7 @@
     </w:p>
     <w:sdt>
       <w:sdtPr>
-        <w:id w:val="-1658986991"/>
+        <w:id w:val="-1047724906"/>
         <w:docPartObj>
           <w:docPartGallery w:val="Table of Contents"/>
           <w:docPartUnique w:val="1"/>
@@ -7385,16 +7392,16 @@
           <wp:inline distB="114300" distT="114300" distL="114300" distR="114300">
             <wp:extent cx="4805363" cy="4443420"/>
             <wp:effectExtent b="25400" l="25400" r="25400" t="25400"/>
-            <wp:docPr id="7" name="image8.png"/>
+            <wp:docPr id="8" name="image2.png"/>
             <a:graphic>
               <a:graphicData uri="http://schemas.openxmlformats.org/drawingml/2006/picture">
                 <pic:pic>
                   <pic:nvPicPr>
-                    <pic:cNvPr id="0" name="image8.png"/>
+                    <pic:cNvPr id="0" name="image2.png"/>
                     <pic:cNvPicPr preferRelativeResize="0"/>
                   </pic:nvPicPr>
                   <pic:blipFill>
-                    <a:blip r:embed="rId9"/>
+                    <a:blip r:embed="rId10"/>
                     <a:srcRect b="0" l="0" r="0" t="0"/>
                     <a:stretch>
                       <a:fillRect/>
@@ -7482,16 +7489,16 @@
           <wp:inline distB="114300" distT="114300" distL="114300" distR="114300">
             <wp:extent cx="5958000" cy="3835400"/>
             <wp:effectExtent b="12700" l="12700" r="12700" t="12700"/>
-            <wp:docPr id="8" name="image7.png"/>
+            <wp:docPr id="9" name="image6.png"/>
             <a:graphic>
               <a:graphicData uri="http://schemas.openxmlformats.org/drawingml/2006/picture">
                 <pic:pic>
                   <pic:nvPicPr>
-                    <pic:cNvPr id="0" name="image7.png"/>
+                    <pic:cNvPr id="0" name="image6.png"/>
                     <pic:cNvPicPr preferRelativeResize="0"/>
                   </pic:nvPicPr>
                   <pic:blipFill>
-                    <a:blip r:embed="rId10"/>
+                    <a:blip r:embed="rId11"/>
                     <a:srcRect b="0" l="0" r="0" t="0"/>
                     <a:stretch>
                       <a:fillRect/>
@@ -7565,6 +7572,195 @@
     </w:p>
     <w:p>
       <w:pPr>
+        <w:spacing w:line="276" w:lineRule="auto"/>
+        <w:ind w:left="0" w:firstLine="0"/>
+        <w:rPr>
+          <w:rFonts w:ascii="Times New Roman" w:cs="Times New Roman" w:eastAsia="Times New Roman" w:hAnsi="Times New Roman"/>
+          <w:sz w:val="24"/>
+          <w:szCs w:val="24"/>
+        </w:rPr>
+      </w:pPr>
+      <w:r>
+        <w:rPr>
+          <w:rtl w:val="0"/>
+        </w:rPr>
+      </w:r>
+    </w:p>
+    <w:p>
+      <w:pPr>
+        <w:spacing w:line="276" w:lineRule="auto"/>
+        <w:ind w:left="0" w:firstLine="0"/>
+        <w:rPr>
+          <w:rFonts w:ascii="Times New Roman" w:cs="Times New Roman" w:eastAsia="Times New Roman" w:hAnsi="Times New Roman"/>
+          <w:sz w:val="24"/>
+          <w:szCs w:val="24"/>
+        </w:rPr>
+      </w:pPr>
+      <w:r>
+        <w:rPr>
+          <w:rtl w:val="0"/>
+        </w:rPr>
+      </w:r>
+    </w:p>
+    <w:p>
+      <w:pPr>
+        <w:spacing w:line="276" w:lineRule="auto"/>
+        <w:ind w:left="0" w:firstLine="0"/>
+        <w:rPr>
+          <w:rFonts w:ascii="Times New Roman" w:cs="Times New Roman" w:eastAsia="Times New Roman" w:hAnsi="Times New Roman"/>
+          <w:sz w:val="24"/>
+          <w:szCs w:val="24"/>
+        </w:rPr>
+      </w:pPr>
+      <w:r>
+        <w:rPr>
+          <w:rtl w:val="0"/>
+        </w:rPr>
+      </w:r>
+    </w:p>
+    <w:p>
+      <w:pPr>
+        <w:spacing w:line="276" w:lineRule="auto"/>
+        <w:ind w:left="0" w:firstLine="0"/>
+        <w:rPr>
+          <w:rFonts w:ascii="Times New Roman" w:cs="Times New Roman" w:eastAsia="Times New Roman" w:hAnsi="Times New Roman"/>
+          <w:sz w:val="24"/>
+          <w:szCs w:val="24"/>
+        </w:rPr>
+      </w:pPr>
+      <w:r>
+        <w:rPr>
+          <w:rtl w:val="0"/>
+        </w:rPr>
+      </w:r>
+    </w:p>
+    <w:p>
+      <w:pPr>
+        <w:spacing w:line="276" w:lineRule="auto"/>
+        <w:ind w:left="0" w:firstLine="0"/>
+        <w:rPr>
+          <w:rFonts w:ascii="Times New Roman" w:cs="Times New Roman" w:eastAsia="Times New Roman" w:hAnsi="Times New Roman"/>
+          <w:sz w:val="24"/>
+          <w:szCs w:val="24"/>
+        </w:rPr>
+      </w:pPr>
+      <w:r>
+        <w:rPr>
+          <w:rtl w:val="0"/>
+        </w:rPr>
+      </w:r>
+    </w:p>
+    <w:p>
+      <w:pPr>
+        <w:spacing w:line="276" w:lineRule="auto"/>
+        <w:ind w:left="0" w:firstLine="0"/>
+        <w:rPr>
+          <w:rFonts w:ascii="Times New Roman" w:cs="Times New Roman" w:eastAsia="Times New Roman" w:hAnsi="Times New Roman"/>
+          <w:sz w:val="24"/>
+          <w:szCs w:val="24"/>
+        </w:rPr>
+      </w:pPr>
+      <w:r>
+        <w:rPr>
+          <w:rFonts w:ascii="Times New Roman" w:cs="Times New Roman" w:eastAsia="Times New Roman" w:hAnsi="Times New Roman"/>
+          <w:sz w:val="24"/>
+          <w:szCs w:val="24"/>
+        </w:rPr>
+        <w:drawing>
+          <wp:inline distB="114300" distT="114300" distL="114300" distR="114300">
+            <wp:extent cx="5618275" cy="4210050"/>
+            <wp:effectExtent b="0" l="0" r="0" t="0"/>
+            <wp:docPr id="6" name="image9.png"/>
+            <a:graphic>
+              <a:graphicData uri="http://schemas.openxmlformats.org/drawingml/2006/picture">
+                <pic:pic>
+                  <pic:nvPicPr>
+                    <pic:cNvPr id="0" name="image9.png"/>
+                    <pic:cNvPicPr preferRelativeResize="0"/>
+                  </pic:nvPicPr>
+                  <pic:blipFill>
+                    <a:blip r:embed="rId12"/>
+                    <a:srcRect b="0" l="0" r="0" t="0"/>
+                    <a:stretch>
+                      <a:fillRect/>
+                    </a:stretch>
+                  </pic:blipFill>
+                  <pic:spPr>
+                    <a:xfrm>
+                      <a:off x="0" y="0"/>
+                      <a:ext cx="5618275" cy="4210050"/>
+                    </a:xfrm>
+                    <a:prstGeom prst="rect"/>
+                    <a:ln/>
+                  </pic:spPr>
+                </pic:pic>
+              </a:graphicData>
+            </a:graphic>
+          </wp:inline>
+        </w:drawing>
+      </w:r>
+      <w:r>
+        <w:rPr>
+          <w:rtl w:val="0"/>
+        </w:rPr>
+      </w:r>
+    </w:p>
+    <w:p>
+      <w:pPr>
+        <w:spacing w:line="276" w:lineRule="auto"/>
+        <w:ind w:left="0" w:firstLine="0"/>
+        <w:rPr>
+          <w:rFonts w:ascii="Times New Roman" w:cs="Times New Roman" w:eastAsia="Times New Roman" w:hAnsi="Times New Roman"/>
+          <w:sz w:val="24"/>
+          <w:szCs w:val="24"/>
+        </w:rPr>
+      </w:pPr>
+      <w:r>
+        <w:rPr>
+          <w:rtl w:val="0"/>
+        </w:rPr>
+      </w:r>
+    </w:p>
+    <w:p>
+      <w:pPr>
+        <w:spacing w:line="276" w:lineRule="auto"/>
+        <w:ind w:left="0" w:firstLine="0"/>
+        <w:rPr>
+          <w:rFonts w:ascii="Times New Roman" w:cs="Times New Roman" w:eastAsia="Times New Roman" w:hAnsi="Times New Roman"/>
+          <w:sz w:val="24"/>
+          <w:szCs w:val="24"/>
+        </w:rPr>
+      </w:pPr>
+      <w:r>
+        <w:rPr>
+          <w:rFonts w:ascii="Times New Roman" w:cs="Times New Roman" w:eastAsia="Times New Roman" w:hAnsi="Times New Roman"/>
+          <w:sz w:val="24"/>
+          <w:szCs w:val="24"/>
+          <w:rtl w:val="0"/>
+        </w:rPr>
+        <w:tab/>
+        <w:tab/>
+        <w:t xml:space="preserve">        Figure 3.2: High-level architecture diagram</w:t>
+      </w:r>
+    </w:p>
+    <w:p>
+      <w:pPr>
+        <w:spacing w:line="276" w:lineRule="auto"/>
+        <w:ind w:left="0" w:firstLine="0"/>
+        <w:rPr>
+          <w:rFonts w:ascii="Times New Roman" w:cs="Times New Roman" w:eastAsia="Times New Roman" w:hAnsi="Times New Roman"/>
+          <w:sz w:val="24"/>
+          <w:szCs w:val="24"/>
+        </w:rPr>
+      </w:pPr>
+      <w:r>
+        <w:rPr>
+          <w:rtl w:val="0"/>
+        </w:rPr>
+      </w:r>
+    </w:p>
+    <w:p>
+      <w:pPr>
         <w:pStyle w:val="Heading1"/>
         <w:keepNext w:val="0"/>
         <w:keepLines w:val="0"/>
@@ -7852,7 +8048,7 @@
           <w:rFonts w:ascii="Times New Roman" w:cs="Times New Roman" w:eastAsia="Times New Roman" w:hAnsi="Times New Roman"/>
         </w:rPr>
       </w:pPr>
-      <w:hyperlink r:id="rId11">
+      <w:hyperlink r:id="rId13">
         <w:r>
           <w:rPr>
             <w:rFonts w:ascii="Times New Roman" w:cs="Times New Roman" w:eastAsia="Times New Roman" w:hAnsi="Times New Roman"/>
@@ -7917,6 +8113,7 @@
         <w:t xml:space="preserve"> :</w:t>
         <w:br w:type="textWrapping"/>
       </w:r>
+      <w:commentRangeStart w:id="0"/>
       <w:r>
         <w:rPr>
           <w:rFonts w:ascii="Times New Roman" w:cs="Times New Roman" w:eastAsia="Times New Roman" w:hAnsi="Times New Roman"/>
@@ -7925,16 +8122,16 @@
           <wp:inline distB="114300" distT="114300" distL="114300" distR="114300">
             <wp:extent cx="5943600" cy="2019300"/>
             <wp:effectExtent b="0" l="0" r="0" t="0"/>
-            <wp:docPr id="3" name="image6.png"/>
+            <wp:docPr id="2" name="image1.png"/>
             <a:graphic>
               <a:graphicData uri="http://schemas.openxmlformats.org/drawingml/2006/picture">
                 <pic:pic>
                   <pic:nvPicPr>
-                    <pic:cNvPr id="0" name="image6.png"/>
+                    <pic:cNvPr id="0" name="image1.png"/>
                     <pic:cNvPicPr preferRelativeResize="0"/>
                   </pic:nvPicPr>
                   <pic:blipFill>
-                    <a:blip r:embed="rId12"/>
+                    <a:blip r:embed="rId14"/>
                     <a:srcRect b="0" l="0" r="0" t="0"/>
                     <a:stretch>
                       <a:fillRect/>
@@ -7954,6 +8151,10 @@
           </wp:inline>
         </w:drawing>
       </w:r>
+      <w:commentRangeEnd w:id="0"/>
+      <w:r>
+        <w:commentReference w:id="0"/>
+      </w:r>
       <w:r>
         <w:rPr>
           <w:rtl w:val="0"/>
@@ -7992,16 +8193,16 @@
           <wp:inline distB="114300" distT="114300" distL="114300" distR="114300">
             <wp:extent cx="5943600" cy="3365500"/>
             <wp:effectExtent b="0" l="0" r="0" t="0"/>
-            <wp:docPr id="1" name="image5.png"/>
+            <wp:docPr id="1" name="image8.png"/>
             <a:graphic>
               <a:graphicData uri="http://schemas.openxmlformats.org/drawingml/2006/picture">
                 <pic:pic>
                   <pic:nvPicPr>
-                    <pic:cNvPr id="0" name="image5.png"/>
+                    <pic:cNvPr id="0" name="image8.png"/>
                     <pic:cNvPicPr preferRelativeResize="0"/>
                   </pic:nvPicPr>
                   <pic:blipFill>
-                    <a:blip r:embed="rId13"/>
+                    <a:blip r:embed="rId15"/>
                     <a:srcRect b="0" l="0" r="0" t="0"/>
                     <a:stretch>
                       <a:fillRect/>
@@ -8063,16 +8264,16 @@
           <wp:inline distB="114300" distT="114300" distL="114300" distR="114300">
             <wp:extent cx="5824538" cy="3191847"/>
             <wp:effectExtent b="0" l="0" r="0" t="0"/>
-            <wp:docPr id="4" name="image4.png"/>
+            <wp:docPr id="4" name="image5.png"/>
             <a:graphic>
               <a:graphicData uri="http://schemas.openxmlformats.org/drawingml/2006/picture">
                 <pic:pic>
                   <pic:nvPicPr>
-                    <pic:cNvPr id="0" name="image4.png"/>
+                    <pic:cNvPr id="0" name="image5.png"/>
                     <pic:cNvPicPr preferRelativeResize="0"/>
                   </pic:nvPicPr>
                   <pic:blipFill>
-                    <a:blip r:embed="rId14"/>
+                    <a:blip r:embed="rId16"/>
                     <a:srcRect b="0" l="0" r="0" t="0"/>
                     <a:stretch>
                       <a:fillRect/>
@@ -8152,16 +8353,16 @@
           <wp:inline distB="114300" distT="114300" distL="114300" distR="114300">
             <wp:extent cx="3680229" cy="2919413"/>
             <wp:effectExtent b="0" l="0" r="0" t="0"/>
-            <wp:docPr id="5" name="image2.png"/>
+            <wp:docPr id="5" name="image7.png"/>
             <a:graphic>
               <a:graphicData uri="http://schemas.openxmlformats.org/drawingml/2006/picture">
                 <pic:pic>
                   <pic:nvPicPr>
-                    <pic:cNvPr id="0" name="image2.png"/>
+                    <pic:cNvPr id="0" name="image7.png"/>
                     <pic:cNvPicPr preferRelativeResize="0"/>
                   </pic:nvPicPr>
                   <pic:blipFill>
-                    <a:blip r:embed="rId15"/>
+                    <a:blip r:embed="rId17"/>
                     <a:srcRect b="0" l="0" r="0" t="0"/>
                     <a:stretch>
                       <a:fillRect/>
@@ -8233,13 +8434,29 @@
       </w:pPr>
       <w:r>
         <w:rPr>
+          <w:rtl w:val="0"/>
+        </w:rPr>
+      </w:r>
+    </w:p>
+    <w:p>
+      <w:pPr>
+        <w:spacing w:after="240" w:before="240" w:lineRule="auto"/>
+        <w:ind w:left="720" w:firstLine="0"/>
+        <w:rPr>
+          <w:rFonts w:ascii="Times New Roman" w:cs="Times New Roman" w:eastAsia="Times New Roman" w:hAnsi="Times New Roman"/>
+          <w:sz w:val="24"/>
+          <w:szCs w:val="24"/>
+        </w:rPr>
+      </w:pPr>
+      <w:r>
+        <w:rPr>
           <w:rFonts w:ascii="Times New Roman" w:cs="Times New Roman" w:eastAsia="Times New Roman" w:hAnsi="Times New Roman"/>
         </w:rPr>
         <w:drawing>
           <wp:inline distB="114300" distT="114300" distL="114300" distR="114300">
-            <wp:extent cx="3552825" cy="3757613"/>
+            <wp:extent cx="3474027" cy="3319463"/>
             <wp:effectExtent b="0" l="0" r="0" t="0"/>
-            <wp:docPr id="2" name="image3.png"/>
+            <wp:docPr id="3" name="image3.png"/>
             <a:graphic>
               <a:graphicData uri="http://schemas.openxmlformats.org/drawingml/2006/picture">
                 <pic:pic>
@@ -8248,8 +8465,8 @@
                     <pic:cNvPicPr preferRelativeResize="0"/>
                   </pic:nvPicPr>
                   <pic:blipFill>
-                    <a:blip r:embed="rId16"/>
-                    <a:srcRect b="0" l="0" r="0" t="0"/>
+                    <a:blip r:embed="rId18"/>
+                    <a:srcRect b="0" l="0" r="0" t="7392"/>
                     <a:stretch>
                       <a:fillRect/>
                     </a:stretch>
@@ -8257,7 +8474,7 @@
                   <pic:spPr>
                     <a:xfrm>
                       <a:off x="0" y="0"/>
-                      <a:ext cx="3552825" cy="3757613"/>
+                      <a:ext cx="3474027" cy="3319463"/>
                     </a:xfrm>
                     <a:prstGeom prst="rect"/>
                     <a:ln/>
@@ -8268,22 +8485,6 @@
           </wp:inline>
         </w:drawing>
       </w:r>
-      <w:r>
-        <w:rPr>
-          <w:rtl w:val="0"/>
-        </w:rPr>
-      </w:r>
-    </w:p>
-    <w:p>
-      <w:pPr>
-        <w:spacing w:after="240" w:before="240" w:line="240" w:lineRule="auto"/>
-        <w:ind w:left="2160" w:firstLine="0"/>
-        <w:rPr>
-          <w:rFonts w:ascii="Times New Roman" w:cs="Times New Roman" w:eastAsia="Times New Roman" w:hAnsi="Times New Roman"/>
-          <w:sz w:val="24"/>
-          <w:szCs w:val="24"/>
-        </w:rPr>
-      </w:pPr>
       <w:r>
         <w:rPr>
           <w:rtl w:val="0"/>
@@ -8345,6 +8546,773 @@
     </w:p>
     <w:p>
       <w:pPr>
+        <w:ind w:left="1440" w:firstLine="0"/>
+        <w:rPr/>
+      </w:pPr>
+      <w:r>
+        <w:rPr>
+          <w:rtl w:val="0"/>
+        </w:rPr>
+      </w:r>
+    </w:p>
+    <w:p>
+      <w:pPr>
+        <w:ind w:left="0" w:firstLine="0"/>
+        <w:rPr>
+          <w:rFonts w:ascii="Times New Roman" w:cs="Times New Roman" w:eastAsia="Times New Roman" w:hAnsi="Times New Roman"/>
+          <w:sz w:val="24"/>
+          <w:szCs w:val="24"/>
+        </w:rPr>
+      </w:pPr>
+      <w:r>
+        <w:rPr>
+          <w:rtl w:val="0"/>
+        </w:rPr>
+        <w:tab/>
+      </w:r>
+      <w:r>
+        <w:rPr>
+          <w:rFonts w:ascii="Times New Roman" w:cs="Times New Roman" w:eastAsia="Times New Roman" w:hAnsi="Times New Roman"/>
+          <w:sz w:val="24"/>
+          <w:szCs w:val="24"/>
+          <w:rtl w:val="0"/>
+        </w:rPr>
+        <w:t xml:space="preserve">User Collection:</w:t>
+      </w:r>
+    </w:p>
+    <w:p>
+      <w:pPr>
+        <w:ind w:left="0" w:firstLine="0"/>
+        <w:rPr>
+          <w:rFonts w:ascii="Times New Roman" w:cs="Times New Roman" w:eastAsia="Times New Roman" w:hAnsi="Times New Roman"/>
+          <w:sz w:val="24"/>
+          <w:szCs w:val="24"/>
+        </w:rPr>
+      </w:pPr>
+      <w:r>
+        <w:rPr>
+          <w:rFonts w:ascii="Times New Roman" w:cs="Times New Roman" w:eastAsia="Times New Roman" w:hAnsi="Times New Roman"/>
+          <w:sz w:val="24"/>
+          <w:szCs w:val="24"/>
+          <w:rtl w:val="0"/>
+        </w:rPr>
+        <w:tab/>
+        <w:tab/>
+      </w:r>
+    </w:p>
+    <w:tbl>
+      <w:tblPr>
+        <w:tblStyle w:val="Table3"/>
+        <w:tblW w:w="7905.0" w:type="dxa"/>
+        <w:jc w:val="left"/>
+        <w:tblInd w:w="1459.9999999999998" w:type="dxa"/>
+        <w:tblBorders>
+          <w:top w:color="000000" w:space="0" w:sz="8" w:val="single"/>
+          <w:left w:color="000000" w:space="0" w:sz="8" w:val="single"/>
+          <w:bottom w:color="000000" w:space="0" w:sz="8" w:val="single"/>
+          <w:right w:color="000000" w:space="0" w:sz="8" w:val="single"/>
+          <w:insideH w:color="000000" w:space="0" w:sz="8" w:val="single"/>
+          <w:insideV w:color="000000" w:space="0" w:sz="8" w:val="single"/>
+        </w:tblBorders>
+        <w:tblLayout w:type="fixed"/>
+        <w:tblLook w:val="0600"/>
+      </w:tblPr>
+      <w:tblGrid>
+        <w:gridCol w:w="3585"/>
+        <w:gridCol w:w="4320"/>
+        <w:tblGridChange w:id="0">
+          <w:tblGrid>
+            <w:gridCol w:w="3585"/>
+            <w:gridCol w:w="4320"/>
+          </w:tblGrid>
+        </w:tblGridChange>
+      </w:tblGrid>
+      <w:tr>
+        <w:trPr>
+          <w:cantSplit w:val="0"/>
+          <w:tblHeader w:val="0"/>
+        </w:trPr>
+        <w:tc>
+          <w:tcPr>
+            <w:shd w:fill="auto" w:val="clear"/>
+            <w:tcMar>
+              <w:top w:w="100.0" w:type="dxa"/>
+              <w:left w:w="100.0" w:type="dxa"/>
+              <w:bottom w:w="100.0" w:type="dxa"/>
+              <w:right w:w="100.0" w:type="dxa"/>
+            </w:tcMar>
+            <w:vAlign w:val="top"/>
+          </w:tcPr>
+          <w:p>
+            <w:pPr>
+              <w:keepNext w:val="0"/>
+              <w:keepLines w:val="0"/>
+              <w:pageBreakBefore w:val="0"/>
+              <w:widowControl w:val="0"/>
+              <w:pBdr>
+                <w:top w:space="0" w:sz="0" w:val="nil"/>
+                <w:left w:space="0" w:sz="0" w:val="nil"/>
+                <w:bottom w:space="0" w:sz="0" w:val="nil"/>
+                <w:right w:space="0" w:sz="0" w:val="nil"/>
+                <w:between w:space="0" w:sz="0" w:val="nil"/>
+              </w:pBdr>
+              <w:shd w:fill="auto" w:val="clear"/>
+              <w:spacing w:after="0" w:before="0" w:line="240" w:lineRule="auto"/>
+              <w:ind w:left="0" w:right="0" w:firstLine="0"/>
+              <w:jc w:val="left"/>
+              <w:rPr>
+                <w:rFonts w:ascii="Times New Roman" w:cs="Times New Roman" w:eastAsia="Times New Roman" w:hAnsi="Times New Roman"/>
+                <w:sz w:val="24"/>
+                <w:szCs w:val="24"/>
+              </w:rPr>
+            </w:pPr>
+            <w:r>
+              <w:rPr>
+                <w:rFonts w:ascii="Times New Roman" w:cs="Times New Roman" w:eastAsia="Times New Roman" w:hAnsi="Times New Roman"/>
+                <w:sz w:val="24"/>
+                <w:szCs w:val="24"/>
+                <w:rtl w:val="0"/>
+              </w:rPr>
+              <w:t xml:space="preserve">Field</w:t>
+            </w:r>
+          </w:p>
+        </w:tc>
+        <w:tc>
+          <w:tcPr>
+            <w:shd w:fill="auto" w:val="clear"/>
+            <w:tcMar>
+              <w:top w:w="100.0" w:type="dxa"/>
+              <w:left w:w="100.0" w:type="dxa"/>
+              <w:bottom w:w="100.0" w:type="dxa"/>
+              <w:right w:w="100.0" w:type="dxa"/>
+            </w:tcMar>
+            <w:vAlign w:val="top"/>
+          </w:tcPr>
+          <w:p>
+            <w:pPr>
+              <w:keepNext w:val="0"/>
+              <w:keepLines w:val="0"/>
+              <w:pageBreakBefore w:val="0"/>
+              <w:widowControl w:val="0"/>
+              <w:pBdr>
+                <w:top w:space="0" w:sz="0" w:val="nil"/>
+                <w:left w:space="0" w:sz="0" w:val="nil"/>
+                <w:bottom w:space="0" w:sz="0" w:val="nil"/>
+                <w:right w:space="0" w:sz="0" w:val="nil"/>
+                <w:between w:space="0" w:sz="0" w:val="nil"/>
+              </w:pBdr>
+              <w:shd w:fill="auto" w:val="clear"/>
+              <w:spacing w:after="0" w:before="0" w:line="240" w:lineRule="auto"/>
+              <w:ind w:left="0" w:right="0" w:firstLine="0"/>
+              <w:jc w:val="left"/>
+              <w:rPr>
+                <w:rFonts w:ascii="Times New Roman" w:cs="Times New Roman" w:eastAsia="Times New Roman" w:hAnsi="Times New Roman"/>
+                <w:sz w:val="24"/>
+                <w:szCs w:val="24"/>
+              </w:rPr>
+            </w:pPr>
+            <w:r>
+              <w:rPr>
+                <w:rFonts w:ascii="Times New Roman" w:cs="Times New Roman" w:eastAsia="Times New Roman" w:hAnsi="Times New Roman"/>
+                <w:sz w:val="24"/>
+                <w:szCs w:val="24"/>
+                <w:rtl w:val="0"/>
+              </w:rPr>
+              <w:t xml:space="preserve">Type</w:t>
+            </w:r>
+          </w:p>
+        </w:tc>
+      </w:tr>
+      <w:tr>
+        <w:trPr>
+          <w:cantSplit w:val="0"/>
+          <w:tblHeader w:val="0"/>
+        </w:trPr>
+        <w:tc>
+          <w:tcPr>
+            <w:shd w:fill="auto" w:val="clear"/>
+            <w:tcMar>
+              <w:top w:w="100.0" w:type="dxa"/>
+              <w:left w:w="100.0" w:type="dxa"/>
+              <w:bottom w:w="100.0" w:type="dxa"/>
+              <w:right w:w="100.0" w:type="dxa"/>
+            </w:tcMar>
+            <w:vAlign w:val="top"/>
+          </w:tcPr>
+          <w:p>
+            <w:pPr>
+              <w:keepNext w:val="0"/>
+              <w:keepLines w:val="0"/>
+              <w:pageBreakBefore w:val="0"/>
+              <w:widowControl w:val="0"/>
+              <w:pBdr>
+                <w:top w:space="0" w:sz="0" w:val="nil"/>
+                <w:left w:space="0" w:sz="0" w:val="nil"/>
+                <w:bottom w:space="0" w:sz="0" w:val="nil"/>
+                <w:right w:space="0" w:sz="0" w:val="nil"/>
+                <w:between w:space="0" w:sz="0" w:val="nil"/>
+              </w:pBdr>
+              <w:shd w:fill="auto" w:val="clear"/>
+              <w:spacing w:after="0" w:before="0" w:line="240" w:lineRule="auto"/>
+              <w:ind w:left="0" w:right="0" w:firstLine="0"/>
+              <w:jc w:val="left"/>
+              <w:rPr>
+                <w:rFonts w:ascii="Times New Roman" w:cs="Times New Roman" w:eastAsia="Times New Roman" w:hAnsi="Times New Roman"/>
+                <w:sz w:val="24"/>
+                <w:szCs w:val="24"/>
+              </w:rPr>
+            </w:pPr>
+            <w:r>
+              <w:rPr>
+                <w:rFonts w:ascii="Times New Roman" w:cs="Times New Roman" w:eastAsia="Times New Roman" w:hAnsi="Times New Roman"/>
+                <w:sz w:val="24"/>
+                <w:szCs w:val="24"/>
+                <w:rtl w:val="0"/>
+              </w:rPr>
+              <w:t xml:space="preserve">userId</w:t>
+            </w:r>
+          </w:p>
+        </w:tc>
+        <w:tc>
+          <w:tcPr>
+            <w:shd w:fill="auto" w:val="clear"/>
+            <w:tcMar>
+              <w:top w:w="100.0" w:type="dxa"/>
+              <w:left w:w="100.0" w:type="dxa"/>
+              <w:bottom w:w="100.0" w:type="dxa"/>
+              <w:right w:w="100.0" w:type="dxa"/>
+            </w:tcMar>
+            <w:vAlign w:val="top"/>
+          </w:tcPr>
+          <w:p>
+            <w:pPr>
+              <w:keepNext w:val="0"/>
+              <w:keepLines w:val="0"/>
+              <w:pageBreakBefore w:val="0"/>
+              <w:widowControl w:val="0"/>
+              <w:pBdr>
+                <w:top w:space="0" w:sz="0" w:val="nil"/>
+                <w:left w:space="0" w:sz="0" w:val="nil"/>
+                <w:bottom w:space="0" w:sz="0" w:val="nil"/>
+                <w:right w:space="0" w:sz="0" w:val="nil"/>
+                <w:between w:space="0" w:sz="0" w:val="nil"/>
+              </w:pBdr>
+              <w:shd w:fill="auto" w:val="clear"/>
+              <w:spacing w:after="0" w:before="0" w:line="240" w:lineRule="auto"/>
+              <w:ind w:left="0" w:right="0" w:firstLine="0"/>
+              <w:jc w:val="left"/>
+              <w:rPr>
+                <w:rFonts w:ascii="Times New Roman" w:cs="Times New Roman" w:eastAsia="Times New Roman" w:hAnsi="Times New Roman"/>
+                <w:sz w:val="24"/>
+                <w:szCs w:val="24"/>
+              </w:rPr>
+            </w:pPr>
+            <w:r>
+              <w:rPr>
+                <w:rFonts w:ascii="Times New Roman" w:cs="Times New Roman" w:eastAsia="Times New Roman" w:hAnsi="Times New Roman"/>
+                <w:sz w:val="24"/>
+                <w:szCs w:val="24"/>
+                <w:rtl w:val="0"/>
+              </w:rPr>
+              <w:t xml:space="preserve">ObjectId</w:t>
+            </w:r>
+          </w:p>
+        </w:tc>
+      </w:tr>
+      <w:tr>
+        <w:trPr>
+          <w:cantSplit w:val="0"/>
+          <w:tblHeader w:val="0"/>
+        </w:trPr>
+        <w:tc>
+          <w:tcPr>
+            <w:shd w:fill="auto" w:val="clear"/>
+            <w:tcMar>
+              <w:top w:w="100.0" w:type="dxa"/>
+              <w:left w:w="100.0" w:type="dxa"/>
+              <w:bottom w:w="100.0" w:type="dxa"/>
+              <w:right w:w="100.0" w:type="dxa"/>
+            </w:tcMar>
+            <w:vAlign w:val="top"/>
+          </w:tcPr>
+          <w:p>
+            <w:pPr>
+              <w:keepNext w:val="0"/>
+              <w:keepLines w:val="0"/>
+              <w:pageBreakBefore w:val="0"/>
+              <w:widowControl w:val="0"/>
+              <w:pBdr>
+                <w:top w:space="0" w:sz="0" w:val="nil"/>
+                <w:left w:space="0" w:sz="0" w:val="nil"/>
+                <w:bottom w:space="0" w:sz="0" w:val="nil"/>
+                <w:right w:space="0" w:sz="0" w:val="nil"/>
+                <w:between w:space="0" w:sz="0" w:val="nil"/>
+              </w:pBdr>
+              <w:shd w:fill="auto" w:val="clear"/>
+              <w:spacing w:after="0" w:before="0" w:line="240" w:lineRule="auto"/>
+              <w:ind w:left="0" w:right="0" w:firstLine="0"/>
+              <w:jc w:val="left"/>
+              <w:rPr>
+                <w:rFonts w:ascii="Times New Roman" w:cs="Times New Roman" w:eastAsia="Times New Roman" w:hAnsi="Times New Roman"/>
+                <w:sz w:val="24"/>
+                <w:szCs w:val="24"/>
+              </w:rPr>
+            </w:pPr>
+            <w:r>
+              <w:rPr>
+                <w:rFonts w:ascii="Times New Roman" w:cs="Times New Roman" w:eastAsia="Times New Roman" w:hAnsi="Times New Roman"/>
+                <w:sz w:val="24"/>
+                <w:szCs w:val="24"/>
+                <w:rtl w:val="0"/>
+              </w:rPr>
+              <w:t xml:space="preserve">username</w:t>
+            </w:r>
+          </w:p>
+        </w:tc>
+        <w:tc>
+          <w:tcPr>
+            <w:shd w:fill="auto" w:val="clear"/>
+            <w:tcMar>
+              <w:top w:w="100.0" w:type="dxa"/>
+              <w:left w:w="100.0" w:type="dxa"/>
+              <w:bottom w:w="100.0" w:type="dxa"/>
+              <w:right w:w="100.0" w:type="dxa"/>
+            </w:tcMar>
+            <w:vAlign w:val="top"/>
+          </w:tcPr>
+          <w:p>
+            <w:pPr>
+              <w:keepNext w:val="0"/>
+              <w:keepLines w:val="0"/>
+              <w:pageBreakBefore w:val="0"/>
+              <w:widowControl w:val="0"/>
+              <w:pBdr>
+                <w:top w:space="0" w:sz="0" w:val="nil"/>
+                <w:left w:space="0" w:sz="0" w:val="nil"/>
+                <w:bottom w:space="0" w:sz="0" w:val="nil"/>
+                <w:right w:space="0" w:sz="0" w:val="nil"/>
+                <w:between w:space="0" w:sz="0" w:val="nil"/>
+              </w:pBdr>
+              <w:shd w:fill="auto" w:val="clear"/>
+              <w:spacing w:after="0" w:before="0" w:line="240" w:lineRule="auto"/>
+              <w:ind w:left="0" w:right="0" w:firstLine="0"/>
+              <w:jc w:val="left"/>
+              <w:rPr>
+                <w:rFonts w:ascii="Times New Roman" w:cs="Times New Roman" w:eastAsia="Times New Roman" w:hAnsi="Times New Roman"/>
+                <w:sz w:val="24"/>
+                <w:szCs w:val="24"/>
+              </w:rPr>
+            </w:pPr>
+            <w:r>
+              <w:rPr>
+                <w:rFonts w:ascii="Times New Roman" w:cs="Times New Roman" w:eastAsia="Times New Roman" w:hAnsi="Times New Roman"/>
+                <w:sz w:val="24"/>
+                <w:szCs w:val="24"/>
+                <w:rtl w:val="0"/>
+              </w:rPr>
+              <w:t xml:space="preserve">String</w:t>
+            </w:r>
+          </w:p>
+        </w:tc>
+      </w:tr>
+      <w:tr>
+        <w:trPr>
+          <w:cantSplit w:val="0"/>
+          <w:tblHeader w:val="0"/>
+        </w:trPr>
+        <w:tc>
+          <w:tcPr>
+            <w:shd w:fill="auto" w:val="clear"/>
+            <w:tcMar>
+              <w:top w:w="100.0" w:type="dxa"/>
+              <w:left w:w="100.0" w:type="dxa"/>
+              <w:bottom w:w="100.0" w:type="dxa"/>
+              <w:right w:w="100.0" w:type="dxa"/>
+            </w:tcMar>
+            <w:vAlign w:val="top"/>
+          </w:tcPr>
+          <w:p>
+            <w:pPr>
+              <w:keepNext w:val="0"/>
+              <w:keepLines w:val="0"/>
+              <w:pageBreakBefore w:val="0"/>
+              <w:widowControl w:val="0"/>
+              <w:pBdr>
+                <w:top w:space="0" w:sz="0" w:val="nil"/>
+                <w:left w:space="0" w:sz="0" w:val="nil"/>
+                <w:bottom w:space="0" w:sz="0" w:val="nil"/>
+                <w:right w:space="0" w:sz="0" w:val="nil"/>
+                <w:between w:space="0" w:sz="0" w:val="nil"/>
+              </w:pBdr>
+              <w:shd w:fill="auto" w:val="clear"/>
+              <w:spacing w:after="0" w:before="0" w:line="240" w:lineRule="auto"/>
+              <w:ind w:left="0" w:right="0" w:firstLine="0"/>
+              <w:jc w:val="left"/>
+              <w:rPr>
+                <w:rFonts w:ascii="Times New Roman" w:cs="Times New Roman" w:eastAsia="Times New Roman" w:hAnsi="Times New Roman"/>
+                <w:sz w:val="24"/>
+                <w:szCs w:val="24"/>
+              </w:rPr>
+            </w:pPr>
+            <w:r>
+              <w:rPr>
+                <w:rFonts w:ascii="Times New Roman" w:cs="Times New Roman" w:eastAsia="Times New Roman" w:hAnsi="Times New Roman"/>
+                <w:sz w:val="24"/>
+                <w:szCs w:val="24"/>
+                <w:rtl w:val="0"/>
+              </w:rPr>
+              <w:t xml:space="preserve">email</w:t>
+            </w:r>
+          </w:p>
+        </w:tc>
+        <w:tc>
+          <w:tcPr>
+            <w:shd w:fill="auto" w:val="clear"/>
+            <w:tcMar>
+              <w:top w:w="100.0" w:type="dxa"/>
+              <w:left w:w="100.0" w:type="dxa"/>
+              <w:bottom w:w="100.0" w:type="dxa"/>
+              <w:right w:w="100.0" w:type="dxa"/>
+            </w:tcMar>
+            <w:vAlign w:val="top"/>
+          </w:tcPr>
+          <w:p>
+            <w:pPr>
+              <w:keepNext w:val="0"/>
+              <w:keepLines w:val="0"/>
+              <w:pageBreakBefore w:val="0"/>
+              <w:widowControl w:val="0"/>
+              <w:pBdr>
+                <w:top w:space="0" w:sz="0" w:val="nil"/>
+                <w:left w:space="0" w:sz="0" w:val="nil"/>
+                <w:bottom w:space="0" w:sz="0" w:val="nil"/>
+                <w:right w:space="0" w:sz="0" w:val="nil"/>
+                <w:between w:space="0" w:sz="0" w:val="nil"/>
+              </w:pBdr>
+              <w:shd w:fill="auto" w:val="clear"/>
+              <w:spacing w:after="0" w:before="0" w:line="240" w:lineRule="auto"/>
+              <w:ind w:left="0" w:right="0" w:firstLine="0"/>
+              <w:jc w:val="left"/>
+              <w:rPr>
+                <w:rFonts w:ascii="Times New Roman" w:cs="Times New Roman" w:eastAsia="Times New Roman" w:hAnsi="Times New Roman"/>
+                <w:sz w:val="24"/>
+                <w:szCs w:val="24"/>
+              </w:rPr>
+            </w:pPr>
+            <w:r>
+              <w:rPr>
+                <w:rFonts w:ascii="Times New Roman" w:cs="Times New Roman" w:eastAsia="Times New Roman" w:hAnsi="Times New Roman"/>
+                <w:sz w:val="24"/>
+                <w:szCs w:val="24"/>
+                <w:rtl w:val="0"/>
+              </w:rPr>
+              <w:t xml:space="preserve">String</w:t>
+            </w:r>
+          </w:p>
+        </w:tc>
+      </w:tr>
+      <w:tr>
+        <w:trPr>
+          <w:cantSplit w:val="0"/>
+          <w:tblHeader w:val="0"/>
+        </w:trPr>
+        <w:tc>
+          <w:tcPr>
+            <w:shd w:fill="auto" w:val="clear"/>
+            <w:tcMar>
+              <w:top w:w="100.0" w:type="dxa"/>
+              <w:left w:w="100.0" w:type="dxa"/>
+              <w:bottom w:w="100.0" w:type="dxa"/>
+              <w:right w:w="100.0" w:type="dxa"/>
+            </w:tcMar>
+            <w:vAlign w:val="top"/>
+          </w:tcPr>
+          <w:p>
+            <w:pPr>
+              <w:keepNext w:val="0"/>
+              <w:keepLines w:val="0"/>
+              <w:pageBreakBefore w:val="0"/>
+              <w:widowControl w:val="0"/>
+              <w:pBdr>
+                <w:top w:space="0" w:sz="0" w:val="nil"/>
+                <w:left w:space="0" w:sz="0" w:val="nil"/>
+                <w:bottom w:space="0" w:sz="0" w:val="nil"/>
+                <w:right w:space="0" w:sz="0" w:val="nil"/>
+                <w:between w:space="0" w:sz="0" w:val="nil"/>
+              </w:pBdr>
+              <w:shd w:fill="auto" w:val="clear"/>
+              <w:spacing w:after="0" w:before="0" w:line="240" w:lineRule="auto"/>
+              <w:ind w:left="0" w:right="0" w:firstLine="0"/>
+              <w:jc w:val="left"/>
+              <w:rPr>
+                <w:rFonts w:ascii="Times New Roman" w:cs="Times New Roman" w:eastAsia="Times New Roman" w:hAnsi="Times New Roman"/>
+                <w:sz w:val="24"/>
+                <w:szCs w:val="24"/>
+              </w:rPr>
+            </w:pPr>
+            <w:r>
+              <w:rPr>
+                <w:rFonts w:ascii="Times New Roman" w:cs="Times New Roman" w:eastAsia="Times New Roman" w:hAnsi="Times New Roman"/>
+                <w:sz w:val="24"/>
+                <w:szCs w:val="24"/>
+                <w:rtl w:val="0"/>
+              </w:rPr>
+              <w:t xml:space="preserve">passwordHash</w:t>
+            </w:r>
+          </w:p>
+        </w:tc>
+        <w:tc>
+          <w:tcPr>
+            <w:shd w:fill="auto" w:val="clear"/>
+            <w:tcMar>
+              <w:top w:w="100.0" w:type="dxa"/>
+              <w:left w:w="100.0" w:type="dxa"/>
+              <w:bottom w:w="100.0" w:type="dxa"/>
+              <w:right w:w="100.0" w:type="dxa"/>
+            </w:tcMar>
+            <w:vAlign w:val="top"/>
+          </w:tcPr>
+          <w:p>
+            <w:pPr>
+              <w:keepNext w:val="0"/>
+              <w:keepLines w:val="0"/>
+              <w:pageBreakBefore w:val="0"/>
+              <w:widowControl w:val="0"/>
+              <w:pBdr>
+                <w:top w:space="0" w:sz="0" w:val="nil"/>
+                <w:left w:space="0" w:sz="0" w:val="nil"/>
+                <w:bottom w:space="0" w:sz="0" w:val="nil"/>
+                <w:right w:space="0" w:sz="0" w:val="nil"/>
+                <w:between w:space="0" w:sz="0" w:val="nil"/>
+              </w:pBdr>
+              <w:shd w:fill="auto" w:val="clear"/>
+              <w:spacing w:after="0" w:before="0" w:line="240" w:lineRule="auto"/>
+              <w:ind w:left="0" w:right="0" w:firstLine="0"/>
+              <w:jc w:val="left"/>
+              <w:rPr>
+                <w:rFonts w:ascii="Times New Roman" w:cs="Times New Roman" w:eastAsia="Times New Roman" w:hAnsi="Times New Roman"/>
+                <w:sz w:val="24"/>
+                <w:szCs w:val="24"/>
+              </w:rPr>
+            </w:pPr>
+            <w:r>
+              <w:rPr>
+                <w:rFonts w:ascii="Times New Roman" w:cs="Times New Roman" w:eastAsia="Times New Roman" w:hAnsi="Times New Roman"/>
+                <w:sz w:val="24"/>
+                <w:szCs w:val="24"/>
+                <w:rtl w:val="0"/>
+              </w:rPr>
+              <w:t xml:space="preserve">String</w:t>
+            </w:r>
+          </w:p>
+        </w:tc>
+      </w:tr>
+      <w:tr>
+        <w:trPr>
+          <w:cantSplit w:val="0"/>
+          <w:tblHeader w:val="0"/>
+        </w:trPr>
+        <w:tc>
+          <w:tcPr>
+            <w:shd w:fill="auto" w:val="clear"/>
+            <w:tcMar>
+              <w:top w:w="100.0" w:type="dxa"/>
+              <w:left w:w="100.0" w:type="dxa"/>
+              <w:bottom w:w="100.0" w:type="dxa"/>
+              <w:right w:w="100.0" w:type="dxa"/>
+            </w:tcMar>
+            <w:vAlign w:val="top"/>
+          </w:tcPr>
+          <w:p>
+            <w:pPr>
+              <w:keepNext w:val="0"/>
+              <w:keepLines w:val="0"/>
+              <w:pageBreakBefore w:val="0"/>
+              <w:widowControl w:val="0"/>
+              <w:pBdr>
+                <w:top w:space="0" w:sz="0" w:val="nil"/>
+                <w:left w:space="0" w:sz="0" w:val="nil"/>
+                <w:bottom w:space="0" w:sz="0" w:val="nil"/>
+                <w:right w:space="0" w:sz="0" w:val="nil"/>
+                <w:between w:space="0" w:sz="0" w:val="nil"/>
+              </w:pBdr>
+              <w:shd w:fill="auto" w:val="clear"/>
+              <w:spacing w:after="0" w:before="0" w:line="240" w:lineRule="auto"/>
+              <w:ind w:left="0" w:right="0" w:firstLine="0"/>
+              <w:jc w:val="left"/>
+              <w:rPr>
+                <w:rFonts w:ascii="Times New Roman" w:cs="Times New Roman" w:eastAsia="Times New Roman" w:hAnsi="Times New Roman"/>
+                <w:sz w:val="24"/>
+                <w:szCs w:val="24"/>
+              </w:rPr>
+            </w:pPr>
+            <w:r>
+              <w:rPr>
+                <w:rFonts w:ascii="Times New Roman" w:cs="Times New Roman" w:eastAsia="Times New Roman" w:hAnsi="Times New Roman"/>
+                <w:sz w:val="24"/>
+                <w:szCs w:val="24"/>
+                <w:rtl w:val="0"/>
+              </w:rPr>
+              <w:t xml:space="preserve">role</w:t>
+            </w:r>
+          </w:p>
+        </w:tc>
+        <w:tc>
+          <w:tcPr>
+            <w:shd w:fill="auto" w:val="clear"/>
+            <w:tcMar>
+              <w:top w:w="100.0" w:type="dxa"/>
+              <w:left w:w="100.0" w:type="dxa"/>
+              <w:bottom w:w="100.0" w:type="dxa"/>
+              <w:right w:w="100.0" w:type="dxa"/>
+            </w:tcMar>
+            <w:vAlign w:val="top"/>
+          </w:tcPr>
+          <w:p>
+            <w:pPr>
+              <w:keepNext w:val="0"/>
+              <w:keepLines w:val="0"/>
+              <w:pageBreakBefore w:val="0"/>
+              <w:widowControl w:val="0"/>
+              <w:pBdr>
+                <w:top w:space="0" w:sz="0" w:val="nil"/>
+                <w:left w:space="0" w:sz="0" w:val="nil"/>
+                <w:bottom w:space="0" w:sz="0" w:val="nil"/>
+                <w:right w:space="0" w:sz="0" w:val="nil"/>
+                <w:between w:space="0" w:sz="0" w:val="nil"/>
+              </w:pBdr>
+              <w:shd w:fill="auto" w:val="clear"/>
+              <w:spacing w:after="0" w:before="0" w:line="240" w:lineRule="auto"/>
+              <w:ind w:left="0" w:right="0" w:firstLine="0"/>
+              <w:jc w:val="left"/>
+              <w:rPr>
+                <w:rFonts w:ascii="Times New Roman" w:cs="Times New Roman" w:eastAsia="Times New Roman" w:hAnsi="Times New Roman"/>
+                <w:sz w:val="24"/>
+                <w:szCs w:val="24"/>
+              </w:rPr>
+            </w:pPr>
+            <w:r>
+              <w:rPr>
+                <w:rFonts w:ascii="Times New Roman" w:cs="Times New Roman" w:eastAsia="Times New Roman" w:hAnsi="Times New Roman"/>
+                <w:sz w:val="24"/>
+                <w:szCs w:val="24"/>
+                <w:rtl w:val="0"/>
+              </w:rPr>
+              <w:t xml:space="preserve">String</w:t>
+            </w:r>
+          </w:p>
+        </w:tc>
+      </w:tr>
+      <w:tr>
+        <w:trPr>
+          <w:cantSplit w:val="0"/>
+          <w:tblHeader w:val="0"/>
+        </w:trPr>
+        <w:tc>
+          <w:tcPr>
+            <w:shd w:fill="auto" w:val="clear"/>
+            <w:tcMar>
+              <w:top w:w="100.0" w:type="dxa"/>
+              <w:left w:w="100.0" w:type="dxa"/>
+              <w:bottom w:w="100.0" w:type="dxa"/>
+              <w:right w:w="100.0" w:type="dxa"/>
+            </w:tcMar>
+            <w:vAlign w:val="top"/>
+          </w:tcPr>
+          <w:p>
+            <w:pPr>
+              <w:keepNext w:val="0"/>
+              <w:keepLines w:val="0"/>
+              <w:pageBreakBefore w:val="0"/>
+              <w:widowControl w:val="0"/>
+              <w:pBdr>
+                <w:top w:space="0" w:sz="0" w:val="nil"/>
+                <w:left w:space="0" w:sz="0" w:val="nil"/>
+                <w:bottom w:space="0" w:sz="0" w:val="nil"/>
+                <w:right w:space="0" w:sz="0" w:val="nil"/>
+                <w:between w:space="0" w:sz="0" w:val="nil"/>
+              </w:pBdr>
+              <w:shd w:fill="auto" w:val="clear"/>
+              <w:spacing w:after="0" w:before="0" w:line="240" w:lineRule="auto"/>
+              <w:ind w:left="0" w:right="0" w:firstLine="0"/>
+              <w:jc w:val="left"/>
+              <w:rPr>
+                <w:rFonts w:ascii="Times New Roman" w:cs="Times New Roman" w:eastAsia="Times New Roman" w:hAnsi="Times New Roman"/>
+                <w:sz w:val="24"/>
+                <w:szCs w:val="24"/>
+              </w:rPr>
+            </w:pPr>
+            <w:r>
+              <w:rPr>
+                <w:rFonts w:ascii="Times New Roman" w:cs="Times New Roman" w:eastAsia="Times New Roman" w:hAnsi="Times New Roman"/>
+                <w:sz w:val="24"/>
+                <w:szCs w:val="24"/>
+                <w:rtl w:val="0"/>
+              </w:rPr>
+              <w:t xml:space="preserve">createdDate</w:t>
+            </w:r>
+          </w:p>
+        </w:tc>
+        <w:tc>
+          <w:tcPr>
+            <w:shd w:fill="auto" w:val="clear"/>
+            <w:tcMar>
+              <w:top w:w="100.0" w:type="dxa"/>
+              <w:left w:w="100.0" w:type="dxa"/>
+              <w:bottom w:w="100.0" w:type="dxa"/>
+              <w:right w:w="100.0" w:type="dxa"/>
+            </w:tcMar>
+            <w:vAlign w:val="top"/>
+          </w:tcPr>
+          <w:p>
+            <w:pPr>
+              <w:keepNext w:val="0"/>
+              <w:keepLines w:val="0"/>
+              <w:pageBreakBefore w:val="0"/>
+              <w:widowControl w:val="0"/>
+              <w:pBdr>
+                <w:top w:space="0" w:sz="0" w:val="nil"/>
+                <w:left w:space="0" w:sz="0" w:val="nil"/>
+                <w:bottom w:space="0" w:sz="0" w:val="nil"/>
+                <w:right w:space="0" w:sz="0" w:val="nil"/>
+                <w:between w:space="0" w:sz="0" w:val="nil"/>
+              </w:pBdr>
+              <w:shd w:fill="auto" w:val="clear"/>
+              <w:spacing w:after="0" w:before="0" w:line="240" w:lineRule="auto"/>
+              <w:ind w:left="0" w:right="0" w:firstLine="0"/>
+              <w:jc w:val="left"/>
+              <w:rPr>
+                <w:rFonts w:ascii="Times New Roman" w:cs="Times New Roman" w:eastAsia="Times New Roman" w:hAnsi="Times New Roman"/>
+                <w:sz w:val="24"/>
+                <w:szCs w:val="24"/>
+              </w:rPr>
+            </w:pPr>
+            <w:r>
+              <w:rPr>
+                <w:rFonts w:ascii="Times New Roman" w:cs="Times New Roman" w:eastAsia="Times New Roman" w:hAnsi="Times New Roman"/>
+                <w:sz w:val="24"/>
+                <w:szCs w:val="24"/>
+                <w:rtl w:val="0"/>
+              </w:rPr>
+              <w:t xml:space="preserve">Date</w:t>
+            </w:r>
+          </w:p>
+        </w:tc>
+      </w:tr>
+    </w:tbl>
+    <w:p>
+      <w:pPr>
+        <w:ind w:left="0" w:firstLine="0"/>
+        <w:rPr/>
+      </w:pPr>
+      <w:r>
+        <w:rPr>
+          <w:rtl w:val="0"/>
+        </w:rPr>
+      </w:r>
+    </w:p>
+    <w:p>
+      <w:pPr>
         <w:spacing w:line="276" w:lineRule="auto"/>
         <w:ind w:left="1440" w:firstLine="0"/>
         <w:rPr>
@@ -8376,7 +9344,16 @@
           <w:szCs w:val="24"/>
           <w:rtl w:val="0"/>
         </w:rPr>
-        <w:t xml:space="preserve">User:</w:t>
+        <w:t xml:space="preserve">Project Collection</w:t>
+      </w:r>
+      <w:r>
+        <w:rPr>
+          <w:rFonts w:ascii="Times New Roman" w:cs="Times New Roman" w:eastAsia="Times New Roman" w:hAnsi="Times New Roman"/>
+          <w:sz w:val="24"/>
+          <w:szCs w:val="24"/>
+          <w:rtl w:val="0"/>
+        </w:rPr>
+        <w:t xml:space="preserve">:</w:t>
       </w:r>
     </w:p>
     <w:p>
@@ -8399,7 +9376,7 @@
     </w:p>
     <w:tbl>
       <w:tblPr>
-        <w:tblStyle w:val="Table3"/>
+        <w:tblStyle w:val="Table4"/>
         <w:tblW w:w="7905.0" w:type="dxa"/>
         <w:jc w:val="left"/>
         <w:tblInd w:w="1455.0" w:type="dxa"/>
@@ -8566,7 +9543,7 @@
                 <w:szCs w:val="24"/>
                 <w:rtl w:val="0"/>
               </w:rPr>
-              <w:t xml:space="preserve">userId</w:t>
+              <w:t xml:space="preserve">projectId</w:t>
             </w:r>
           </w:p>
         </w:tc>
@@ -8662,7 +9639,7 @@
                 <w:szCs w:val="24"/>
                 <w:rtl w:val="0"/>
               </w:rPr>
-              <w:t xml:space="preserve">username</w:t>
+              <w:t xml:space="preserve">ownerId</w:t>
             </w:r>
           </w:p>
         </w:tc>
@@ -8707,7 +9684,7 @@
                 <w:szCs w:val="24"/>
                 <w:rtl w:val="0"/>
               </w:rPr>
-              <w:t xml:space="preserve">String</w:t>
+              <w:t xml:space="preserve">ObjectId</w:t>
             </w:r>
           </w:p>
         </w:tc>
@@ -8758,7 +9735,7 @@
                 <w:szCs w:val="24"/>
                 <w:rtl w:val="0"/>
               </w:rPr>
-              <w:t xml:space="preserve">email</w:t>
+              <w:t xml:space="preserve">Project name</w:t>
             </w:r>
           </w:p>
         </w:tc>
@@ -8854,7 +9831,7 @@
                 <w:szCs w:val="24"/>
                 <w:rtl w:val="0"/>
               </w:rPr>
-              <w:t xml:space="preserve">passwordHash</w:t>
+              <w:t xml:space="preserve">description</w:t>
             </w:r>
           </w:p>
         </w:tc>
@@ -8950,7 +9927,7 @@
                 <w:szCs w:val="24"/>
                 <w:rtl w:val="0"/>
               </w:rPr>
-              <w:t xml:space="preserve">role</w:t>
+              <w:t xml:space="preserve">createDate</w:t>
             </w:r>
           </w:p>
         </w:tc>
@@ -8995,7 +9972,7 @@
                 <w:szCs w:val="24"/>
                 <w:rtl w:val="0"/>
               </w:rPr>
-              <w:t xml:space="preserve">String</w:t>
+              <w:t xml:space="preserve">Date</w:t>
             </w:r>
           </w:p>
         </w:tc>
@@ -9057,673 +10034,6 @@
           <w:rtl w:val="0"/>
         </w:rPr>
         <w:t xml:space="preserve">Document Collection</w:t>
-      </w:r>
-    </w:p>
-    <w:p>
-      <w:pPr>
-        <w:pageBreakBefore w:val="0"/>
-        <w:widowControl w:val="0"/>
-        <w:spacing w:line="276" w:lineRule="auto"/>
-        <w:ind w:left="1440" w:firstLine="0"/>
-        <w:rPr>
-          <w:rFonts w:ascii="Times New Roman" w:cs="Times New Roman" w:eastAsia="Times New Roman" w:hAnsi="Times New Roman"/>
-          <w:sz w:val="24"/>
-          <w:szCs w:val="24"/>
-        </w:rPr>
-      </w:pPr>
-      <w:r>
-        <w:rPr>
-          <w:rtl w:val="0"/>
-        </w:rPr>
-      </w:r>
-    </w:p>
-    <w:tbl>
-      <w:tblPr>
-        <w:tblStyle w:val="Table4"/>
-        <w:tblW w:w="7943.0" w:type="dxa"/>
-        <w:jc w:val="left"/>
-        <w:tblInd w:w="1440.0" w:type="dxa"/>
-        <w:tblBorders>
-          <w:top w:color="000000" w:space="0" w:sz="8" w:val="single"/>
-          <w:left w:color="000000" w:space="0" w:sz="8" w:val="single"/>
-          <w:bottom w:color="000000" w:space="0" w:sz="8" w:val="single"/>
-          <w:right w:color="000000" w:space="0" w:sz="8" w:val="single"/>
-          <w:insideH w:color="000000" w:space="0" w:sz="8" w:val="single"/>
-          <w:insideV w:color="000000" w:space="0" w:sz="8" w:val="single"/>
-        </w:tblBorders>
-        <w:tblLayout w:type="fixed"/>
-        <w:tblLook w:val="0600"/>
-      </w:tblPr>
-      <w:tblGrid>
-        <w:gridCol w:w="3971.5"/>
-        <w:gridCol w:w="3971.5"/>
-        <w:tblGridChange w:id="0">
-          <w:tblGrid>
-            <w:gridCol w:w="3971.5"/>
-            <w:gridCol w:w="3971.5"/>
-          </w:tblGrid>
-        </w:tblGridChange>
-      </w:tblGrid>
-      <w:tr>
-        <w:trPr>
-          <w:cantSplit w:val="0"/>
-          <w:tblHeader w:val="0"/>
-        </w:trPr>
-        <w:tc>
-          <w:tcPr>
-            <w:shd w:fill="auto" w:val="clear"/>
-            <w:tcMar>
-              <w:top w:w="100.0" w:type="dxa"/>
-              <w:left w:w="100.0" w:type="dxa"/>
-              <w:bottom w:w="100.0" w:type="dxa"/>
-              <w:right w:w="100.0" w:type="dxa"/>
-            </w:tcMar>
-            <w:vAlign w:val="top"/>
-          </w:tcPr>
-          <w:p>
-            <w:pPr>
-              <w:keepNext w:val="0"/>
-              <w:keepLines w:val="0"/>
-              <w:pageBreakBefore w:val="0"/>
-              <w:widowControl w:val="0"/>
-              <w:pBdr>
-                <w:top w:space="0" w:sz="0" w:val="nil"/>
-                <w:left w:space="0" w:sz="0" w:val="nil"/>
-                <w:bottom w:space="0" w:sz="0" w:val="nil"/>
-                <w:right w:space="0" w:sz="0" w:val="nil"/>
-                <w:between w:space="0" w:sz="0" w:val="nil"/>
-              </w:pBdr>
-              <w:shd w:fill="auto" w:val="clear"/>
-              <w:spacing w:after="0" w:before="0" w:line="276" w:lineRule="auto"/>
-              <w:ind w:left="0" w:right="0" w:firstLine="0"/>
-              <w:jc w:val="left"/>
-              <w:rPr>
-                <w:rFonts w:ascii="Times New Roman" w:cs="Times New Roman" w:eastAsia="Times New Roman" w:hAnsi="Times New Roman"/>
-                <w:sz w:val="24"/>
-                <w:szCs w:val="24"/>
-              </w:rPr>
-            </w:pPr>
-            <w:r>
-              <w:rPr>
-                <w:rFonts w:ascii="Times New Roman" w:cs="Times New Roman" w:eastAsia="Times New Roman" w:hAnsi="Times New Roman"/>
-                <w:sz w:val="24"/>
-                <w:szCs w:val="24"/>
-                <w:rtl w:val="0"/>
-              </w:rPr>
-              <w:t xml:space="preserve">Field</w:t>
-            </w:r>
-          </w:p>
-        </w:tc>
-        <w:tc>
-          <w:tcPr>
-            <w:shd w:fill="auto" w:val="clear"/>
-            <w:tcMar>
-              <w:top w:w="100.0" w:type="dxa"/>
-              <w:left w:w="100.0" w:type="dxa"/>
-              <w:bottom w:w="100.0" w:type="dxa"/>
-              <w:right w:w="100.0" w:type="dxa"/>
-            </w:tcMar>
-            <w:vAlign w:val="top"/>
-          </w:tcPr>
-          <w:p>
-            <w:pPr>
-              <w:keepNext w:val="0"/>
-              <w:keepLines w:val="0"/>
-              <w:pageBreakBefore w:val="0"/>
-              <w:widowControl w:val="0"/>
-              <w:pBdr>
-                <w:top w:space="0" w:sz="0" w:val="nil"/>
-                <w:left w:space="0" w:sz="0" w:val="nil"/>
-                <w:bottom w:space="0" w:sz="0" w:val="nil"/>
-                <w:right w:space="0" w:sz="0" w:val="nil"/>
-                <w:between w:space="0" w:sz="0" w:val="nil"/>
-              </w:pBdr>
-              <w:shd w:fill="auto" w:val="clear"/>
-              <w:spacing w:after="0" w:before="0" w:line="276" w:lineRule="auto"/>
-              <w:ind w:left="0" w:right="0" w:firstLine="0"/>
-              <w:jc w:val="left"/>
-              <w:rPr>
-                <w:rFonts w:ascii="Times New Roman" w:cs="Times New Roman" w:eastAsia="Times New Roman" w:hAnsi="Times New Roman"/>
-                <w:sz w:val="24"/>
-                <w:szCs w:val="24"/>
-              </w:rPr>
-            </w:pPr>
-            <w:r>
-              <w:rPr>
-                <w:rFonts w:ascii="Times New Roman" w:cs="Times New Roman" w:eastAsia="Times New Roman" w:hAnsi="Times New Roman"/>
-                <w:sz w:val="24"/>
-                <w:szCs w:val="24"/>
-                <w:rtl w:val="0"/>
-              </w:rPr>
-              <w:t xml:space="preserve">Type</w:t>
-            </w:r>
-          </w:p>
-        </w:tc>
-      </w:tr>
-      <w:tr>
-        <w:trPr>
-          <w:cantSplit w:val="0"/>
-          <w:tblHeader w:val="0"/>
-        </w:trPr>
-        <w:tc>
-          <w:tcPr>
-            <w:shd w:fill="auto" w:val="clear"/>
-            <w:tcMar>
-              <w:top w:w="100.0" w:type="dxa"/>
-              <w:left w:w="100.0" w:type="dxa"/>
-              <w:bottom w:w="100.0" w:type="dxa"/>
-              <w:right w:w="100.0" w:type="dxa"/>
-            </w:tcMar>
-            <w:vAlign w:val="top"/>
-          </w:tcPr>
-          <w:p>
-            <w:pPr>
-              <w:keepNext w:val="0"/>
-              <w:keepLines w:val="0"/>
-              <w:pageBreakBefore w:val="0"/>
-              <w:widowControl w:val="0"/>
-              <w:pBdr>
-                <w:top w:space="0" w:sz="0" w:val="nil"/>
-                <w:left w:space="0" w:sz="0" w:val="nil"/>
-                <w:bottom w:space="0" w:sz="0" w:val="nil"/>
-                <w:right w:space="0" w:sz="0" w:val="nil"/>
-                <w:between w:space="0" w:sz="0" w:val="nil"/>
-              </w:pBdr>
-              <w:shd w:fill="auto" w:val="clear"/>
-              <w:spacing w:after="0" w:before="0" w:line="276" w:lineRule="auto"/>
-              <w:ind w:left="0" w:right="0" w:firstLine="0"/>
-              <w:jc w:val="left"/>
-              <w:rPr>
-                <w:rFonts w:ascii="Times New Roman" w:cs="Times New Roman" w:eastAsia="Times New Roman" w:hAnsi="Times New Roman"/>
-                <w:sz w:val="24"/>
-                <w:szCs w:val="24"/>
-              </w:rPr>
-            </w:pPr>
-            <w:r>
-              <w:rPr>
-                <w:rFonts w:ascii="Times New Roman" w:cs="Times New Roman" w:eastAsia="Times New Roman" w:hAnsi="Times New Roman"/>
-                <w:sz w:val="24"/>
-                <w:szCs w:val="24"/>
-                <w:rtl w:val="0"/>
-              </w:rPr>
-              <w:t xml:space="preserve">documentld</w:t>
-            </w:r>
-            <w:r>
-              <w:rPr>
-                <w:rtl w:val="0"/>
-              </w:rPr>
-            </w:r>
-          </w:p>
-        </w:tc>
-        <w:tc>
-          <w:tcPr>
-            <w:shd w:fill="auto" w:val="clear"/>
-            <w:tcMar>
-              <w:top w:w="100.0" w:type="dxa"/>
-              <w:left w:w="100.0" w:type="dxa"/>
-              <w:bottom w:w="100.0" w:type="dxa"/>
-              <w:right w:w="100.0" w:type="dxa"/>
-            </w:tcMar>
-            <w:vAlign w:val="top"/>
-          </w:tcPr>
-          <w:p>
-            <w:pPr>
-              <w:keepNext w:val="0"/>
-              <w:keepLines w:val="0"/>
-              <w:pageBreakBefore w:val="0"/>
-              <w:widowControl w:val="0"/>
-              <w:pBdr>
-                <w:top w:space="0" w:sz="0" w:val="nil"/>
-                <w:left w:space="0" w:sz="0" w:val="nil"/>
-                <w:bottom w:space="0" w:sz="0" w:val="nil"/>
-                <w:right w:space="0" w:sz="0" w:val="nil"/>
-                <w:between w:space="0" w:sz="0" w:val="nil"/>
-              </w:pBdr>
-              <w:shd w:fill="auto" w:val="clear"/>
-              <w:spacing w:after="0" w:before="0" w:line="276" w:lineRule="auto"/>
-              <w:ind w:left="0" w:right="0" w:firstLine="0"/>
-              <w:jc w:val="left"/>
-              <w:rPr>
-                <w:rFonts w:ascii="Times New Roman" w:cs="Times New Roman" w:eastAsia="Times New Roman" w:hAnsi="Times New Roman"/>
-                <w:sz w:val="24"/>
-                <w:szCs w:val="24"/>
-              </w:rPr>
-            </w:pPr>
-            <w:r>
-              <w:rPr>
-                <w:rFonts w:ascii="Times New Roman" w:cs="Times New Roman" w:eastAsia="Times New Roman" w:hAnsi="Times New Roman"/>
-                <w:sz w:val="24"/>
-                <w:szCs w:val="24"/>
-                <w:rtl w:val="0"/>
-              </w:rPr>
-              <w:t xml:space="preserve">Objectld</w:t>
-            </w:r>
-          </w:p>
-        </w:tc>
-      </w:tr>
-      <w:tr>
-        <w:trPr>
-          <w:cantSplit w:val="0"/>
-          <w:tblHeader w:val="0"/>
-        </w:trPr>
-        <w:tc>
-          <w:tcPr>
-            <w:shd w:fill="auto" w:val="clear"/>
-            <w:tcMar>
-              <w:top w:w="100.0" w:type="dxa"/>
-              <w:left w:w="100.0" w:type="dxa"/>
-              <w:bottom w:w="100.0" w:type="dxa"/>
-              <w:right w:w="100.0" w:type="dxa"/>
-            </w:tcMar>
-            <w:vAlign w:val="top"/>
-          </w:tcPr>
-          <w:p>
-            <w:pPr>
-              <w:keepNext w:val="0"/>
-              <w:keepLines w:val="0"/>
-              <w:pageBreakBefore w:val="0"/>
-              <w:widowControl w:val="0"/>
-              <w:pBdr>
-                <w:top w:space="0" w:sz="0" w:val="nil"/>
-                <w:left w:space="0" w:sz="0" w:val="nil"/>
-                <w:bottom w:space="0" w:sz="0" w:val="nil"/>
-                <w:right w:space="0" w:sz="0" w:val="nil"/>
-                <w:between w:space="0" w:sz="0" w:val="nil"/>
-              </w:pBdr>
-              <w:shd w:fill="auto" w:val="clear"/>
-              <w:spacing w:after="0" w:before="0" w:line="276" w:lineRule="auto"/>
-              <w:ind w:left="0" w:right="0" w:firstLine="0"/>
-              <w:jc w:val="left"/>
-              <w:rPr>
-                <w:rFonts w:ascii="Times New Roman" w:cs="Times New Roman" w:eastAsia="Times New Roman" w:hAnsi="Times New Roman"/>
-                <w:sz w:val="24"/>
-                <w:szCs w:val="24"/>
-              </w:rPr>
-            </w:pPr>
-            <w:r>
-              <w:rPr>
-                <w:rFonts w:ascii="Times New Roman" w:cs="Times New Roman" w:eastAsia="Times New Roman" w:hAnsi="Times New Roman"/>
-                <w:sz w:val="24"/>
-                <w:szCs w:val="24"/>
-                <w:rtl w:val="0"/>
-              </w:rPr>
-              <w:t xml:space="preserve">filename</w:t>
-            </w:r>
-          </w:p>
-        </w:tc>
-        <w:tc>
-          <w:tcPr>
-            <w:shd w:fill="auto" w:val="clear"/>
-            <w:tcMar>
-              <w:top w:w="100.0" w:type="dxa"/>
-              <w:left w:w="100.0" w:type="dxa"/>
-              <w:bottom w:w="100.0" w:type="dxa"/>
-              <w:right w:w="100.0" w:type="dxa"/>
-            </w:tcMar>
-            <w:vAlign w:val="top"/>
-          </w:tcPr>
-          <w:p>
-            <w:pPr>
-              <w:keepNext w:val="0"/>
-              <w:keepLines w:val="0"/>
-              <w:pageBreakBefore w:val="0"/>
-              <w:widowControl w:val="0"/>
-              <w:pBdr>
-                <w:top w:space="0" w:sz="0" w:val="nil"/>
-                <w:left w:space="0" w:sz="0" w:val="nil"/>
-                <w:bottom w:space="0" w:sz="0" w:val="nil"/>
-                <w:right w:space="0" w:sz="0" w:val="nil"/>
-                <w:between w:space="0" w:sz="0" w:val="nil"/>
-              </w:pBdr>
-              <w:shd w:fill="auto" w:val="clear"/>
-              <w:spacing w:after="0" w:before="0" w:line="276" w:lineRule="auto"/>
-              <w:ind w:left="0" w:right="0" w:firstLine="0"/>
-              <w:jc w:val="left"/>
-              <w:rPr>
-                <w:rFonts w:ascii="Times New Roman" w:cs="Times New Roman" w:eastAsia="Times New Roman" w:hAnsi="Times New Roman"/>
-                <w:sz w:val="24"/>
-                <w:szCs w:val="24"/>
-              </w:rPr>
-            </w:pPr>
-            <w:r>
-              <w:rPr>
-                <w:rFonts w:ascii="Times New Roman" w:cs="Times New Roman" w:eastAsia="Times New Roman" w:hAnsi="Times New Roman"/>
-                <w:sz w:val="24"/>
-                <w:szCs w:val="24"/>
-                <w:rtl w:val="0"/>
-              </w:rPr>
-              <w:t xml:space="preserve">String</w:t>
-            </w:r>
-          </w:p>
-        </w:tc>
-      </w:tr>
-      <w:tr>
-        <w:trPr>
-          <w:cantSplit w:val="0"/>
-          <w:tblHeader w:val="0"/>
-        </w:trPr>
-        <w:tc>
-          <w:tcPr>
-            <w:shd w:fill="auto" w:val="clear"/>
-            <w:tcMar>
-              <w:top w:w="100.0" w:type="dxa"/>
-              <w:left w:w="100.0" w:type="dxa"/>
-              <w:bottom w:w="100.0" w:type="dxa"/>
-              <w:right w:w="100.0" w:type="dxa"/>
-            </w:tcMar>
-            <w:vAlign w:val="top"/>
-          </w:tcPr>
-          <w:p>
-            <w:pPr>
-              <w:keepNext w:val="0"/>
-              <w:keepLines w:val="0"/>
-              <w:pageBreakBefore w:val="0"/>
-              <w:widowControl w:val="0"/>
-              <w:pBdr>
-                <w:top w:space="0" w:sz="0" w:val="nil"/>
-                <w:left w:space="0" w:sz="0" w:val="nil"/>
-                <w:bottom w:space="0" w:sz="0" w:val="nil"/>
-                <w:right w:space="0" w:sz="0" w:val="nil"/>
-                <w:between w:space="0" w:sz="0" w:val="nil"/>
-              </w:pBdr>
-              <w:shd w:fill="auto" w:val="clear"/>
-              <w:spacing w:after="0" w:before="0" w:line="276" w:lineRule="auto"/>
-              <w:ind w:left="0" w:right="0" w:firstLine="0"/>
-              <w:jc w:val="left"/>
-              <w:rPr>
-                <w:rFonts w:ascii="Times New Roman" w:cs="Times New Roman" w:eastAsia="Times New Roman" w:hAnsi="Times New Roman"/>
-                <w:sz w:val="24"/>
-                <w:szCs w:val="24"/>
-              </w:rPr>
-            </w:pPr>
-            <w:r>
-              <w:rPr>
-                <w:rFonts w:ascii="Times New Roman" w:cs="Times New Roman" w:eastAsia="Times New Roman" w:hAnsi="Times New Roman"/>
-                <w:sz w:val="24"/>
-                <w:szCs w:val="24"/>
-                <w:rtl w:val="0"/>
-              </w:rPr>
-              <w:t xml:space="preserve">uploadDate</w:t>
-            </w:r>
-          </w:p>
-        </w:tc>
-        <w:tc>
-          <w:tcPr>
-            <w:shd w:fill="auto" w:val="clear"/>
-            <w:tcMar>
-              <w:top w:w="100.0" w:type="dxa"/>
-              <w:left w:w="100.0" w:type="dxa"/>
-              <w:bottom w:w="100.0" w:type="dxa"/>
-              <w:right w:w="100.0" w:type="dxa"/>
-            </w:tcMar>
-            <w:vAlign w:val="top"/>
-          </w:tcPr>
-          <w:p>
-            <w:pPr>
-              <w:keepNext w:val="0"/>
-              <w:keepLines w:val="0"/>
-              <w:pageBreakBefore w:val="0"/>
-              <w:widowControl w:val="0"/>
-              <w:pBdr>
-                <w:top w:space="0" w:sz="0" w:val="nil"/>
-                <w:left w:space="0" w:sz="0" w:val="nil"/>
-                <w:bottom w:space="0" w:sz="0" w:val="nil"/>
-                <w:right w:space="0" w:sz="0" w:val="nil"/>
-                <w:between w:space="0" w:sz="0" w:val="nil"/>
-              </w:pBdr>
-              <w:shd w:fill="auto" w:val="clear"/>
-              <w:spacing w:after="0" w:before="0" w:line="276" w:lineRule="auto"/>
-              <w:ind w:left="0" w:right="0" w:firstLine="0"/>
-              <w:jc w:val="left"/>
-              <w:rPr>
-                <w:rFonts w:ascii="Times New Roman" w:cs="Times New Roman" w:eastAsia="Times New Roman" w:hAnsi="Times New Roman"/>
-                <w:sz w:val="24"/>
-                <w:szCs w:val="24"/>
-              </w:rPr>
-            </w:pPr>
-            <w:r>
-              <w:rPr>
-                <w:rFonts w:ascii="Times New Roman" w:cs="Times New Roman" w:eastAsia="Times New Roman" w:hAnsi="Times New Roman"/>
-                <w:sz w:val="24"/>
-                <w:szCs w:val="24"/>
-                <w:rtl w:val="0"/>
-              </w:rPr>
-              <w:t xml:space="preserve">Date</w:t>
-            </w:r>
-          </w:p>
-        </w:tc>
-      </w:tr>
-      <w:tr>
-        <w:trPr>
-          <w:cantSplit w:val="0"/>
-          <w:tblHeader w:val="0"/>
-        </w:trPr>
-        <w:tc>
-          <w:tcPr>
-            <w:shd w:fill="auto" w:val="clear"/>
-            <w:tcMar>
-              <w:top w:w="100.0" w:type="dxa"/>
-              <w:left w:w="100.0" w:type="dxa"/>
-              <w:bottom w:w="100.0" w:type="dxa"/>
-              <w:right w:w="100.0" w:type="dxa"/>
-            </w:tcMar>
-            <w:vAlign w:val="top"/>
-          </w:tcPr>
-          <w:p>
-            <w:pPr>
-              <w:keepNext w:val="0"/>
-              <w:keepLines w:val="0"/>
-              <w:pageBreakBefore w:val="0"/>
-              <w:widowControl w:val="0"/>
-              <w:pBdr>
-                <w:top w:space="0" w:sz="0" w:val="nil"/>
-                <w:left w:space="0" w:sz="0" w:val="nil"/>
-                <w:bottom w:space="0" w:sz="0" w:val="nil"/>
-                <w:right w:space="0" w:sz="0" w:val="nil"/>
-                <w:between w:space="0" w:sz="0" w:val="nil"/>
-              </w:pBdr>
-              <w:shd w:fill="auto" w:val="clear"/>
-              <w:spacing w:after="0" w:before="0" w:line="276" w:lineRule="auto"/>
-              <w:ind w:left="0" w:right="0" w:firstLine="0"/>
-              <w:jc w:val="left"/>
-              <w:rPr>
-                <w:rFonts w:ascii="Times New Roman" w:cs="Times New Roman" w:eastAsia="Times New Roman" w:hAnsi="Times New Roman"/>
-                <w:sz w:val="24"/>
-                <w:szCs w:val="24"/>
-              </w:rPr>
-            </w:pPr>
-            <w:r>
-              <w:rPr>
-                <w:rFonts w:ascii="Times New Roman" w:cs="Times New Roman" w:eastAsia="Times New Roman" w:hAnsi="Times New Roman"/>
-                <w:sz w:val="24"/>
-                <w:szCs w:val="24"/>
-                <w:rtl w:val="0"/>
-              </w:rPr>
-              <w:t xml:space="preserve">extractedText</w:t>
-            </w:r>
-          </w:p>
-        </w:tc>
-        <w:tc>
-          <w:tcPr>
-            <w:shd w:fill="auto" w:val="clear"/>
-            <w:tcMar>
-              <w:top w:w="100.0" w:type="dxa"/>
-              <w:left w:w="100.0" w:type="dxa"/>
-              <w:bottom w:w="100.0" w:type="dxa"/>
-              <w:right w:w="100.0" w:type="dxa"/>
-            </w:tcMar>
-            <w:vAlign w:val="top"/>
-          </w:tcPr>
-          <w:p>
-            <w:pPr>
-              <w:keepNext w:val="0"/>
-              <w:keepLines w:val="0"/>
-              <w:pageBreakBefore w:val="0"/>
-              <w:widowControl w:val="0"/>
-              <w:pBdr>
-                <w:top w:space="0" w:sz="0" w:val="nil"/>
-                <w:left w:space="0" w:sz="0" w:val="nil"/>
-                <w:bottom w:space="0" w:sz="0" w:val="nil"/>
-                <w:right w:space="0" w:sz="0" w:val="nil"/>
-                <w:between w:space="0" w:sz="0" w:val="nil"/>
-              </w:pBdr>
-              <w:shd w:fill="auto" w:val="clear"/>
-              <w:spacing w:after="0" w:before="0" w:line="276" w:lineRule="auto"/>
-              <w:ind w:left="0" w:right="0" w:firstLine="0"/>
-              <w:jc w:val="left"/>
-              <w:rPr>
-                <w:rFonts w:ascii="Times New Roman" w:cs="Times New Roman" w:eastAsia="Times New Roman" w:hAnsi="Times New Roman"/>
-                <w:sz w:val="24"/>
-                <w:szCs w:val="24"/>
-              </w:rPr>
-            </w:pPr>
-            <w:r>
-              <w:rPr>
-                <w:rFonts w:ascii="Times New Roman" w:cs="Times New Roman" w:eastAsia="Times New Roman" w:hAnsi="Times New Roman"/>
-                <w:sz w:val="24"/>
-                <w:szCs w:val="24"/>
-                <w:rtl w:val="0"/>
-              </w:rPr>
-              <w:t xml:space="preserve">String</w:t>
-            </w:r>
-          </w:p>
-        </w:tc>
-      </w:tr>
-      <w:tr>
-        <w:trPr>
-          <w:cantSplit w:val="0"/>
-          <w:tblHeader w:val="0"/>
-        </w:trPr>
-        <w:tc>
-          <w:tcPr>
-            <w:shd w:fill="auto" w:val="clear"/>
-            <w:tcMar>
-              <w:top w:w="100.0" w:type="dxa"/>
-              <w:left w:w="100.0" w:type="dxa"/>
-              <w:bottom w:w="100.0" w:type="dxa"/>
-              <w:right w:w="100.0" w:type="dxa"/>
-            </w:tcMar>
-            <w:vAlign w:val="top"/>
-          </w:tcPr>
-          <w:p>
-            <w:pPr>
-              <w:keepNext w:val="0"/>
-              <w:keepLines w:val="0"/>
-              <w:pageBreakBefore w:val="0"/>
-              <w:widowControl w:val="0"/>
-              <w:pBdr>
-                <w:top w:space="0" w:sz="0" w:val="nil"/>
-                <w:left w:space="0" w:sz="0" w:val="nil"/>
-                <w:bottom w:space="0" w:sz="0" w:val="nil"/>
-                <w:right w:space="0" w:sz="0" w:val="nil"/>
-                <w:between w:space="0" w:sz="0" w:val="nil"/>
-              </w:pBdr>
-              <w:shd w:fill="auto" w:val="clear"/>
-              <w:spacing w:after="0" w:before="0" w:line="276" w:lineRule="auto"/>
-              <w:ind w:left="0" w:right="0" w:firstLine="0"/>
-              <w:jc w:val="left"/>
-              <w:rPr>
-                <w:rFonts w:ascii="Times New Roman" w:cs="Times New Roman" w:eastAsia="Times New Roman" w:hAnsi="Times New Roman"/>
-                <w:sz w:val="24"/>
-                <w:szCs w:val="24"/>
-              </w:rPr>
-            </w:pPr>
-            <w:r>
-              <w:rPr>
-                <w:rFonts w:ascii="Times New Roman" w:cs="Times New Roman" w:eastAsia="Times New Roman" w:hAnsi="Times New Roman"/>
-                <w:sz w:val="24"/>
-                <w:szCs w:val="24"/>
-                <w:rtl w:val="0"/>
-              </w:rPr>
-              <w:t xml:space="preserve">embeddingStatus</w:t>
-            </w:r>
-          </w:p>
-        </w:tc>
-        <w:tc>
-          <w:tcPr>
-            <w:shd w:fill="auto" w:val="clear"/>
-            <w:tcMar>
-              <w:top w:w="100.0" w:type="dxa"/>
-              <w:left w:w="100.0" w:type="dxa"/>
-              <w:bottom w:w="100.0" w:type="dxa"/>
-              <w:right w:w="100.0" w:type="dxa"/>
-            </w:tcMar>
-            <w:vAlign w:val="top"/>
-          </w:tcPr>
-          <w:p>
-            <w:pPr>
-              <w:keepNext w:val="0"/>
-              <w:keepLines w:val="0"/>
-              <w:pageBreakBefore w:val="0"/>
-              <w:widowControl w:val="0"/>
-              <w:pBdr>
-                <w:top w:space="0" w:sz="0" w:val="nil"/>
-                <w:left w:space="0" w:sz="0" w:val="nil"/>
-                <w:bottom w:space="0" w:sz="0" w:val="nil"/>
-                <w:right w:space="0" w:sz="0" w:val="nil"/>
-                <w:between w:space="0" w:sz="0" w:val="nil"/>
-              </w:pBdr>
-              <w:shd w:fill="auto" w:val="clear"/>
-              <w:spacing w:after="0" w:before="0" w:line="276" w:lineRule="auto"/>
-              <w:ind w:left="0" w:right="0" w:firstLine="0"/>
-              <w:jc w:val="left"/>
-              <w:rPr>
-                <w:rFonts w:ascii="Times New Roman" w:cs="Times New Roman" w:eastAsia="Times New Roman" w:hAnsi="Times New Roman"/>
-                <w:sz w:val="24"/>
-                <w:szCs w:val="24"/>
-              </w:rPr>
-            </w:pPr>
-            <w:r>
-              <w:rPr>
-                <w:rFonts w:ascii="Times New Roman" w:cs="Times New Roman" w:eastAsia="Times New Roman" w:hAnsi="Times New Roman"/>
-                <w:sz w:val="24"/>
-                <w:szCs w:val="24"/>
-                <w:rtl w:val="0"/>
-              </w:rPr>
-              <w:t xml:space="preserve">Boolean</w:t>
-            </w:r>
-          </w:p>
-        </w:tc>
-      </w:tr>
-    </w:tbl>
-    <w:p>
-      <w:pPr>
-        <w:pageBreakBefore w:val="0"/>
-        <w:widowControl w:val="0"/>
-        <w:spacing w:line="276" w:lineRule="auto"/>
-        <w:ind w:left="1440" w:firstLine="0"/>
-        <w:rPr>
-          <w:rFonts w:ascii="Times New Roman" w:cs="Times New Roman" w:eastAsia="Times New Roman" w:hAnsi="Times New Roman"/>
-          <w:sz w:val="24"/>
-          <w:szCs w:val="24"/>
-        </w:rPr>
-      </w:pPr>
-      <w:r>
-        <w:rPr>
-          <w:rtl w:val="0"/>
-        </w:rPr>
-      </w:r>
-    </w:p>
-    <w:p>
-      <w:pPr>
-        <w:pageBreakBefore w:val="0"/>
-        <w:widowControl w:val="0"/>
-        <w:spacing w:line="276" w:lineRule="auto"/>
-        <w:ind w:left="720" w:firstLine="0"/>
-        <w:rPr>
-          <w:rFonts w:ascii="Times New Roman" w:cs="Times New Roman" w:eastAsia="Times New Roman" w:hAnsi="Times New Roman"/>
-          <w:sz w:val="24"/>
-          <w:szCs w:val="24"/>
-        </w:rPr>
-      </w:pPr>
-      <w:r>
-        <w:rPr>
-          <w:rFonts w:ascii="Times New Roman" w:cs="Times New Roman" w:eastAsia="Times New Roman" w:hAnsi="Times New Roman"/>
-          <w:sz w:val="24"/>
-          <w:szCs w:val="24"/>
-          <w:rtl w:val="0"/>
-        </w:rPr>
-        <w:t xml:space="preserve">UserStories Collection</w:t>
       </w:r>
     </w:p>
     <w:p>
@@ -9913,7 +10223,12 @@
                 <w:szCs w:val="24"/>
                 <w:rtl w:val="0"/>
               </w:rPr>
-              <w:t xml:space="preserve">storyId</w:t>
+              <w:t xml:space="preserve">documentld</w:t>
+            </w:r>
+            <w:r>
+              <w:rPr>
+                <w:rtl w:val="0"/>
+              </w:rPr>
             </w:r>
           </w:p>
         </w:tc>
@@ -9958,7 +10273,7 @@
                 <w:szCs w:val="24"/>
                 <w:rtl w:val="0"/>
               </w:rPr>
-              <w:t xml:space="preserve">ObjectId</w:t>
+              <w:t xml:space="preserve">Objectld</w:t>
             </w:r>
           </w:p>
         </w:tc>
@@ -10009,7 +10324,7 @@
                 <w:szCs w:val="24"/>
                 <w:rtl w:val="0"/>
               </w:rPr>
-              <w:t xml:space="preserve">ObjectId</w:t>
+              <w:t xml:space="preserve">projectId</w:t>
             </w:r>
           </w:p>
         </w:tc>
@@ -10054,7 +10369,7 @@
                 <w:szCs w:val="24"/>
                 <w:rtl w:val="0"/>
               </w:rPr>
-              <w:t xml:space="preserve">String</w:t>
+              <w:t xml:space="preserve">ObjectId</w:t>
             </w:r>
           </w:p>
         </w:tc>
@@ -10105,7 +10420,7 @@
                 <w:szCs w:val="24"/>
                 <w:rtl w:val="0"/>
               </w:rPr>
-              <w:t xml:space="preserve">createdDate</w:t>
+              <w:t xml:space="preserve">filename</w:t>
             </w:r>
           </w:p>
         </w:tc>
@@ -10150,7 +10465,295 @@
                 <w:szCs w:val="24"/>
                 <w:rtl w:val="0"/>
               </w:rPr>
+              <w:t xml:space="preserve">String</w:t>
+            </w:r>
+          </w:p>
+        </w:tc>
+      </w:tr>
+      <w:tr>
+        <w:trPr>
+          <w:cantSplit w:val="0"/>
+          <w:tblHeader w:val="0"/>
+        </w:trPr>
+        <w:tc>
+          <w:tcPr>
+            <w:shd w:fill="auto" w:val="clear"/>
+            <w:tcMar>
+              <w:top w:w="100.0" w:type="dxa"/>
+              <w:left w:w="100.0" w:type="dxa"/>
+              <w:bottom w:w="100.0" w:type="dxa"/>
+              <w:right w:w="100.0" w:type="dxa"/>
+            </w:tcMar>
+            <w:vAlign w:val="top"/>
+          </w:tcPr>
+          <w:p>
+            <w:pPr>
+              <w:keepNext w:val="0"/>
+              <w:keepLines w:val="0"/>
+              <w:pageBreakBefore w:val="0"/>
+              <w:widowControl w:val="0"/>
+              <w:pBdr>
+                <w:top w:space="0" w:sz="0" w:val="nil"/>
+                <w:left w:space="0" w:sz="0" w:val="nil"/>
+                <w:bottom w:space="0" w:sz="0" w:val="nil"/>
+                <w:right w:space="0" w:sz="0" w:val="nil"/>
+                <w:between w:space="0" w:sz="0" w:val="nil"/>
+              </w:pBdr>
+              <w:shd w:fill="auto" w:val="clear"/>
+              <w:spacing w:after="0" w:before="0" w:line="276" w:lineRule="auto"/>
+              <w:ind w:left="0" w:right="0" w:firstLine="0"/>
+              <w:jc w:val="left"/>
+              <w:rPr>
+                <w:rFonts w:ascii="Times New Roman" w:cs="Times New Roman" w:eastAsia="Times New Roman" w:hAnsi="Times New Roman"/>
+                <w:sz w:val="24"/>
+                <w:szCs w:val="24"/>
+              </w:rPr>
+            </w:pPr>
+            <w:r>
+              <w:rPr>
+                <w:rFonts w:ascii="Times New Roman" w:cs="Times New Roman" w:eastAsia="Times New Roman" w:hAnsi="Times New Roman"/>
+                <w:sz w:val="24"/>
+                <w:szCs w:val="24"/>
+                <w:rtl w:val="0"/>
+              </w:rPr>
+              <w:t xml:space="preserve">uploadDate</w:t>
+            </w:r>
+          </w:p>
+        </w:tc>
+        <w:tc>
+          <w:tcPr>
+            <w:shd w:fill="auto" w:val="clear"/>
+            <w:tcMar>
+              <w:top w:w="100.0" w:type="dxa"/>
+              <w:left w:w="100.0" w:type="dxa"/>
+              <w:bottom w:w="100.0" w:type="dxa"/>
+              <w:right w:w="100.0" w:type="dxa"/>
+            </w:tcMar>
+            <w:vAlign w:val="top"/>
+          </w:tcPr>
+          <w:p>
+            <w:pPr>
+              <w:keepNext w:val="0"/>
+              <w:keepLines w:val="0"/>
+              <w:pageBreakBefore w:val="0"/>
+              <w:widowControl w:val="0"/>
+              <w:pBdr>
+                <w:top w:space="0" w:sz="0" w:val="nil"/>
+                <w:left w:space="0" w:sz="0" w:val="nil"/>
+                <w:bottom w:space="0" w:sz="0" w:val="nil"/>
+                <w:right w:space="0" w:sz="0" w:val="nil"/>
+                <w:between w:space="0" w:sz="0" w:val="nil"/>
+              </w:pBdr>
+              <w:shd w:fill="auto" w:val="clear"/>
+              <w:spacing w:after="0" w:before="0" w:line="276" w:lineRule="auto"/>
+              <w:ind w:left="0" w:right="0" w:firstLine="0"/>
+              <w:jc w:val="left"/>
+              <w:rPr>
+                <w:rFonts w:ascii="Times New Roman" w:cs="Times New Roman" w:eastAsia="Times New Roman" w:hAnsi="Times New Roman"/>
+                <w:sz w:val="24"/>
+                <w:szCs w:val="24"/>
+              </w:rPr>
+            </w:pPr>
+            <w:r>
+              <w:rPr>
+                <w:rFonts w:ascii="Times New Roman" w:cs="Times New Roman" w:eastAsia="Times New Roman" w:hAnsi="Times New Roman"/>
+                <w:sz w:val="24"/>
+                <w:szCs w:val="24"/>
+                <w:rtl w:val="0"/>
+              </w:rPr>
               <w:t xml:space="preserve">Date</w:t>
+            </w:r>
+          </w:p>
+        </w:tc>
+      </w:tr>
+      <w:tr>
+        <w:trPr>
+          <w:cantSplit w:val="0"/>
+          <w:tblHeader w:val="0"/>
+        </w:trPr>
+        <w:tc>
+          <w:tcPr>
+            <w:shd w:fill="auto" w:val="clear"/>
+            <w:tcMar>
+              <w:top w:w="100.0" w:type="dxa"/>
+              <w:left w:w="100.0" w:type="dxa"/>
+              <w:bottom w:w="100.0" w:type="dxa"/>
+              <w:right w:w="100.0" w:type="dxa"/>
+            </w:tcMar>
+            <w:vAlign w:val="top"/>
+          </w:tcPr>
+          <w:p>
+            <w:pPr>
+              <w:keepNext w:val="0"/>
+              <w:keepLines w:val="0"/>
+              <w:pageBreakBefore w:val="0"/>
+              <w:widowControl w:val="0"/>
+              <w:pBdr>
+                <w:top w:space="0" w:sz="0" w:val="nil"/>
+                <w:left w:space="0" w:sz="0" w:val="nil"/>
+                <w:bottom w:space="0" w:sz="0" w:val="nil"/>
+                <w:right w:space="0" w:sz="0" w:val="nil"/>
+                <w:between w:space="0" w:sz="0" w:val="nil"/>
+              </w:pBdr>
+              <w:shd w:fill="auto" w:val="clear"/>
+              <w:spacing w:after="0" w:before="0" w:line="276" w:lineRule="auto"/>
+              <w:ind w:left="0" w:right="0" w:firstLine="0"/>
+              <w:jc w:val="left"/>
+              <w:rPr>
+                <w:rFonts w:ascii="Times New Roman" w:cs="Times New Roman" w:eastAsia="Times New Roman" w:hAnsi="Times New Roman"/>
+                <w:sz w:val="24"/>
+                <w:szCs w:val="24"/>
+              </w:rPr>
+            </w:pPr>
+            <w:r>
+              <w:rPr>
+                <w:rFonts w:ascii="Times New Roman" w:cs="Times New Roman" w:eastAsia="Times New Roman" w:hAnsi="Times New Roman"/>
+                <w:sz w:val="24"/>
+                <w:szCs w:val="24"/>
+                <w:rtl w:val="0"/>
+              </w:rPr>
+              <w:t xml:space="preserve">extractedText</w:t>
+            </w:r>
+          </w:p>
+        </w:tc>
+        <w:tc>
+          <w:tcPr>
+            <w:shd w:fill="auto" w:val="clear"/>
+            <w:tcMar>
+              <w:top w:w="100.0" w:type="dxa"/>
+              <w:left w:w="100.0" w:type="dxa"/>
+              <w:bottom w:w="100.0" w:type="dxa"/>
+              <w:right w:w="100.0" w:type="dxa"/>
+            </w:tcMar>
+            <w:vAlign w:val="top"/>
+          </w:tcPr>
+          <w:p>
+            <w:pPr>
+              <w:keepNext w:val="0"/>
+              <w:keepLines w:val="0"/>
+              <w:pageBreakBefore w:val="0"/>
+              <w:widowControl w:val="0"/>
+              <w:pBdr>
+                <w:top w:space="0" w:sz="0" w:val="nil"/>
+                <w:left w:space="0" w:sz="0" w:val="nil"/>
+                <w:bottom w:space="0" w:sz="0" w:val="nil"/>
+                <w:right w:space="0" w:sz="0" w:val="nil"/>
+                <w:between w:space="0" w:sz="0" w:val="nil"/>
+              </w:pBdr>
+              <w:shd w:fill="auto" w:val="clear"/>
+              <w:spacing w:after="0" w:before="0" w:line="276" w:lineRule="auto"/>
+              <w:ind w:left="0" w:right="0" w:firstLine="0"/>
+              <w:jc w:val="left"/>
+              <w:rPr>
+                <w:rFonts w:ascii="Times New Roman" w:cs="Times New Roman" w:eastAsia="Times New Roman" w:hAnsi="Times New Roman"/>
+                <w:sz w:val="24"/>
+                <w:szCs w:val="24"/>
+              </w:rPr>
+            </w:pPr>
+            <w:r>
+              <w:rPr>
+                <w:rFonts w:ascii="Times New Roman" w:cs="Times New Roman" w:eastAsia="Times New Roman" w:hAnsi="Times New Roman"/>
+                <w:sz w:val="24"/>
+                <w:szCs w:val="24"/>
+                <w:rtl w:val="0"/>
+              </w:rPr>
+              <w:t xml:space="preserve">String</w:t>
+            </w:r>
+          </w:p>
+        </w:tc>
+      </w:tr>
+      <w:tr>
+        <w:trPr>
+          <w:cantSplit w:val="0"/>
+          <w:tblHeader w:val="0"/>
+        </w:trPr>
+        <w:tc>
+          <w:tcPr>
+            <w:shd w:fill="auto" w:val="clear"/>
+            <w:tcMar>
+              <w:top w:w="100.0" w:type="dxa"/>
+              <w:left w:w="100.0" w:type="dxa"/>
+              <w:bottom w:w="100.0" w:type="dxa"/>
+              <w:right w:w="100.0" w:type="dxa"/>
+            </w:tcMar>
+            <w:vAlign w:val="top"/>
+          </w:tcPr>
+          <w:p>
+            <w:pPr>
+              <w:keepNext w:val="0"/>
+              <w:keepLines w:val="0"/>
+              <w:pageBreakBefore w:val="0"/>
+              <w:widowControl w:val="0"/>
+              <w:pBdr>
+                <w:top w:space="0" w:sz="0" w:val="nil"/>
+                <w:left w:space="0" w:sz="0" w:val="nil"/>
+                <w:bottom w:space="0" w:sz="0" w:val="nil"/>
+                <w:right w:space="0" w:sz="0" w:val="nil"/>
+                <w:between w:space="0" w:sz="0" w:val="nil"/>
+              </w:pBdr>
+              <w:shd w:fill="auto" w:val="clear"/>
+              <w:spacing w:after="0" w:before="0" w:line="276" w:lineRule="auto"/>
+              <w:ind w:left="0" w:right="0" w:firstLine="0"/>
+              <w:jc w:val="left"/>
+              <w:rPr>
+                <w:rFonts w:ascii="Times New Roman" w:cs="Times New Roman" w:eastAsia="Times New Roman" w:hAnsi="Times New Roman"/>
+                <w:sz w:val="24"/>
+                <w:szCs w:val="24"/>
+              </w:rPr>
+            </w:pPr>
+            <w:r>
+              <w:rPr>
+                <w:rFonts w:ascii="Times New Roman" w:cs="Times New Roman" w:eastAsia="Times New Roman" w:hAnsi="Times New Roman"/>
+                <w:sz w:val="24"/>
+                <w:szCs w:val="24"/>
+                <w:rtl w:val="0"/>
+              </w:rPr>
+              <w:t xml:space="preserve">embeddingStatus</w:t>
+            </w:r>
+          </w:p>
+        </w:tc>
+        <w:tc>
+          <w:tcPr>
+            <w:shd w:fill="auto" w:val="clear"/>
+            <w:tcMar>
+              <w:top w:w="100.0" w:type="dxa"/>
+              <w:left w:w="100.0" w:type="dxa"/>
+              <w:bottom w:w="100.0" w:type="dxa"/>
+              <w:right w:w="100.0" w:type="dxa"/>
+            </w:tcMar>
+            <w:vAlign w:val="top"/>
+          </w:tcPr>
+          <w:p>
+            <w:pPr>
+              <w:keepNext w:val="0"/>
+              <w:keepLines w:val="0"/>
+              <w:pageBreakBefore w:val="0"/>
+              <w:widowControl w:val="0"/>
+              <w:pBdr>
+                <w:top w:space="0" w:sz="0" w:val="nil"/>
+                <w:left w:space="0" w:sz="0" w:val="nil"/>
+                <w:bottom w:space="0" w:sz="0" w:val="nil"/>
+                <w:right w:space="0" w:sz="0" w:val="nil"/>
+                <w:between w:space="0" w:sz="0" w:val="nil"/>
+              </w:pBdr>
+              <w:shd w:fill="auto" w:val="clear"/>
+              <w:spacing w:after="0" w:before="0" w:line="276" w:lineRule="auto"/>
+              <w:ind w:left="0" w:right="0" w:firstLine="0"/>
+              <w:jc w:val="left"/>
+              <w:rPr>
+                <w:rFonts w:ascii="Times New Roman" w:cs="Times New Roman" w:eastAsia="Times New Roman" w:hAnsi="Times New Roman"/>
+                <w:sz w:val="24"/>
+                <w:szCs w:val="24"/>
+              </w:rPr>
+            </w:pPr>
+            <w:r>
+              <w:rPr>
+                <w:rFonts w:ascii="Times New Roman" w:cs="Times New Roman" w:eastAsia="Times New Roman" w:hAnsi="Times New Roman"/>
+                <w:sz w:val="24"/>
+                <w:szCs w:val="24"/>
+                <w:rtl w:val="0"/>
+              </w:rPr>
+              <w:t xml:space="preserve">Boolean</w:t>
             </w:r>
           </w:p>
         </w:tc>
@@ -10193,7 +10796,7 @@
           <w:szCs w:val="24"/>
           <w:rtl w:val="0"/>
         </w:rPr>
-        <w:t xml:space="preserve">TestCases Collection</w:t>
+        <w:t xml:space="preserve">UserStories Collection</w:t>
       </w:r>
     </w:p>
     <w:p>
@@ -10383,7 +10986,7 @@
                 <w:szCs w:val="24"/>
                 <w:rtl w:val="0"/>
               </w:rPr>
-              <w:t xml:space="preserve">testCaseId</w:t>
+              <w:t xml:space="preserve">storyId</w:t>
             </w:r>
           </w:p>
         </w:tc>
@@ -10479,7 +11082,7 @@
                 <w:szCs w:val="24"/>
                 <w:rtl w:val="0"/>
               </w:rPr>
-              <w:t xml:space="preserve">storyId</w:t>
+              <w:t xml:space="preserve">projectId</w:t>
             </w:r>
           </w:p>
         </w:tc>
@@ -10575,7 +11178,7 @@
                 <w:szCs w:val="24"/>
                 <w:rtl w:val="0"/>
               </w:rPr>
-              <w:t xml:space="preserve">type</w:t>
+              <w:t xml:space="preserve">storyText</w:t>
             </w:r>
           </w:p>
         </w:tc>
@@ -10671,7 +11274,7 @@
                 <w:szCs w:val="24"/>
                 <w:rtl w:val="0"/>
               </w:rPr>
-              <w:t xml:space="preserve">steps</w:t>
+              <w:t xml:space="preserve">createdDate</w:t>
             </w:r>
           </w:p>
         </w:tc>
@@ -10716,7 +11319,189 @@
                 <w:szCs w:val="24"/>
                 <w:rtl w:val="0"/>
               </w:rPr>
-              <w:t xml:space="preserve">Array</w:t>
+              <w:t xml:space="preserve">Date</w:t>
+            </w:r>
+          </w:p>
+        </w:tc>
+      </w:tr>
+    </w:tbl>
+    <w:p>
+      <w:pPr>
+        <w:pageBreakBefore w:val="0"/>
+        <w:widowControl w:val="0"/>
+        <w:spacing w:line="276" w:lineRule="auto"/>
+        <w:ind w:left="1440" w:firstLine="0"/>
+        <w:rPr>
+          <w:rFonts w:ascii="Times New Roman" w:cs="Times New Roman" w:eastAsia="Times New Roman" w:hAnsi="Times New Roman"/>
+          <w:sz w:val="24"/>
+          <w:szCs w:val="24"/>
+        </w:rPr>
+      </w:pPr>
+      <w:r>
+        <w:rPr>
+          <w:rtl w:val="0"/>
+        </w:rPr>
+      </w:r>
+    </w:p>
+    <w:p>
+      <w:pPr>
+        <w:pageBreakBefore w:val="0"/>
+        <w:widowControl w:val="0"/>
+        <w:spacing w:line="276" w:lineRule="auto"/>
+        <w:ind w:left="720" w:firstLine="0"/>
+        <w:rPr>
+          <w:rFonts w:ascii="Times New Roman" w:cs="Times New Roman" w:eastAsia="Times New Roman" w:hAnsi="Times New Roman"/>
+          <w:sz w:val="24"/>
+          <w:szCs w:val="24"/>
+        </w:rPr>
+      </w:pPr>
+      <w:r>
+        <w:rPr>
+          <w:rFonts w:ascii="Times New Roman" w:cs="Times New Roman" w:eastAsia="Times New Roman" w:hAnsi="Times New Roman"/>
+          <w:sz w:val="24"/>
+          <w:szCs w:val="24"/>
+          <w:rtl w:val="0"/>
+        </w:rPr>
+        <w:t xml:space="preserve">TestCases Collection</w:t>
+      </w:r>
+    </w:p>
+    <w:p>
+      <w:pPr>
+        <w:pageBreakBefore w:val="0"/>
+        <w:widowControl w:val="0"/>
+        <w:spacing w:line="276" w:lineRule="auto"/>
+        <w:ind w:left="1440" w:firstLine="0"/>
+        <w:rPr>
+          <w:rFonts w:ascii="Times New Roman" w:cs="Times New Roman" w:eastAsia="Times New Roman" w:hAnsi="Times New Roman"/>
+          <w:sz w:val="24"/>
+          <w:szCs w:val="24"/>
+        </w:rPr>
+      </w:pPr>
+      <w:r>
+        <w:rPr>
+          <w:rtl w:val="0"/>
+        </w:rPr>
+      </w:r>
+    </w:p>
+    <w:tbl>
+      <w:tblPr>
+        <w:tblStyle w:val="Table7"/>
+        <w:tblW w:w="7943.0" w:type="dxa"/>
+        <w:jc w:val="left"/>
+        <w:tblInd w:w="1440.0" w:type="dxa"/>
+        <w:tblBorders>
+          <w:top w:color="000000" w:space="0" w:sz="8" w:val="single"/>
+          <w:left w:color="000000" w:space="0" w:sz="8" w:val="single"/>
+          <w:bottom w:color="000000" w:space="0" w:sz="8" w:val="single"/>
+          <w:right w:color="000000" w:space="0" w:sz="8" w:val="single"/>
+          <w:insideH w:color="000000" w:space="0" w:sz="8" w:val="single"/>
+          <w:insideV w:color="000000" w:space="0" w:sz="8" w:val="single"/>
+        </w:tblBorders>
+        <w:tblLayout w:type="fixed"/>
+        <w:tblLook w:val="0600"/>
+      </w:tblPr>
+      <w:tblGrid>
+        <w:gridCol w:w="3971.5"/>
+        <w:gridCol w:w="3971.5"/>
+        <w:tblGridChange w:id="0">
+          <w:tblGrid>
+            <w:gridCol w:w="3971.5"/>
+            <w:gridCol w:w="3971.5"/>
+          </w:tblGrid>
+        </w:tblGridChange>
+      </w:tblGrid>
+      <w:tr>
+        <w:trPr>
+          <w:cantSplit w:val="0"/>
+          <w:tblHeader w:val="0"/>
+        </w:trPr>
+        <w:tc>
+          <w:tcPr>
+            <w:shd w:fill="auto" w:val="clear"/>
+            <w:tcMar>
+              <w:top w:w="100.0" w:type="dxa"/>
+              <w:left w:w="100.0" w:type="dxa"/>
+              <w:bottom w:w="100.0" w:type="dxa"/>
+              <w:right w:w="100.0" w:type="dxa"/>
+            </w:tcMar>
+            <w:vAlign w:val="top"/>
+          </w:tcPr>
+          <w:p>
+            <w:pPr>
+              <w:keepNext w:val="0"/>
+              <w:keepLines w:val="0"/>
+              <w:pageBreakBefore w:val="0"/>
+              <w:widowControl w:val="0"/>
+              <w:pBdr>
+                <w:top w:space="0" w:sz="0" w:val="nil"/>
+                <w:left w:space="0" w:sz="0" w:val="nil"/>
+                <w:bottom w:space="0" w:sz="0" w:val="nil"/>
+                <w:right w:space="0" w:sz="0" w:val="nil"/>
+                <w:between w:space="0" w:sz="0" w:val="nil"/>
+              </w:pBdr>
+              <w:shd w:fill="auto" w:val="clear"/>
+              <w:spacing w:after="0" w:before="0" w:line="276" w:lineRule="auto"/>
+              <w:ind w:left="0" w:right="0" w:firstLine="0"/>
+              <w:jc w:val="left"/>
+              <w:rPr>
+                <w:rFonts w:ascii="Times New Roman" w:cs="Times New Roman" w:eastAsia="Times New Roman" w:hAnsi="Times New Roman"/>
+                <w:sz w:val="24"/>
+                <w:szCs w:val="24"/>
+              </w:rPr>
+            </w:pPr>
+            <w:r>
+              <w:rPr>
+                <w:rFonts w:ascii="Times New Roman" w:cs="Times New Roman" w:eastAsia="Times New Roman" w:hAnsi="Times New Roman"/>
+                <w:sz w:val="24"/>
+                <w:szCs w:val="24"/>
+                <w:rtl w:val="0"/>
+              </w:rPr>
+              <w:t xml:space="preserve">Field</w:t>
+            </w:r>
+          </w:p>
+        </w:tc>
+        <w:tc>
+          <w:tcPr>
+            <w:shd w:fill="auto" w:val="clear"/>
+            <w:tcMar>
+              <w:top w:w="100.0" w:type="dxa"/>
+              <w:left w:w="100.0" w:type="dxa"/>
+              <w:bottom w:w="100.0" w:type="dxa"/>
+              <w:right w:w="100.0" w:type="dxa"/>
+            </w:tcMar>
+            <w:vAlign w:val="top"/>
+          </w:tcPr>
+          <w:p>
+            <w:pPr>
+              <w:keepNext w:val="0"/>
+              <w:keepLines w:val="0"/>
+              <w:pageBreakBefore w:val="0"/>
+              <w:widowControl w:val="0"/>
+              <w:pBdr>
+                <w:top w:space="0" w:sz="0" w:val="nil"/>
+                <w:left w:space="0" w:sz="0" w:val="nil"/>
+                <w:bottom w:space="0" w:sz="0" w:val="nil"/>
+                <w:right w:space="0" w:sz="0" w:val="nil"/>
+                <w:between w:space="0" w:sz="0" w:val="nil"/>
+              </w:pBdr>
+              <w:shd w:fill="auto" w:val="clear"/>
+              <w:spacing w:after="0" w:before="0" w:line="276" w:lineRule="auto"/>
+              <w:ind w:left="0" w:right="0" w:firstLine="0"/>
+              <w:jc w:val="left"/>
+              <w:rPr>
+                <w:rFonts w:ascii="Times New Roman" w:cs="Times New Roman" w:eastAsia="Times New Roman" w:hAnsi="Times New Roman"/>
+                <w:sz w:val="24"/>
+                <w:szCs w:val="24"/>
+              </w:rPr>
+            </w:pPr>
+            <w:r>
+              <w:rPr>
+                <w:rFonts w:ascii="Times New Roman" w:cs="Times New Roman" w:eastAsia="Times New Roman" w:hAnsi="Times New Roman"/>
+                <w:sz w:val="24"/>
+                <w:szCs w:val="24"/>
+                <w:rtl w:val="0"/>
+              </w:rPr>
+              <w:t xml:space="preserve">Type</w:t>
             </w:r>
           </w:p>
         </w:tc>
@@ -10767,7 +11552,7 @@
                 <w:szCs w:val="24"/>
                 <w:rtl w:val="0"/>
               </w:rPr>
-              <w:t xml:space="preserve">expectedResult</w:t>
+              <w:t xml:space="preserve">testCaseId</w:t>
             </w:r>
           </w:p>
         </w:tc>
@@ -10812,6 +11597,486 @@
                 <w:szCs w:val="24"/>
                 <w:rtl w:val="0"/>
               </w:rPr>
+              <w:t xml:space="preserve">ObjectId</w:t>
+            </w:r>
+          </w:p>
+        </w:tc>
+      </w:tr>
+      <w:tr>
+        <w:trPr>
+          <w:cantSplit w:val="0"/>
+          <w:tblHeader w:val="0"/>
+        </w:trPr>
+        <w:tc>
+          <w:tcPr>
+            <w:shd w:fill="auto" w:val="clear"/>
+            <w:tcMar>
+              <w:top w:w="100.0" w:type="dxa"/>
+              <w:left w:w="100.0" w:type="dxa"/>
+              <w:bottom w:w="100.0" w:type="dxa"/>
+              <w:right w:w="100.0" w:type="dxa"/>
+            </w:tcMar>
+            <w:vAlign w:val="top"/>
+          </w:tcPr>
+          <w:p>
+            <w:pPr>
+              <w:keepNext w:val="0"/>
+              <w:keepLines w:val="0"/>
+              <w:pageBreakBefore w:val="0"/>
+              <w:widowControl w:val="0"/>
+              <w:pBdr>
+                <w:top w:space="0" w:sz="0" w:val="nil"/>
+                <w:left w:space="0" w:sz="0" w:val="nil"/>
+                <w:bottom w:space="0" w:sz="0" w:val="nil"/>
+                <w:right w:space="0" w:sz="0" w:val="nil"/>
+                <w:between w:space="0" w:sz="0" w:val="nil"/>
+              </w:pBdr>
+              <w:shd w:fill="auto" w:val="clear"/>
+              <w:spacing w:after="0" w:before="0" w:line="276" w:lineRule="auto"/>
+              <w:ind w:left="0" w:right="0" w:firstLine="0"/>
+              <w:jc w:val="left"/>
+              <w:rPr>
+                <w:rFonts w:ascii="Times New Roman" w:cs="Times New Roman" w:eastAsia="Times New Roman" w:hAnsi="Times New Roman"/>
+                <w:sz w:val="24"/>
+                <w:szCs w:val="24"/>
+              </w:rPr>
+            </w:pPr>
+            <w:r>
+              <w:rPr>
+                <w:rFonts w:ascii="Times New Roman" w:cs="Times New Roman" w:eastAsia="Times New Roman" w:hAnsi="Times New Roman"/>
+                <w:sz w:val="24"/>
+                <w:szCs w:val="24"/>
+                <w:rtl w:val="0"/>
+              </w:rPr>
+              <w:t xml:space="preserve">projectId</w:t>
+            </w:r>
+          </w:p>
+        </w:tc>
+        <w:tc>
+          <w:tcPr>
+            <w:shd w:fill="auto" w:val="clear"/>
+            <w:tcMar>
+              <w:top w:w="100.0" w:type="dxa"/>
+              <w:left w:w="100.0" w:type="dxa"/>
+              <w:bottom w:w="100.0" w:type="dxa"/>
+              <w:right w:w="100.0" w:type="dxa"/>
+            </w:tcMar>
+            <w:vAlign w:val="top"/>
+          </w:tcPr>
+          <w:p>
+            <w:pPr>
+              <w:keepNext w:val="0"/>
+              <w:keepLines w:val="0"/>
+              <w:pageBreakBefore w:val="0"/>
+              <w:widowControl w:val="0"/>
+              <w:pBdr>
+                <w:top w:space="0" w:sz="0" w:val="nil"/>
+                <w:left w:space="0" w:sz="0" w:val="nil"/>
+                <w:bottom w:space="0" w:sz="0" w:val="nil"/>
+                <w:right w:space="0" w:sz="0" w:val="nil"/>
+                <w:between w:space="0" w:sz="0" w:val="nil"/>
+              </w:pBdr>
+              <w:shd w:fill="auto" w:val="clear"/>
+              <w:spacing w:after="0" w:before="0" w:line="276" w:lineRule="auto"/>
+              <w:ind w:left="0" w:right="0" w:firstLine="0"/>
+              <w:jc w:val="left"/>
+              <w:rPr>
+                <w:rFonts w:ascii="Times New Roman" w:cs="Times New Roman" w:eastAsia="Times New Roman" w:hAnsi="Times New Roman"/>
+                <w:sz w:val="24"/>
+                <w:szCs w:val="24"/>
+              </w:rPr>
+            </w:pPr>
+            <w:r>
+              <w:rPr>
+                <w:rFonts w:ascii="Times New Roman" w:cs="Times New Roman" w:eastAsia="Times New Roman" w:hAnsi="Times New Roman"/>
+                <w:sz w:val="24"/>
+                <w:szCs w:val="24"/>
+                <w:rtl w:val="0"/>
+              </w:rPr>
+              <w:t xml:space="preserve">ObjectId</w:t>
+            </w:r>
+          </w:p>
+        </w:tc>
+      </w:tr>
+      <w:tr>
+        <w:trPr>
+          <w:cantSplit w:val="0"/>
+          <w:tblHeader w:val="0"/>
+        </w:trPr>
+        <w:tc>
+          <w:tcPr>
+            <w:shd w:fill="auto" w:val="clear"/>
+            <w:tcMar>
+              <w:top w:w="100.0" w:type="dxa"/>
+              <w:left w:w="100.0" w:type="dxa"/>
+              <w:bottom w:w="100.0" w:type="dxa"/>
+              <w:right w:w="100.0" w:type="dxa"/>
+            </w:tcMar>
+            <w:vAlign w:val="top"/>
+          </w:tcPr>
+          <w:p>
+            <w:pPr>
+              <w:keepNext w:val="0"/>
+              <w:keepLines w:val="0"/>
+              <w:pageBreakBefore w:val="0"/>
+              <w:widowControl w:val="0"/>
+              <w:pBdr>
+                <w:top w:space="0" w:sz="0" w:val="nil"/>
+                <w:left w:space="0" w:sz="0" w:val="nil"/>
+                <w:bottom w:space="0" w:sz="0" w:val="nil"/>
+                <w:right w:space="0" w:sz="0" w:val="nil"/>
+                <w:between w:space="0" w:sz="0" w:val="nil"/>
+              </w:pBdr>
+              <w:shd w:fill="auto" w:val="clear"/>
+              <w:spacing w:after="0" w:before="0" w:line="276" w:lineRule="auto"/>
+              <w:ind w:left="0" w:right="0" w:firstLine="0"/>
+              <w:jc w:val="left"/>
+              <w:rPr>
+                <w:rFonts w:ascii="Times New Roman" w:cs="Times New Roman" w:eastAsia="Times New Roman" w:hAnsi="Times New Roman"/>
+                <w:sz w:val="24"/>
+                <w:szCs w:val="24"/>
+              </w:rPr>
+            </w:pPr>
+            <w:r>
+              <w:rPr>
+                <w:rFonts w:ascii="Times New Roman" w:cs="Times New Roman" w:eastAsia="Times New Roman" w:hAnsi="Times New Roman"/>
+                <w:sz w:val="24"/>
+                <w:szCs w:val="24"/>
+                <w:rtl w:val="0"/>
+              </w:rPr>
+              <w:t xml:space="preserve">storyId</w:t>
+            </w:r>
+          </w:p>
+        </w:tc>
+        <w:tc>
+          <w:tcPr>
+            <w:shd w:fill="auto" w:val="clear"/>
+            <w:tcMar>
+              <w:top w:w="100.0" w:type="dxa"/>
+              <w:left w:w="100.0" w:type="dxa"/>
+              <w:bottom w:w="100.0" w:type="dxa"/>
+              <w:right w:w="100.0" w:type="dxa"/>
+            </w:tcMar>
+            <w:vAlign w:val="top"/>
+          </w:tcPr>
+          <w:p>
+            <w:pPr>
+              <w:keepNext w:val="0"/>
+              <w:keepLines w:val="0"/>
+              <w:pageBreakBefore w:val="0"/>
+              <w:widowControl w:val="0"/>
+              <w:pBdr>
+                <w:top w:space="0" w:sz="0" w:val="nil"/>
+                <w:left w:space="0" w:sz="0" w:val="nil"/>
+                <w:bottom w:space="0" w:sz="0" w:val="nil"/>
+                <w:right w:space="0" w:sz="0" w:val="nil"/>
+                <w:between w:space="0" w:sz="0" w:val="nil"/>
+              </w:pBdr>
+              <w:shd w:fill="auto" w:val="clear"/>
+              <w:spacing w:after="0" w:before="0" w:line="276" w:lineRule="auto"/>
+              <w:ind w:left="0" w:right="0" w:firstLine="0"/>
+              <w:jc w:val="left"/>
+              <w:rPr>
+                <w:rFonts w:ascii="Times New Roman" w:cs="Times New Roman" w:eastAsia="Times New Roman" w:hAnsi="Times New Roman"/>
+                <w:sz w:val="24"/>
+                <w:szCs w:val="24"/>
+              </w:rPr>
+            </w:pPr>
+            <w:r>
+              <w:rPr>
+                <w:rFonts w:ascii="Times New Roman" w:cs="Times New Roman" w:eastAsia="Times New Roman" w:hAnsi="Times New Roman"/>
+                <w:sz w:val="24"/>
+                <w:szCs w:val="24"/>
+                <w:rtl w:val="0"/>
+              </w:rPr>
+              <w:t xml:space="preserve">ObjectId</w:t>
+            </w:r>
+          </w:p>
+        </w:tc>
+      </w:tr>
+      <w:tr>
+        <w:trPr>
+          <w:cantSplit w:val="0"/>
+          <w:tblHeader w:val="0"/>
+        </w:trPr>
+        <w:tc>
+          <w:tcPr>
+            <w:shd w:fill="auto" w:val="clear"/>
+            <w:tcMar>
+              <w:top w:w="100.0" w:type="dxa"/>
+              <w:left w:w="100.0" w:type="dxa"/>
+              <w:bottom w:w="100.0" w:type="dxa"/>
+              <w:right w:w="100.0" w:type="dxa"/>
+            </w:tcMar>
+            <w:vAlign w:val="top"/>
+          </w:tcPr>
+          <w:p>
+            <w:pPr>
+              <w:keepNext w:val="0"/>
+              <w:keepLines w:val="0"/>
+              <w:pageBreakBefore w:val="0"/>
+              <w:widowControl w:val="0"/>
+              <w:pBdr>
+                <w:top w:space="0" w:sz="0" w:val="nil"/>
+                <w:left w:space="0" w:sz="0" w:val="nil"/>
+                <w:bottom w:space="0" w:sz="0" w:val="nil"/>
+                <w:right w:space="0" w:sz="0" w:val="nil"/>
+                <w:between w:space="0" w:sz="0" w:val="nil"/>
+              </w:pBdr>
+              <w:shd w:fill="auto" w:val="clear"/>
+              <w:spacing w:after="0" w:before="0" w:line="276" w:lineRule="auto"/>
+              <w:ind w:left="0" w:right="0" w:firstLine="0"/>
+              <w:jc w:val="left"/>
+              <w:rPr>
+                <w:rFonts w:ascii="Times New Roman" w:cs="Times New Roman" w:eastAsia="Times New Roman" w:hAnsi="Times New Roman"/>
+                <w:sz w:val="24"/>
+                <w:szCs w:val="24"/>
+              </w:rPr>
+            </w:pPr>
+            <w:r>
+              <w:rPr>
+                <w:rFonts w:ascii="Times New Roman" w:cs="Times New Roman" w:eastAsia="Times New Roman" w:hAnsi="Times New Roman"/>
+                <w:sz w:val="24"/>
+                <w:szCs w:val="24"/>
+                <w:rtl w:val="0"/>
+              </w:rPr>
+              <w:t xml:space="preserve">type</w:t>
+            </w:r>
+          </w:p>
+        </w:tc>
+        <w:tc>
+          <w:tcPr>
+            <w:shd w:fill="auto" w:val="clear"/>
+            <w:tcMar>
+              <w:top w:w="100.0" w:type="dxa"/>
+              <w:left w:w="100.0" w:type="dxa"/>
+              <w:bottom w:w="100.0" w:type="dxa"/>
+              <w:right w:w="100.0" w:type="dxa"/>
+            </w:tcMar>
+            <w:vAlign w:val="top"/>
+          </w:tcPr>
+          <w:p>
+            <w:pPr>
+              <w:keepNext w:val="0"/>
+              <w:keepLines w:val="0"/>
+              <w:pageBreakBefore w:val="0"/>
+              <w:widowControl w:val="0"/>
+              <w:pBdr>
+                <w:top w:space="0" w:sz="0" w:val="nil"/>
+                <w:left w:space="0" w:sz="0" w:val="nil"/>
+                <w:bottom w:space="0" w:sz="0" w:val="nil"/>
+                <w:right w:space="0" w:sz="0" w:val="nil"/>
+                <w:between w:space="0" w:sz="0" w:val="nil"/>
+              </w:pBdr>
+              <w:shd w:fill="auto" w:val="clear"/>
+              <w:spacing w:after="0" w:before="0" w:line="276" w:lineRule="auto"/>
+              <w:ind w:left="0" w:right="0" w:firstLine="0"/>
+              <w:jc w:val="left"/>
+              <w:rPr>
+                <w:rFonts w:ascii="Times New Roman" w:cs="Times New Roman" w:eastAsia="Times New Roman" w:hAnsi="Times New Roman"/>
+                <w:sz w:val="24"/>
+                <w:szCs w:val="24"/>
+              </w:rPr>
+            </w:pPr>
+            <w:r>
+              <w:rPr>
+                <w:rFonts w:ascii="Times New Roman" w:cs="Times New Roman" w:eastAsia="Times New Roman" w:hAnsi="Times New Roman"/>
+                <w:sz w:val="24"/>
+                <w:szCs w:val="24"/>
+                <w:rtl w:val="0"/>
+              </w:rPr>
+              <w:t xml:space="preserve">String</w:t>
+            </w:r>
+          </w:p>
+        </w:tc>
+      </w:tr>
+      <w:tr>
+        <w:trPr>
+          <w:cantSplit w:val="0"/>
+          <w:tblHeader w:val="0"/>
+        </w:trPr>
+        <w:tc>
+          <w:tcPr>
+            <w:shd w:fill="auto" w:val="clear"/>
+            <w:tcMar>
+              <w:top w:w="100.0" w:type="dxa"/>
+              <w:left w:w="100.0" w:type="dxa"/>
+              <w:bottom w:w="100.0" w:type="dxa"/>
+              <w:right w:w="100.0" w:type="dxa"/>
+            </w:tcMar>
+            <w:vAlign w:val="top"/>
+          </w:tcPr>
+          <w:p>
+            <w:pPr>
+              <w:keepNext w:val="0"/>
+              <w:keepLines w:val="0"/>
+              <w:pageBreakBefore w:val="0"/>
+              <w:widowControl w:val="0"/>
+              <w:pBdr>
+                <w:top w:space="0" w:sz="0" w:val="nil"/>
+                <w:left w:space="0" w:sz="0" w:val="nil"/>
+                <w:bottom w:space="0" w:sz="0" w:val="nil"/>
+                <w:right w:space="0" w:sz="0" w:val="nil"/>
+                <w:between w:space="0" w:sz="0" w:val="nil"/>
+              </w:pBdr>
+              <w:shd w:fill="auto" w:val="clear"/>
+              <w:spacing w:after="0" w:before="0" w:line="276" w:lineRule="auto"/>
+              <w:ind w:left="0" w:right="0" w:firstLine="0"/>
+              <w:jc w:val="left"/>
+              <w:rPr>
+                <w:rFonts w:ascii="Times New Roman" w:cs="Times New Roman" w:eastAsia="Times New Roman" w:hAnsi="Times New Roman"/>
+                <w:sz w:val="24"/>
+                <w:szCs w:val="24"/>
+              </w:rPr>
+            </w:pPr>
+            <w:r>
+              <w:rPr>
+                <w:rFonts w:ascii="Times New Roman" w:cs="Times New Roman" w:eastAsia="Times New Roman" w:hAnsi="Times New Roman"/>
+                <w:sz w:val="24"/>
+                <w:szCs w:val="24"/>
+                <w:rtl w:val="0"/>
+              </w:rPr>
+              <w:t xml:space="preserve">steps</w:t>
+            </w:r>
+          </w:p>
+        </w:tc>
+        <w:tc>
+          <w:tcPr>
+            <w:shd w:fill="auto" w:val="clear"/>
+            <w:tcMar>
+              <w:top w:w="100.0" w:type="dxa"/>
+              <w:left w:w="100.0" w:type="dxa"/>
+              <w:bottom w:w="100.0" w:type="dxa"/>
+              <w:right w:w="100.0" w:type="dxa"/>
+            </w:tcMar>
+            <w:vAlign w:val="top"/>
+          </w:tcPr>
+          <w:p>
+            <w:pPr>
+              <w:keepNext w:val="0"/>
+              <w:keepLines w:val="0"/>
+              <w:pageBreakBefore w:val="0"/>
+              <w:widowControl w:val="0"/>
+              <w:pBdr>
+                <w:top w:space="0" w:sz="0" w:val="nil"/>
+                <w:left w:space="0" w:sz="0" w:val="nil"/>
+                <w:bottom w:space="0" w:sz="0" w:val="nil"/>
+                <w:right w:space="0" w:sz="0" w:val="nil"/>
+                <w:between w:space="0" w:sz="0" w:val="nil"/>
+              </w:pBdr>
+              <w:shd w:fill="auto" w:val="clear"/>
+              <w:spacing w:after="0" w:before="0" w:line="276" w:lineRule="auto"/>
+              <w:ind w:left="0" w:right="0" w:firstLine="0"/>
+              <w:jc w:val="left"/>
+              <w:rPr>
+                <w:rFonts w:ascii="Times New Roman" w:cs="Times New Roman" w:eastAsia="Times New Roman" w:hAnsi="Times New Roman"/>
+                <w:sz w:val="24"/>
+                <w:szCs w:val="24"/>
+              </w:rPr>
+            </w:pPr>
+            <w:r>
+              <w:rPr>
+                <w:rFonts w:ascii="Times New Roman" w:cs="Times New Roman" w:eastAsia="Times New Roman" w:hAnsi="Times New Roman"/>
+                <w:sz w:val="24"/>
+                <w:szCs w:val="24"/>
+                <w:rtl w:val="0"/>
+              </w:rPr>
+              <w:t xml:space="preserve">Array</w:t>
+            </w:r>
+          </w:p>
+        </w:tc>
+      </w:tr>
+      <w:tr>
+        <w:trPr>
+          <w:cantSplit w:val="0"/>
+          <w:tblHeader w:val="0"/>
+        </w:trPr>
+        <w:tc>
+          <w:tcPr>
+            <w:shd w:fill="auto" w:val="clear"/>
+            <w:tcMar>
+              <w:top w:w="100.0" w:type="dxa"/>
+              <w:left w:w="100.0" w:type="dxa"/>
+              <w:bottom w:w="100.0" w:type="dxa"/>
+              <w:right w:w="100.0" w:type="dxa"/>
+            </w:tcMar>
+            <w:vAlign w:val="top"/>
+          </w:tcPr>
+          <w:p>
+            <w:pPr>
+              <w:keepNext w:val="0"/>
+              <w:keepLines w:val="0"/>
+              <w:pageBreakBefore w:val="0"/>
+              <w:widowControl w:val="0"/>
+              <w:pBdr>
+                <w:top w:space="0" w:sz="0" w:val="nil"/>
+                <w:left w:space="0" w:sz="0" w:val="nil"/>
+                <w:bottom w:space="0" w:sz="0" w:val="nil"/>
+                <w:right w:space="0" w:sz="0" w:val="nil"/>
+                <w:between w:space="0" w:sz="0" w:val="nil"/>
+              </w:pBdr>
+              <w:shd w:fill="auto" w:val="clear"/>
+              <w:spacing w:after="0" w:before="0" w:line="276" w:lineRule="auto"/>
+              <w:ind w:left="0" w:right="0" w:firstLine="0"/>
+              <w:jc w:val="left"/>
+              <w:rPr>
+                <w:rFonts w:ascii="Times New Roman" w:cs="Times New Roman" w:eastAsia="Times New Roman" w:hAnsi="Times New Roman"/>
+                <w:sz w:val="24"/>
+                <w:szCs w:val="24"/>
+              </w:rPr>
+            </w:pPr>
+            <w:r>
+              <w:rPr>
+                <w:rFonts w:ascii="Times New Roman" w:cs="Times New Roman" w:eastAsia="Times New Roman" w:hAnsi="Times New Roman"/>
+                <w:sz w:val="24"/>
+                <w:szCs w:val="24"/>
+                <w:rtl w:val="0"/>
+              </w:rPr>
+              <w:t xml:space="preserve">expectedResult</w:t>
+            </w:r>
+          </w:p>
+        </w:tc>
+        <w:tc>
+          <w:tcPr>
+            <w:shd w:fill="auto" w:val="clear"/>
+            <w:tcMar>
+              <w:top w:w="100.0" w:type="dxa"/>
+              <w:left w:w="100.0" w:type="dxa"/>
+              <w:bottom w:w="100.0" w:type="dxa"/>
+              <w:right w:w="100.0" w:type="dxa"/>
+            </w:tcMar>
+            <w:vAlign w:val="top"/>
+          </w:tcPr>
+          <w:p>
+            <w:pPr>
+              <w:keepNext w:val="0"/>
+              <w:keepLines w:val="0"/>
+              <w:pageBreakBefore w:val="0"/>
+              <w:widowControl w:val="0"/>
+              <w:pBdr>
+                <w:top w:space="0" w:sz="0" w:val="nil"/>
+                <w:left w:space="0" w:sz="0" w:val="nil"/>
+                <w:bottom w:space="0" w:sz="0" w:val="nil"/>
+                <w:right w:space="0" w:sz="0" w:val="nil"/>
+                <w:between w:space="0" w:sz="0" w:val="nil"/>
+              </w:pBdr>
+              <w:shd w:fill="auto" w:val="clear"/>
+              <w:spacing w:after="0" w:before="0" w:line="276" w:lineRule="auto"/>
+              <w:ind w:left="0" w:right="0" w:firstLine="0"/>
+              <w:jc w:val="left"/>
+              <w:rPr>
+                <w:rFonts w:ascii="Times New Roman" w:cs="Times New Roman" w:eastAsia="Times New Roman" w:hAnsi="Times New Roman"/>
+                <w:sz w:val="24"/>
+                <w:szCs w:val="24"/>
+              </w:rPr>
+            </w:pPr>
+            <w:r>
+              <w:rPr>
+                <w:rFonts w:ascii="Times New Roman" w:cs="Times New Roman" w:eastAsia="Times New Roman" w:hAnsi="Times New Roman"/>
+                <w:sz w:val="24"/>
+                <w:szCs w:val="24"/>
+                <w:rtl w:val="0"/>
+              </w:rPr>
               <w:t xml:space="preserve">String</w:t>
             </w:r>
           </w:p>
@@ -10859,7 +12124,1554 @@
         <w:pageBreakBefore w:val="0"/>
         <w:widowControl w:val="0"/>
         <w:spacing w:line="276" w:lineRule="auto"/>
+        <w:ind w:left="0" w:firstLine="720"/>
+        <w:rPr>
+          <w:rFonts w:ascii="Times New Roman" w:cs="Times New Roman" w:eastAsia="Times New Roman" w:hAnsi="Times New Roman"/>
+          <w:sz w:val="24"/>
+          <w:szCs w:val="24"/>
+        </w:rPr>
+      </w:pPr>
+      <w:r>
+        <w:rPr>
+          <w:rFonts w:ascii="Times New Roman" w:cs="Times New Roman" w:eastAsia="Times New Roman" w:hAnsi="Times New Roman"/>
+          <w:sz w:val="24"/>
+          <w:szCs w:val="24"/>
+          <w:rtl w:val="0"/>
+        </w:rPr>
+        <w:t xml:space="preserve">Database Relationships</w:t>
+      </w:r>
+    </w:p>
+    <w:p>
+      <w:pPr>
+        <w:pageBreakBefore w:val="0"/>
+        <w:widowControl w:val="0"/>
+        <w:spacing w:line="276" w:lineRule="auto"/>
         <w:ind w:left="1440" w:firstLine="0"/>
+        <w:rPr>
+          <w:rFonts w:ascii="Times New Roman" w:cs="Times New Roman" w:eastAsia="Times New Roman" w:hAnsi="Times New Roman"/>
+          <w:sz w:val="24"/>
+          <w:szCs w:val="24"/>
+        </w:rPr>
+      </w:pPr>
+      <w:r>
+        <w:rPr>
+          <w:rtl w:val="0"/>
+        </w:rPr>
+      </w:r>
+    </w:p>
+    <w:tbl>
+      <w:tblPr>
+        <w:tblStyle w:val="Table8"/>
+        <w:tblW w:w="7943.0" w:type="dxa"/>
+        <w:jc w:val="left"/>
+        <w:tblInd w:w="1440.0" w:type="dxa"/>
+        <w:tblBorders>
+          <w:top w:color="000000" w:space="0" w:sz="8" w:val="single"/>
+          <w:left w:color="000000" w:space="0" w:sz="8" w:val="single"/>
+          <w:bottom w:color="000000" w:space="0" w:sz="8" w:val="single"/>
+          <w:right w:color="000000" w:space="0" w:sz="8" w:val="single"/>
+          <w:insideH w:color="000000" w:space="0" w:sz="8" w:val="single"/>
+          <w:insideV w:color="000000" w:space="0" w:sz="8" w:val="single"/>
+        </w:tblBorders>
+        <w:tblLayout w:type="fixed"/>
+        <w:tblLook w:val="0600"/>
+      </w:tblPr>
+      <w:tblGrid>
+        <w:gridCol w:w="1985.75"/>
+        <w:gridCol w:w="1985.75"/>
+        <w:gridCol w:w="1985.75"/>
+        <w:gridCol w:w="1985.75"/>
+        <w:tblGridChange w:id="0">
+          <w:tblGrid>
+            <w:gridCol w:w="1985.75"/>
+            <w:gridCol w:w="1985.75"/>
+            <w:gridCol w:w="1985.75"/>
+            <w:gridCol w:w="1985.75"/>
+          </w:tblGrid>
+        </w:tblGridChange>
+      </w:tblGrid>
+      <w:tr>
+        <w:trPr>
+          <w:cantSplit w:val="0"/>
+          <w:tblHeader w:val="0"/>
+        </w:trPr>
+        <w:tc>
+          <w:tcPr>
+            <w:shd w:fill="auto" w:val="clear"/>
+            <w:tcMar>
+              <w:top w:w="100.0" w:type="dxa"/>
+              <w:left w:w="100.0" w:type="dxa"/>
+              <w:bottom w:w="100.0" w:type="dxa"/>
+              <w:right w:w="100.0" w:type="dxa"/>
+            </w:tcMar>
+            <w:vAlign w:val="top"/>
+          </w:tcPr>
+          <w:p>
+            <w:pPr>
+              <w:keepNext w:val="0"/>
+              <w:keepLines w:val="0"/>
+              <w:pageBreakBefore w:val="0"/>
+              <w:widowControl w:val="0"/>
+              <w:pBdr>
+                <w:top w:space="0" w:sz="0" w:val="nil"/>
+                <w:left w:space="0" w:sz="0" w:val="nil"/>
+                <w:bottom w:space="0" w:sz="0" w:val="nil"/>
+                <w:right w:space="0" w:sz="0" w:val="nil"/>
+                <w:between w:space="0" w:sz="0" w:val="nil"/>
+              </w:pBdr>
+              <w:shd w:fill="auto" w:val="clear"/>
+              <w:spacing w:after="0" w:before="0" w:line="240" w:lineRule="auto"/>
+              <w:ind w:left="0" w:right="0" w:firstLine="0"/>
+              <w:jc w:val="left"/>
+              <w:rPr>
+                <w:rFonts w:ascii="Times New Roman" w:cs="Times New Roman" w:eastAsia="Times New Roman" w:hAnsi="Times New Roman"/>
+                <w:sz w:val="24"/>
+                <w:szCs w:val="24"/>
+              </w:rPr>
+            </w:pPr>
+            <w:r>
+              <w:rPr>
+                <w:rFonts w:ascii="Times New Roman" w:cs="Times New Roman" w:eastAsia="Times New Roman" w:hAnsi="Times New Roman"/>
+                <w:sz w:val="24"/>
+                <w:szCs w:val="24"/>
+                <w:rtl w:val="0"/>
+              </w:rPr>
+              <w:t xml:space="preserve">Parent Entity</w:t>
+            </w:r>
+          </w:p>
+        </w:tc>
+        <w:tc>
+          <w:tcPr>
+            <w:shd w:fill="auto" w:val="clear"/>
+            <w:tcMar>
+              <w:top w:w="100.0" w:type="dxa"/>
+              <w:left w:w="100.0" w:type="dxa"/>
+              <w:bottom w:w="100.0" w:type="dxa"/>
+              <w:right w:w="100.0" w:type="dxa"/>
+            </w:tcMar>
+            <w:vAlign w:val="top"/>
+          </w:tcPr>
+          <w:p>
+            <w:pPr>
+              <w:keepNext w:val="0"/>
+              <w:keepLines w:val="0"/>
+              <w:pageBreakBefore w:val="0"/>
+              <w:widowControl w:val="0"/>
+              <w:pBdr>
+                <w:top w:space="0" w:sz="0" w:val="nil"/>
+                <w:left w:space="0" w:sz="0" w:val="nil"/>
+                <w:bottom w:space="0" w:sz="0" w:val="nil"/>
+                <w:right w:space="0" w:sz="0" w:val="nil"/>
+                <w:between w:space="0" w:sz="0" w:val="nil"/>
+              </w:pBdr>
+              <w:shd w:fill="auto" w:val="clear"/>
+              <w:spacing w:after="0" w:before="0" w:line="240" w:lineRule="auto"/>
+              <w:ind w:left="0" w:right="0" w:firstLine="0"/>
+              <w:jc w:val="left"/>
+              <w:rPr>
+                <w:rFonts w:ascii="Times New Roman" w:cs="Times New Roman" w:eastAsia="Times New Roman" w:hAnsi="Times New Roman"/>
+                <w:sz w:val="24"/>
+                <w:szCs w:val="24"/>
+              </w:rPr>
+            </w:pPr>
+            <w:r>
+              <w:rPr>
+                <w:rFonts w:ascii="Times New Roman" w:cs="Times New Roman" w:eastAsia="Times New Roman" w:hAnsi="Times New Roman"/>
+                <w:sz w:val="24"/>
+                <w:szCs w:val="24"/>
+                <w:rtl w:val="0"/>
+              </w:rPr>
+              <w:t xml:space="preserve">Relationship</w:t>
+            </w:r>
+          </w:p>
+        </w:tc>
+        <w:tc>
+          <w:tcPr>
+            <w:shd w:fill="auto" w:val="clear"/>
+            <w:tcMar>
+              <w:top w:w="100.0" w:type="dxa"/>
+              <w:left w:w="100.0" w:type="dxa"/>
+              <w:bottom w:w="100.0" w:type="dxa"/>
+              <w:right w:w="100.0" w:type="dxa"/>
+            </w:tcMar>
+            <w:vAlign w:val="top"/>
+          </w:tcPr>
+          <w:p>
+            <w:pPr>
+              <w:keepNext w:val="0"/>
+              <w:keepLines w:val="0"/>
+              <w:pageBreakBefore w:val="0"/>
+              <w:widowControl w:val="0"/>
+              <w:pBdr>
+                <w:top w:space="0" w:sz="0" w:val="nil"/>
+                <w:left w:space="0" w:sz="0" w:val="nil"/>
+                <w:bottom w:space="0" w:sz="0" w:val="nil"/>
+                <w:right w:space="0" w:sz="0" w:val="nil"/>
+                <w:between w:space="0" w:sz="0" w:val="nil"/>
+              </w:pBdr>
+              <w:shd w:fill="auto" w:val="clear"/>
+              <w:spacing w:after="0" w:before="0" w:line="240" w:lineRule="auto"/>
+              <w:ind w:left="0" w:right="0" w:firstLine="0"/>
+              <w:jc w:val="left"/>
+              <w:rPr>
+                <w:rFonts w:ascii="Times New Roman" w:cs="Times New Roman" w:eastAsia="Times New Roman" w:hAnsi="Times New Roman"/>
+                <w:sz w:val="24"/>
+                <w:szCs w:val="24"/>
+              </w:rPr>
+            </w:pPr>
+            <w:r>
+              <w:rPr>
+                <w:rFonts w:ascii="Times New Roman" w:cs="Times New Roman" w:eastAsia="Times New Roman" w:hAnsi="Times New Roman"/>
+                <w:sz w:val="24"/>
+                <w:szCs w:val="24"/>
+                <w:rtl w:val="0"/>
+              </w:rPr>
+              <w:t xml:space="preserve">Child Entity</w:t>
+            </w:r>
+          </w:p>
+        </w:tc>
+        <w:tc>
+          <w:tcPr>
+            <w:shd w:fill="auto" w:val="clear"/>
+            <w:tcMar>
+              <w:top w:w="100.0" w:type="dxa"/>
+              <w:left w:w="100.0" w:type="dxa"/>
+              <w:bottom w:w="100.0" w:type="dxa"/>
+              <w:right w:w="100.0" w:type="dxa"/>
+            </w:tcMar>
+            <w:vAlign w:val="top"/>
+          </w:tcPr>
+          <w:p>
+            <w:pPr>
+              <w:keepNext w:val="0"/>
+              <w:keepLines w:val="0"/>
+              <w:pageBreakBefore w:val="0"/>
+              <w:widowControl w:val="0"/>
+              <w:pBdr>
+                <w:top w:space="0" w:sz="0" w:val="nil"/>
+                <w:left w:space="0" w:sz="0" w:val="nil"/>
+                <w:bottom w:space="0" w:sz="0" w:val="nil"/>
+                <w:right w:space="0" w:sz="0" w:val="nil"/>
+                <w:between w:space="0" w:sz="0" w:val="nil"/>
+              </w:pBdr>
+              <w:shd w:fill="auto" w:val="clear"/>
+              <w:spacing w:after="0" w:before="0" w:line="240" w:lineRule="auto"/>
+              <w:ind w:left="0" w:right="0" w:firstLine="0"/>
+              <w:jc w:val="left"/>
+              <w:rPr>
+                <w:rFonts w:ascii="Times New Roman" w:cs="Times New Roman" w:eastAsia="Times New Roman" w:hAnsi="Times New Roman"/>
+                <w:sz w:val="24"/>
+                <w:szCs w:val="24"/>
+              </w:rPr>
+            </w:pPr>
+            <w:r>
+              <w:rPr>
+                <w:rFonts w:ascii="Times New Roman" w:cs="Times New Roman" w:eastAsia="Times New Roman" w:hAnsi="Times New Roman"/>
+                <w:sz w:val="24"/>
+                <w:szCs w:val="24"/>
+                <w:rtl w:val="0"/>
+              </w:rPr>
+              <w:t xml:space="preserve">Description</w:t>
+            </w:r>
+          </w:p>
+        </w:tc>
+      </w:tr>
+      <w:tr>
+        <w:trPr>
+          <w:cantSplit w:val="0"/>
+          <w:tblHeader w:val="0"/>
+        </w:trPr>
+        <w:tc>
+          <w:tcPr>
+            <w:shd w:fill="auto" w:val="clear"/>
+            <w:tcMar>
+              <w:top w:w="100.0" w:type="dxa"/>
+              <w:left w:w="100.0" w:type="dxa"/>
+              <w:bottom w:w="100.0" w:type="dxa"/>
+              <w:right w:w="100.0" w:type="dxa"/>
+            </w:tcMar>
+            <w:vAlign w:val="top"/>
+          </w:tcPr>
+          <w:p>
+            <w:pPr>
+              <w:keepNext w:val="0"/>
+              <w:keepLines w:val="0"/>
+              <w:pageBreakBefore w:val="0"/>
+              <w:widowControl w:val="0"/>
+              <w:pBdr>
+                <w:top w:space="0" w:sz="0" w:val="nil"/>
+                <w:left w:space="0" w:sz="0" w:val="nil"/>
+                <w:bottom w:space="0" w:sz="0" w:val="nil"/>
+                <w:right w:space="0" w:sz="0" w:val="nil"/>
+                <w:between w:space="0" w:sz="0" w:val="nil"/>
+              </w:pBdr>
+              <w:shd w:fill="auto" w:val="clear"/>
+              <w:spacing w:after="0" w:before="0" w:line="240" w:lineRule="auto"/>
+              <w:ind w:left="0" w:right="0" w:firstLine="0"/>
+              <w:jc w:val="left"/>
+              <w:rPr>
+                <w:rFonts w:ascii="Times New Roman" w:cs="Times New Roman" w:eastAsia="Times New Roman" w:hAnsi="Times New Roman"/>
+                <w:sz w:val="24"/>
+                <w:szCs w:val="24"/>
+              </w:rPr>
+            </w:pPr>
+            <w:r>
+              <w:rPr>
+                <w:rFonts w:ascii="Times New Roman" w:cs="Times New Roman" w:eastAsia="Times New Roman" w:hAnsi="Times New Roman"/>
+                <w:sz w:val="24"/>
+                <w:szCs w:val="24"/>
+                <w:rtl w:val="0"/>
+              </w:rPr>
+              <w:t xml:space="preserve">User</w:t>
+            </w:r>
+          </w:p>
+        </w:tc>
+        <w:tc>
+          <w:tcPr>
+            <w:shd w:fill="auto" w:val="clear"/>
+            <w:tcMar>
+              <w:top w:w="100.0" w:type="dxa"/>
+              <w:left w:w="100.0" w:type="dxa"/>
+              <w:bottom w:w="100.0" w:type="dxa"/>
+              <w:right w:w="100.0" w:type="dxa"/>
+            </w:tcMar>
+            <w:vAlign w:val="top"/>
+          </w:tcPr>
+          <w:p>
+            <w:pPr>
+              <w:keepNext w:val="0"/>
+              <w:keepLines w:val="0"/>
+              <w:pageBreakBefore w:val="0"/>
+              <w:widowControl w:val="0"/>
+              <w:pBdr>
+                <w:top w:space="0" w:sz="0" w:val="nil"/>
+                <w:left w:space="0" w:sz="0" w:val="nil"/>
+                <w:bottom w:space="0" w:sz="0" w:val="nil"/>
+                <w:right w:space="0" w:sz="0" w:val="nil"/>
+                <w:between w:space="0" w:sz="0" w:val="nil"/>
+              </w:pBdr>
+              <w:shd w:fill="auto" w:val="clear"/>
+              <w:spacing w:after="0" w:before="0" w:line="240" w:lineRule="auto"/>
+              <w:ind w:left="0" w:right="0" w:firstLine="0"/>
+              <w:jc w:val="left"/>
+              <w:rPr>
+                <w:rFonts w:ascii="Times New Roman" w:cs="Times New Roman" w:eastAsia="Times New Roman" w:hAnsi="Times New Roman"/>
+                <w:sz w:val="24"/>
+                <w:szCs w:val="24"/>
+              </w:rPr>
+            </w:pPr>
+            <w:r>
+              <w:rPr>
+                <w:rFonts w:ascii="Times New Roman" w:cs="Times New Roman" w:eastAsia="Times New Roman" w:hAnsi="Times New Roman"/>
+                <w:sz w:val="24"/>
+                <w:szCs w:val="24"/>
+                <w:rtl w:val="0"/>
+              </w:rPr>
+              <w:t xml:space="preserve">1: Many</w:t>
+            </w:r>
+          </w:p>
+        </w:tc>
+        <w:tc>
+          <w:tcPr>
+            <w:shd w:fill="auto" w:val="clear"/>
+            <w:tcMar>
+              <w:top w:w="100.0" w:type="dxa"/>
+              <w:left w:w="100.0" w:type="dxa"/>
+              <w:bottom w:w="100.0" w:type="dxa"/>
+              <w:right w:w="100.0" w:type="dxa"/>
+            </w:tcMar>
+            <w:vAlign w:val="top"/>
+          </w:tcPr>
+          <w:p>
+            <w:pPr>
+              <w:keepNext w:val="0"/>
+              <w:keepLines w:val="0"/>
+              <w:pageBreakBefore w:val="0"/>
+              <w:widowControl w:val="0"/>
+              <w:pBdr>
+                <w:top w:space="0" w:sz="0" w:val="nil"/>
+                <w:left w:space="0" w:sz="0" w:val="nil"/>
+                <w:bottom w:space="0" w:sz="0" w:val="nil"/>
+                <w:right w:space="0" w:sz="0" w:val="nil"/>
+                <w:between w:space="0" w:sz="0" w:val="nil"/>
+              </w:pBdr>
+              <w:shd w:fill="auto" w:val="clear"/>
+              <w:spacing w:after="0" w:before="0" w:line="240" w:lineRule="auto"/>
+              <w:ind w:left="0" w:right="0" w:firstLine="0"/>
+              <w:jc w:val="left"/>
+              <w:rPr>
+                <w:rFonts w:ascii="Times New Roman" w:cs="Times New Roman" w:eastAsia="Times New Roman" w:hAnsi="Times New Roman"/>
+                <w:sz w:val="24"/>
+                <w:szCs w:val="24"/>
+              </w:rPr>
+            </w:pPr>
+            <w:r>
+              <w:rPr>
+                <w:rFonts w:ascii="Times New Roman" w:cs="Times New Roman" w:eastAsia="Times New Roman" w:hAnsi="Times New Roman"/>
+                <w:sz w:val="24"/>
+                <w:szCs w:val="24"/>
+                <w:rtl w:val="0"/>
+              </w:rPr>
+              <w:t xml:space="preserve">Project</w:t>
+            </w:r>
+          </w:p>
+        </w:tc>
+        <w:tc>
+          <w:tcPr>
+            <w:shd w:fill="auto" w:val="clear"/>
+            <w:tcMar>
+              <w:top w:w="100.0" w:type="dxa"/>
+              <w:left w:w="100.0" w:type="dxa"/>
+              <w:bottom w:w="100.0" w:type="dxa"/>
+              <w:right w:w="100.0" w:type="dxa"/>
+            </w:tcMar>
+            <w:vAlign w:val="top"/>
+          </w:tcPr>
+          <w:p>
+            <w:pPr>
+              <w:keepNext w:val="0"/>
+              <w:keepLines w:val="0"/>
+              <w:pageBreakBefore w:val="0"/>
+              <w:widowControl w:val="0"/>
+              <w:pBdr>
+                <w:top w:space="0" w:sz="0" w:val="nil"/>
+                <w:left w:space="0" w:sz="0" w:val="nil"/>
+                <w:bottom w:space="0" w:sz="0" w:val="nil"/>
+                <w:right w:space="0" w:sz="0" w:val="nil"/>
+                <w:between w:space="0" w:sz="0" w:val="nil"/>
+              </w:pBdr>
+              <w:shd w:fill="auto" w:val="clear"/>
+              <w:spacing w:after="0" w:before="0" w:line="240" w:lineRule="auto"/>
+              <w:ind w:left="0" w:right="0" w:firstLine="0"/>
+              <w:jc w:val="left"/>
+              <w:rPr>
+                <w:rFonts w:ascii="Times New Roman" w:cs="Times New Roman" w:eastAsia="Times New Roman" w:hAnsi="Times New Roman"/>
+                <w:sz w:val="24"/>
+                <w:szCs w:val="24"/>
+              </w:rPr>
+            </w:pPr>
+            <w:r>
+              <w:rPr>
+                <w:rFonts w:ascii="Times New Roman" w:cs="Times New Roman" w:eastAsia="Times New Roman" w:hAnsi="Times New Roman"/>
+                <w:sz w:val="24"/>
+                <w:szCs w:val="24"/>
+                <w:rtl w:val="0"/>
+              </w:rPr>
+              <w:t xml:space="preserve">A user can own multiple projects</w:t>
+            </w:r>
+          </w:p>
+        </w:tc>
+      </w:tr>
+      <w:tr>
+        <w:trPr>
+          <w:cantSplit w:val="0"/>
+          <w:tblHeader w:val="0"/>
+        </w:trPr>
+        <w:tc>
+          <w:tcPr>
+            <w:shd w:fill="auto" w:val="clear"/>
+            <w:tcMar>
+              <w:top w:w="100.0" w:type="dxa"/>
+              <w:left w:w="100.0" w:type="dxa"/>
+              <w:bottom w:w="100.0" w:type="dxa"/>
+              <w:right w:w="100.0" w:type="dxa"/>
+            </w:tcMar>
+            <w:vAlign w:val="top"/>
+          </w:tcPr>
+          <w:p>
+            <w:pPr>
+              <w:keepNext w:val="0"/>
+              <w:keepLines w:val="0"/>
+              <w:pageBreakBefore w:val="0"/>
+              <w:widowControl w:val="0"/>
+              <w:pBdr>
+                <w:top w:space="0" w:sz="0" w:val="nil"/>
+                <w:left w:space="0" w:sz="0" w:val="nil"/>
+                <w:bottom w:space="0" w:sz="0" w:val="nil"/>
+                <w:right w:space="0" w:sz="0" w:val="nil"/>
+                <w:between w:space="0" w:sz="0" w:val="nil"/>
+              </w:pBdr>
+              <w:shd w:fill="auto" w:val="clear"/>
+              <w:spacing w:after="0" w:before="0" w:line="240" w:lineRule="auto"/>
+              <w:ind w:left="0" w:right="0" w:firstLine="0"/>
+              <w:jc w:val="left"/>
+              <w:rPr>
+                <w:rFonts w:ascii="Times New Roman" w:cs="Times New Roman" w:eastAsia="Times New Roman" w:hAnsi="Times New Roman"/>
+                <w:sz w:val="24"/>
+                <w:szCs w:val="24"/>
+              </w:rPr>
+            </w:pPr>
+            <w:r>
+              <w:rPr>
+                <w:rFonts w:ascii="Times New Roman" w:cs="Times New Roman" w:eastAsia="Times New Roman" w:hAnsi="Times New Roman"/>
+                <w:sz w:val="24"/>
+                <w:szCs w:val="24"/>
+                <w:rtl w:val="0"/>
+              </w:rPr>
+              <w:t xml:space="preserve">Project</w:t>
+            </w:r>
+          </w:p>
+        </w:tc>
+        <w:tc>
+          <w:tcPr>
+            <w:shd w:fill="auto" w:val="clear"/>
+            <w:tcMar>
+              <w:top w:w="100.0" w:type="dxa"/>
+              <w:left w:w="100.0" w:type="dxa"/>
+              <w:bottom w:w="100.0" w:type="dxa"/>
+              <w:right w:w="100.0" w:type="dxa"/>
+            </w:tcMar>
+            <w:vAlign w:val="top"/>
+          </w:tcPr>
+          <w:p>
+            <w:pPr>
+              <w:keepNext w:val="0"/>
+              <w:keepLines w:val="0"/>
+              <w:pageBreakBefore w:val="0"/>
+              <w:widowControl w:val="0"/>
+              <w:pBdr>
+                <w:top w:space="0" w:sz="0" w:val="nil"/>
+                <w:left w:space="0" w:sz="0" w:val="nil"/>
+                <w:bottom w:space="0" w:sz="0" w:val="nil"/>
+                <w:right w:space="0" w:sz="0" w:val="nil"/>
+                <w:between w:space="0" w:sz="0" w:val="nil"/>
+              </w:pBdr>
+              <w:shd w:fill="auto" w:val="clear"/>
+              <w:spacing w:after="0" w:before="0" w:line="240" w:lineRule="auto"/>
+              <w:ind w:left="0" w:right="0" w:firstLine="0"/>
+              <w:jc w:val="left"/>
+              <w:rPr>
+                <w:rFonts w:ascii="Times New Roman" w:cs="Times New Roman" w:eastAsia="Times New Roman" w:hAnsi="Times New Roman"/>
+                <w:sz w:val="24"/>
+                <w:szCs w:val="24"/>
+              </w:rPr>
+            </w:pPr>
+            <w:r>
+              <w:rPr>
+                <w:rFonts w:ascii="Times New Roman" w:cs="Times New Roman" w:eastAsia="Times New Roman" w:hAnsi="Times New Roman"/>
+                <w:sz w:val="24"/>
+                <w:szCs w:val="24"/>
+                <w:rtl w:val="0"/>
+              </w:rPr>
+              <w:t xml:space="preserve">1: Many</w:t>
+            </w:r>
+          </w:p>
+        </w:tc>
+        <w:tc>
+          <w:tcPr>
+            <w:shd w:fill="auto" w:val="clear"/>
+            <w:tcMar>
+              <w:top w:w="100.0" w:type="dxa"/>
+              <w:left w:w="100.0" w:type="dxa"/>
+              <w:bottom w:w="100.0" w:type="dxa"/>
+              <w:right w:w="100.0" w:type="dxa"/>
+            </w:tcMar>
+            <w:vAlign w:val="top"/>
+          </w:tcPr>
+          <w:p>
+            <w:pPr>
+              <w:keepNext w:val="0"/>
+              <w:keepLines w:val="0"/>
+              <w:pageBreakBefore w:val="0"/>
+              <w:widowControl w:val="0"/>
+              <w:pBdr>
+                <w:top w:space="0" w:sz="0" w:val="nil"/>
+                <w:left w:space="0" w:sz="0" w:val="nil"/>
+                <w:bottom w:space="0" w:sz="0" w:val="nil"/>
+                <w:right w:space="0" w:sz="0" w:val="nil"/>
+                <w:between w:space="0" w:sz="0" w:val="nil"/>
+              </w:pBdr>
+              <w:shd w:fill="auto" w:val="clear"/>
+              <w:spacing w:after="0" w:before="0" w:line="240" w:lineRule="auto"/>
+              <w:ind w:left="0" w:right="0" w:firstLine="0"/>
+              <w:jc w:val="left"/>
+              <w:rPr>
+                <w:rFonts w:ascii="Times New Roman" w:cs="Times New Roman" w:eastAsia="Times New Roman" w:hAnsi="Times New Roman"/>
+                <w:sz w:val="24"/>
+                <w:szCs w:val="24"/>
+              </w:rPr>
+            </w:pPr>
+            <w:r>
+              <w:rPr>
+                <w:rFonts w:ascii="Times New Roman" w:cs="Times New Roman" w:eastAsia="Times New Roman" w:hAnsi="Times New Roman"/>
+                <w:sz w:val="24"/>
+                <w:szCs w:val="24"/>
+                <w:rtl w:val="0"/>
+              </w:rPr>
+              <w:t xml:space="preserve">Document</w:t>
+            </w:r>
+          </w:p>
+        </w:tc>
+        <w:tc>
+          <w:tcPr>
+            <w:shd w:fill="auto" w:val="clear"/>
+            <w:tcMar>
+              <w:top w:w="100.0" w:type="dxa"/>
+              <w:left w:w="100.0" w:type="dxa"/>
+              <w:bottom w:w="100.0" w:type="dxa"/>
+              <w:right w:w="100.0" w:type="dxa"/>
+            </w:tcMar>
+            <w:vAlign w:val="top"/>
+          </w:tcPr>
+          <w:p>
+            <w:pPr>
+              <w:keepNext w:val="0"/>
+              <w:keepLines w:val="0"/>
+              <w:pageBreakBefore w:val="0"/>
+              <w:widowControl w:val="0"/>
+              <w:pBdr>
+                <w:top w:space="0" w:sz="0" w:val="nil"/>
+                <w:left w:space="0" w:sz="0" w:val="nil"/>
+                <w:bottom w:space="0" w:sz="0" w:val="nil"/>
+                <w:right w:space="0" w:sz="0" w:val="nil"/>
+                <w:between w:space="0" w:sz="0" w:val="nil"/>
+              </w:pBdr>
+              <w:shd w:fill="auto" w:val="clear"/>
+              <w:spacing w:after="0" w:before="0" w:line="240" w:lineRule="auto"/>
+              <w:ind w:left="0" w:right="0" w:firstLine="0"/>
+              <w:jc w:val="left"/>
+              <w:rPr>
+                <w:rFonts w:ascii="Times New Roman" w:cs="Times New Roman" w:eastAsia="Times New Roman" w:hAnsi="Times New Roman"/>
+                <w:sz w:val="24"/>
+                <w:szCs w:val="24"/>
+              </w:rPr>
+            </w:pPr>
+            <w:r>
+              <w:rPr>
+                <w:rFonts w:ascii="Times New Roman" w:cs="Times New Roman" w:eastAsia="Times New Roman" w:hAnsi="Times New Roman"/>
+                <w:sz w:val="24"/>
+                <w:szCs w:val="24"/>
+                <w:rtl w:val="0"/>
+              </w:rPr>
+              <w:t xml:space="preserve">A project can contain multiple uploaded documents</w:t>
+            </w:r>
+          </w:p>
+        </w:tc>
+      </w:tr>
+      <w:tr>
+        <w:trPr>
+          <w:cantSplit w:val="0"/>
+          <w:tblHeader w:val="0"/>
+        </w:trPr>
+        <w:tc>
+          <w:tcPr>
+            <w:shd w:fill="auto" w:val="clear"/>
+            <w:tcMar>
+              <w:top w:w="100.0" w:type="dxa"/>
+              <w:left w:w="100.0" w:type="dxa"/>
+              <w:bottom w:w="100.0" w:type="dxa"/>
+              <w:right w:w="100.0" w:type="dxa"/>
+            </w:tcMar>
+            <w:vAlign w:val="top"/>
+          </w:tcPr>
+          <w:p>
+            <w:pPr>
+              <w:keepNext w:val="0"/>
+              <w:keepLines w:val="0"/>
+              <w:pageBreakBefore w:val="0"/>
+              <w:widowControl w:val="0"/>
+              <w:pBdr>
+                <w:top w:space="0" w:sz="0" w:val="nil"/>
+                <w:left w:space="0" w:sz="0" w:val="nil"/>
+                <w:bottom w:space="0" w:sz="0" w:val="nil"/>
+                <w:right w:space="0" w:sz="0" w:val="nil"/>
+                <w:between w:space="0" w:sz="0" w:val="nil"/>
+              </w:pBdr>
+              <w:shd w:fill="auto" w:val="clear"/>
+              <w:spacing w:after="0" w:before="0" w:line="240" w:lineRule="auto"/>
+              <w:ind w:left="0" w:right="0" w:firstLine="0"/>
+              <w:jc w:val="left"/>
+              <w:rPr>
+                <w:rFonts w:ascii="Times New Roman" w:cs="Times New Roman" w:eastAsia="Times New Roman" w:hAnsi="Times New Roman"/>
+                <w:sz w:val="24"/>
+                <w:szCs w:val="24"/>
+              </w:rPr>
+            </w:pPr>
+            <w:r>
+              <w:rPr>
+                <w:rFonts w:ascii="Times New Roman" w:cs="Times New Roman" w:eastAsia="Times New Roman" w:hAnsi="Times New Roman"/>
+                <w:sz w:val="24"/>
+                <w:szCs w:val="24"/>
+                <w:rtl w:val="0"/>
+              </w:rPr>
+              <w:t xml:space="preserve">Project</w:t>
+            </w:r>
+          </w:p>
+        </w:tc>
+        <w:tc>
+          <w:tcPr>
+            <w:shd w:fill="auto" w:val="clear"/>
+            <w:tcMar>
+              <w:top w:w="100.0" w:type="dxa"/>
+              <w:left w:w="100.0" w:type="dxa"/>
+              <w:bottom w:w="100.0" w:type="dxa"/>
+              <w:right w:w="100.0" w:type="dxa"/>
+            </w:tcMar>
+            <w:vAlign w:val="top"/>
+          </w:tcPr>
+          <w:p>
+            <w:pPr>
+              <w:keepNext w:val="0"/>
+              <w:keepLines w:val="0"/>
+              <w:pageBreakBefore w:val="0"/>
+              <w:widowControl w:val="0"/>
+              <w:pBdr>
+                <w:top w:space="0" w:sz="0" w:val="nil"/>
+                <w:left w:space="0" w:sz="0" w:val="nil"/>
+                <w:bottom w:space="0" w:sz="0" w:val="nil"/>
+                <w:right w:space="0" w:sz="0" w:val="nil"/>
+                <w:between w:space="0" w:sz="0" w:val="nil"/>
+              </w:pBdr>
+              <w:shd w:fill="auto" w:val="clear"/>
+              <w:spacing w:after="0" w:before="0" w:line="240" w:lineRule="auto"/>
+              <w:ind w:left="0" w:right="0" w:firstLine="0"/>
+              <w:jc w:val="left"/>
+              <w:rPr>
+                <w:rFonts w:ascii="Times New Roman" w:cs="Times New Roman" w:eastAsia="Times New Roman" w:hAnsi="Times New Roman"/>
+                <w:sz w:val="24"/>
+                <w:szCs w:val="24"/>
+              </w:rPr>
+            </w:pPr>
+            <w:r>
+              <w:rPr>
+                <w:rFonts w:ascii="Times New Roman" w:cs="Times New Roman" w:eastAsia="Times New Roman" w:hAnsi="Times New Roman"/>
+                <w:sz w:val="24"/>
+                <w:szCs w:val="24"/>
+                <w:rtl w:val="0"/>
+              </w:rPr>
+              <w:t xml:space="preserve">1: Many</w:t>
+            </w:r>
+          </w:p>
+        </w:tc>
+        <w:tc>
+          <w:tcPr>
+            <w:shd w:fill="auto" w:val="clear"/>
+            <w:tcMar>
+              <w:top w:w="100.0" w:type="dxa"/>
+              <w:left w:w="100.0" w:type="dxa"/>
+              <w:bottom w:w="100.0" w:type="dxa"/>
+              <w:right w:w="100.0" w:type="dxa"/>
+            </w:tcMar>
+            <w:vAlign w:val="top"/>
+          </w:tcPr>
+          <w:p>
+            <w:pPr>
+              <w:keepNext w:val="0"/>
+              <w:keepLines w:val="0"/>
+              <w:pageBreakBefore w:val="0"/>
+              <w:widowControl w:val="0"/>
+              <w:pBdr>
+                <w:top w:space="0" w:sz="0" w:val="nil"/>
+                <w:left w:space="0" w:sz="0" w:val="nil"/>
+                <w:bottom w:space="0" w:sz="0" w:val="nil"/>
+                <w:right w:space="0" w:sz="0" w:val="nil"/>
+                <w:between w:space="0" w:sz="0" w:val="nil"/>
+              </w:pBdr>
+              <w:shd w:fill="auto" w:val="clear"/>
+              <w:spacing w:after="0" w:before="0" w:line="240" w:lineRule="auto"/>
+              <w:ind w:left="0" w:right="0" w:firstLine="0"/>
+              <w:jc w:val="left"/>
+              <w:rPr>
+                <w:rFonts w:ascii="Times New Roman" w:cs="Times New Roman" w:eastAsia="Times New Roman" w:hAnsi="Times New Roman"/>
+                <w:sz w:val="24"/>
+                <w:szCs w:val="24"/>
+              </w:rPr>
+            </w:pPr>
+            <w:r>
+              <w:rPr>
+                <w:rFonts w:ascii="Times New Roman" w:cs="Times New Roman" w:eastAsia="Times New Roman" w:hAnsi="Times New Roman"/>
+                <w:sz w:val="24"/>
+                <w:szCs w:val="24"/>
+                <w:rtl w:val="0"/>
+              </w:rPr>
+              <w:t xml:space="preserve">UserStory</w:t>
+            </w:r>
+          </w:p>
+        </w:tc>
+        <w:tc>
+          <w:tcPr>
+            <w:shd w:fill="auto" w:val="clear"/>
+            <w:tcMar>
+              <w:top w:w="100.0" w:type="dxa"/>
+              <w:left w:w="100.0" w:type="dxa"/>
+              <w:bottom w:w="100.0" w:type="dxa"/>
+              <w:right w:w="100.0" w:type="dxa"/>
+            </w:tcMar>
+            <w:vAlign w:val="top"/>
+          </w:tcPr>
+          <w:p>
+            <w:pPr>
+              <w:keepNext w:val="0"/>
+              <w:keepLines w:val="0"/>
+              <w:pageBreakBefore w:val="0"/>
+              <w:widowControl w:val="0"/>
+              <w:pBdr>
+                <w:top w:space="0" w:sz="0" w:val="nil"/>
+                <w:left w:space="0" w:sz="0" w:val="nil"/>
+                <w:bottom w:space="0" w:sz="0" w:val="nil"/>
+                <w:right w:space="0" w:sz="0" w:val="nil"/>
+                <w:between w:space="0" w:sz="0" w:val="nil"/>
+              </w:pBdr>
+              <w:shd w:fill="auto" w:val="clear"/>
+              <w:spacing w:after="0" w:before="0" w:line="240" w:lineRule="auto"/>
+              <w:ind w:left="0" w:right="0" w:firstLine="0"/>
+              <w:jc w:val="left"/>
+              <w:rPr>
+                <w:rFonts w:ascii="Times New Roman" w:cs="Times New Roman" w:eastAsia="Times New Roman" w:hAnsi="Times New Roman"/>
+                <w:sz w:val="24"/>
+                <w:szCs w:val="24"/>
+              </w:rPr>
+            </w:pPr>
+            <w:r>
+              <w:rPr>
+                <w:rFonts w:ascii="Times New Roman" w:cs="Times New Roman" w:eastAsia="Times New Roman" w:hAnsi="Times New Roman"/>
+                <w:sz w:val="24"/>
+                <w:szCs w:val="24"/>
+                <w:rtl w:val="0"/>
+              </w:rPr>
+              <w:t xml:space="preserve">A project can contain multiple user stories</w:t>
+            </w:r>
+          </w:p>
+        </w:tc>
+      </w:tr>
+      <w:tr>
+        <w:trPr>
+          <w:cantSplit w:val="0"/>
+          <w:tblHeader w:val="0"/>
+        </w:trPr>
+        <w:tc>
+          <w:tcPr>
+            <w:shd w:fill="auto" w:val="clear"/>
+            <w:tcMar>
+              <w:top w:w="100.0" w:type="dxa"/>
+              <w:left w:w="100.0" w:type="dxa"/>
+              <w:bottom w:w="100.0" w:type="dxa"/>
+              <w:right w:w="100.0" w:type="dxa"/>
+            </w:tcMar>
+            <w:vAlign w:val="top"/>
+          </w:tcPr>
+          <w:p>
+            <w:pPr>
+              <w:keepNext w:val="0"/>
+              <w:keepLines w:val="0"/>
+              <w:pageBreakBefore w:val="0"/>
+              <w:widowControl w:val="0"/>
+              <w:pBdr>
+                <w:top w:space="0" w:sz="0" w:val="nil"/>
+                <w:left w:space="0" w:sz="0" w:val="nil"/>
+                <w:bottom w:space="0" w:sz="0" w:val="nil"/>
+                <w:right w:space="0" w:sz="0" w:val="nil"/>
+                <w:between w:space="0" w:sz="0" w:val="nil"/>
+              </w:pBdr>
+              <w:shd w:fill="auto" w:val="clear"/>
+              <w:spacing w:after="0" w:before="0" w:line="240" w:lineRule="auto"/>
+              <w:ind w:left="0" w:right="0" w:firstLine="0"/>
+              <w:jc w:val="left"/>
+              <w:rPr>
+                <w:rFonts w:ascii="Times New Roman" w:cs="Times New Roman" w:eastAsia="Times New Roman" w:hAnsi="Times New Roman"/>
+                <w:sz w:val="24"/>
+                <w:szCs w:val="24"/>
+              </w:rPr>
+            </w:pPr>
+            <w:r>
+              <w:rPr>
+                <w:rFonts w:ascii="Times New Roman" w:cs="Times New Roman" w:eastAsia="Times New Roman" w:hAnsi="Times New Roman"/>
+                <w:sz w:val="24"/>
+                <w:szCs w:val="24"/>
+                <w:rtl w:val="0"/>
+              </w:rPr>
+              <w:t xml:space="preserve">Project</w:t>
+            </w:r>
+          </w:p>
+        </w:tc>
+        <w:tc>
+          <w:tcPr>
+            <w:shd w:fill="auto" w:val="clear"/>
+            <w:tcMar>
+              <w:top w:w="100.0" w:type="dxa"/>
+              <w:left w:w="100.0" w:type="dxa"/>
+              <w:bottom w:w="100.0" w:type="dxa"/>
+              <w:right w:w="100.0" w:type="dxa"/>
+            </w:tcMar>
+            <w:vAlign w:val="top"/>
+          </w:tcPr>
+          <w:p>
+            <w:pPr>
+              <w:keepNext w:val="0"/>
+              <w:keepLines w:val="0"/>
+              <w:pageBreakBefore w:val="0"/>
+              <w:widowControl w:val="0"/>
+              <w:pBdr>
+                <w:top w:space="0" w:sz="0" w:val="nil"/>
+                <w:left w:space="0" w:sz="0" w:val="nil"/>
+                <w:bottom w:space="0" w:sz="0" w:val="nil"/>
+                <w:right w:space="0" w:sz="0" w:val="nil"/>
+                <w:between w:space="0" w:sz="0" w:val="nil"/>
+              </w:pBdr>
+              <w:shd w:fill="auto" w:val="clear"/>
+              <w:spacing w:after="0" w:before="0" w:line="240" w:lineRule="auto"/>
+              <w:ind w:left="0" w:right="0" w:firstLine="0"/>
+              <w:jc w:val="left"/>
+              <w:rPr>
+                <w:rFonts w:ascii="Times New Roman" w:cs="Times New Roman" w:eastAsia="Times New Roman" w:hAnsi="Times New Roman"/>
+                <w:sz w:val="24"/>
+                <w:szCs w:val="24"/>
+              </w:rPr>
+            </w:pPr>
+            <w:r>
+              <w:rPr>
+                <w:rFonts w:ascii="Times New Roman" w:cs="Times New Roman" w:eastAsia="Times New Roman" w:hAnsi="Times New Roman"/>
+                <w:sz w:val="24"/>
+                <w:szCs w:val="24"/>
+                <w:rtl w:val="0"/>
+              </w:rPr>
+              <w:t xml:space="preserve">1 : Many</w:t>
+            </w:r>
+          </w:p>
+        </w:tc>
+        <w:tc>
+          <w:tcPr>
+            <w:shd w:fill="auto" w:val="clear"/>
+            <w:tcMar>
+              <w:top w:w="100.0" w:type="dxa"/>
+              <w:left w:w="100.0" w:type="dxa"/>
+              <w:bottom w:w="100.0" w:type="dxa"/>
+              <w:right w:w="100.0" w:type="dxa"/>
+            </w:tcMar>
+            <w:vAlign w:val="top"/>
+          </w:tcPr>
+          <w:p>
+            <w:pPr>
+              <w:keepNext w:val="0"/>
+              <w:keepLines w:val="0"/>
+              <w:pageBreakBefore w:val="0"/>
+              <w:widowControl w:val="0"/>
+              <w:pBdr>
+                <w:top w:space="0" w:sz="0" w:val="nil"/>
+                <w:left w:space="0" w:sz="0" w:val="nil"/>
+                <w:bottom w:space="0" w:sz="0" w:val="nil"/>
+                <w:right w:space="0" w:sz="0" w:val="nil"/>
+                <w:between w:space="0" w:sz="0" w:val="nil"/>
+              </w:pBdr>
+              <w:shd w:fill="auto" w:val="clear"/>
+              <w:spacing w:after="0" w:before="0" w:line="240" w:lineRule="auto"/>
+              <w:ind w:left="0" w:right="0" w:firstLine="0"/>
+              <w:jc w:val="left"/>
+              <w:rPr>
+                <w:rFonts w:ascii="Times New Roman" w:cs="Times New Roman" w:eastAsia="Times New Roman" w:hAnsi="Times New Roman"/>
+                <w:sz w:val="24"/>
+                <w:szCs w:val="24"/>
+              </w:rPr>
+            </w:pPr>
+            <w:r>
+              <w:rPr>
+                <w:rFonts w:ascii="Times New Roman" w:cs="Times New Roman" w:eastAsia="Times New Roman" w:hAnsi="Times New Roman"/>
+                <w:sz w:val="24"/>
+                <w:szCs w:val="24"/>
+                <w:rtl w:val="0"/>
+              </w:rPr>
+              <w:t xml:space="preserve">TestCase</w:t>
+            </w:r>
+          </w:p>
+        </w:tc>
+        <w:tc>
+          <w:tcPr>
+            <w:shd w:fill="auto" w:val="clear"/>
+            <w:tcMar>
+              <w:top w:w="100.0" w:type="dxa"/>
+              <w:left w:w="100.0" w:type="dxa"/>
+              <w:bottom w:w="100.0" w:type="dxa"/>
+              <w:right w:w="100.0" w:type="dxa"/>
+            </w:tcMar>
+            <w:vAlign w:val="top"/>
+          </w:tcPr>
+          <w:p>
+            <w:pPr>
+              <w:keepNext w:val="0"/>
+              <w:keepLines w:val="0"/>
+              <w:pageBreakBefore w:val="0"/>
+              <w:widowControl w:val="0"/>
+              <w:pBdr>
+                <w:top w:space="0" w:sz="0" w:val="nil"/>
+                <w:left w:space="0" w:sz="0" w:val="nil"/>
+                <w:bottom w:space="0" w:sz="0" w:val="nil"/>
+                <w:right w:space="0" w:sz="0" w:val="nil"/>
+                <w:between w:space="0" w:sz="0" w:val="nil"/>
+              </w:pBdr>
+              <w:shd w:fill="auto" w:val="clear"/>
+              <w:spacing w:after="0" w:before="0" w:line="240" w:lineRule="auto"/>
+              <w:ind w:left="0" w:right="0" w:firstLine="0"/>
+              <w:jc w:val="left"/>
+              <w:rPr>
+                <w:rFonts w:ascii="Times New Roman" w:cs="Times New Roman" w:eastAsia="Times New Roman" w:hAnsi="Times New Roman"/>
+                <w:sz w:val="24"/>
+                <w:szCs w:val="24"/>
+              </w:rPr>
+            </w:pPr>
+            <w:r>
+              <w:rPr>
+                <w:rFonts w:ascii="Times New Roman" w:cs="Times New Roman" w:eastAsia="Times New Roman" w:hAnsi="Times New Roman"/>
+                <w:sz w:val="24"/>
+                <w:szCs w:val="24"/>
+                <w:rtl w:val="0"/>
+              </w:rPr>
+              <w:t xml:space="preserve">A project can contain multiple generated test cases</w:t>
+            </w:r>
+          </w:p>
+        </w:tc>
+      </w:tr>
+      <w:tr>
+        <w:trPr>
+          <w:cantSplit w:val="0"/>
+          <w:tblHeader w:val="0"/>
+        </w:trPr>
+        <w:tc>
+          <w:tcPr>
+            <w:shd w:fill="auto" w:val="clear"/>
+            <w:tcMar>
+              <w:top w:w="100.0" w:type="dxa"/>
+              <w:left w:w="100.0" w:type="dxa"/>
+              <w:bottom w:w="100.0" w:type="dxa"/>
+              <w:right w:w="100.0" w:type="dxa"/>
+            </w:tcMar>
+            <w:vAlign w:val="top"/>
+          </w:tcPr>
+          <w:p>
+            <w:pPr>
+              <w:keepNext w:val="0"/>
+              <w:keepLines w:val="0"/>
+              <w:pageBreakBefore w:val="0"/>
+              <w:widowControl w:val="0"/>
+              <w:pBdr>
+                <w:top w:space="0" w:sz="0" w:val="nil"/>
+                <w:left w:space="0" w:sz="0" w:val="nil"/>
+                <w:bottom w:space="0" w:sz="0" w:val="nil"/>
+                <w:right w:space="0" w:sz="0" w:val="nil"/>
+                <w:between w:space="0" w:sz="0" w:val="nil"/>
+              </w:pBdr>
+              <w:shd w:fill="auto" w:val="clear"/>
+              <w:spacing w:after="0" w:before="0" w:line="240" w:lineRule="auto"/>
+              <w:ind w:left="0" w:right="0" w:firstLine="0"/>
+              <w:jc w:val="left"/>
+              <w:rPr>
+                <w:rFonts w:ascii="Times New Roman" w:cs="Times New Roman" w:eastAsia="Times New Roman" w:hAnsi="Times New Roman"/>
+                <w:sz w:val="24"/>
+                <w:szCs w:val="24"/>
+              </w:rPr>
+            </w:pPr>
+            <w:r>
+              <w:rPr>
+                <w:rFonts w:ascii="Times New Roman" w:cs="Times New Roman" w:eastAsia="Times New Roman" w:hAnsi="Times New Roman"/>
+                <w:sz w:val="24"/>
+                <w:szCs w:val="24"/>
+                <w:rtl w:val="0"/>
+              </w:rPr>
+              <w:t xml:space="preserve">UserStory</w:t>
+            </w:r>
+          </w:p>
+        </w:tc>
+        <w:tc>
+          <w:tcPr>
+            <w:shd w:fill="auto" w:val="clear"/>
+            <w:tcMar>
+              <w:top w:w="100.0" w:type="dxa"/>
+              <w:left w:w="100.0" w:type="dxa"/>
+              <w:bottom w:w="100.0" w:type="dxa"/>
+              <w:right w:w="100.0" w:type="dxa"/>
+            </w:tcMar>
+            <w:vAlign w:val="top"/>
+          </w:tcPr>
+          <w:p>
+            <w:pPr>
+              <w:keepNext w:val="0"/>
+              <w:keepLines w:val="0"/>
+              <w:pageBreakBefore w:val="0"/>
+              <w:widowControl w:val="0"/>
+              <w:pBdr>
+                <w:top w:space="0" w:sz="0" w:val="nil"/>
+                <w:left w:space="0" w:sz="0" w:val="nil"/>
+                <w:bottom w:space="0" w:sz="0" w:val="nil"/>
+                <w:right w:space="0" w:sz="0" w:val="nil"/>
+                <w:between w:space="0" w:sz="0" w:val="nil"/>
+              </w:pBdr>
+              <w:shd w:fill="auto" w:val="clear"/>
+              <w:spacing w:after="0" w:before="0" w:line="240" w:lineRule="auto"/>
+              <w:ind w:left="0" w:right="0" w:firstLine="0"/>
+              <w:jc w:val="left"/>
+              <w:rPr>
+                <w:rFonts w:ascii="Times New Roman" w:cs="Times New Roman" w:eastAsia="Times New Roman" w:hAnsi="Times New Roman"/>
+                <w:sz w:val="24"/>
+                <w:szCs w:val="24"/>
+              </w:rPr>
+            </w:pPr>
+            <w:r>
+              <w:rPr>
+                <w:rFonts w:ascii="Times New Roman" w:cs="Times New Roman" w:eastAsia="Times New Roman" w:hAnsi="Times New Roman"/>
+                <w:sz w:val="24"/>
+                <w:szCs w:val="24"/>
+                <w:rtl w:val="0"/>
+              </w:rPr>
+              <w:t xml:space="preserve">1 : Many</w:t>
+            </w:r>
+          </w:p>
+        </w:tc>
+        <w:tc>
+          <w:tcPr>
+            <w:shd w:fill="auto" w:val="clear"/>
+            <w:tcMar>
+              <w:top w:w="100.0" w:type="dxa"/>
+              <w:left w:w="100.0" w:type="dxa"/>
+              <w:bottom w:w="100.0" w:type="dxa"/>
+              <w:right w:w="100.0" w:type="dxa"/>
+            </w:tcMar>
+            <w:vAlign w:val="top"/>
+          </w:tcPr>
+          <w:p>
+            <w:pPr>
+              <w:keepNext w:val="0"/>
+              <w:keepLines w:val="0"/>
+              <w:pageBreakBefore w:val="0"/>
+              <w:widowControl w:val="0"/>
+              <w:pBdr>
+                <w:top w:space="0" w:sz="0" w:val="nil"/>
+                <w:left w:space="0" w:sz="0" w:val="nil"/>
+                <w:bottom w:space="0" w:sz="0" w:val="nil"/>
+                <w:right w:space="0" w:sz="0" w:val="nil"/>
+                <w:between w:space="0" w:sz="0" w:val="nil"/>
+              </w:pBdr>
+              <w:shd w:fill="auto" w:val="clear"/>
+              <w:spacing w:after="0" w:before="0" w:line="240" w:lineRule="auto"/>
+              <w:ind w:left="0" w:right="0" w:firstLine="0"/>
+              <w:jc w:val="left"/>
+              <w:rPr>
+                <w:rFonts w:ascii="Times New Roman" w:cs="Times New Roman" w:eastAsia="Times New Roman" w:hAnsi="Times New Roman"/>
+                <w:sz w:val="24"/>
+                <w:szCs w:val="24"/>
+              </w:rPr>
+            </w:pPr>
+            <w:r>
+              <w:rPr>
+                <w:rFonts w:ascii="Times New Roman" w:cs="Times New Roman" w:eastAsia="Times New Roman" w:hAnsi="Times New Roman"/>
+                <w:sz w:val="24"/>
+                <w:szCs w:val="24"/>
+                <w:rtl w:val="0"/>
+              </w:rPr>
+              <w:t xml:space="preserve">TestCase</w:t>
+            </w:r>
+          </w:p>
+        </w:tc>
+        <w:tc>
+          <w:tcPr>
+            <w:shd w:fill="auto" w:val="clear"/>
+            <w:tcMar>
+              <w:top w:w="100.0" w:type="dxa"/>
+              <w:left w:w="100.0" w:type="dxa"/>
+              <w:bottom w:w="100.0" w:type="dxa"/>
+              <w:right w:w="100.0" w:type="dxa"/>
+            </w:tcMar>
+            <w:vAlign w:val="top"/>
+          </w:tcPr>
+          <w:p>
+            <w:pPr>
+              <w:keepNext w:val="0"/>
+              <w:keepLines w:val="0"/>
+              <w:pageBreakBefore w:val="0"/>
+              <w:widowControl w:val="0"/>
+              <w:pBdr>
+                <w:top w:space="0" w:sz="0" w:val="nil"/>
+                <w:left w:space="0" w:sz="0" w:val="nil"/>
+                <w:bottom w:space="0" w:sz="0" w:val="nil"/>
+                <w:right w:space="0" w:sz="0" w:val="nil"/>
+                <w:between w:space="0" w:sz="0" w:val="nil"/>
+              </w:pBdr>
+              <w:shd w:fill="auto" w:val="clear"/>
+              <w:spacing w:after="0" w:before="0" w:line="240" w:lineRule="auto"/>
+              <w:ind w:left="0" w:right="0" w:firstLine="0"/>
+              <w:jc w:val="left"/>
+              <w:rPr>
+                <w:rFonts w:ascii="Times New Roman" w:cs="Times New Roman" w:eastAsia="Times New Roman" w:hAnsi="Times New Roman"/>
+                <w:sz w:val="24"/>
+                <w:szCs w:val="24"/>
+              </w:rPr>
+            </w:pPr>
+            <w:r>
+              <w:rPr>
+                <w:rFonts w:ascii="Times New Roman" w:cs="Times New Roman" w:eastAsia="Times New Roman" w:hAnsi="Times New Roman"/>
+                <w:sz w:val="24"/>
+                <w:szCs w:val="24"/>
+                <w:rtl w:val="0"/>
+              </w:rPr>
+              <w:t xml:space="preserve">One user story can generate multiple test cases</w:t>
+            </w:r>
+          </w:p>
+        </w:tc>
+      </w:tr>
+      <w:tr>
+        <w:trPr>
+          <w:cantSplit w:val="0"/>
+          <w:tblHeader w:val="0"/>
+        </w:trPr>
+        <w:tc>
+          <w:tcPr>
+            <w:shd w:fill="auto" w:val="clear"/>
+            <w:tcMar>
+              <w:top w:w="100.0" w:type="dxa"/>
+              <w:left w:w="100.0" w:type="dxa"/>
+              <w:bottom w:w="100.0" w:type="dxa"/>
+              <w:right w:w="100.0" w:type="dxa"/>
+            </w:tcMar>
+            <w:vAlign w:val="top"/>
+          </w:tcPr>
+          <w:p>
+            <w:pPr>
+              <w:keepNext w:val="0"/>
+              <w:keepLines w:val="0"/>
+              <w:pageBreakBefore w:val="0"/>
+              <w:widowControl w:val="0"/>
+              <w:pBdr>
+                <w:top w:space="0" w:sz="0" w:val="nil"/>
+                <w:left w:space="0" w:sz="0" w:val="nil"/>
+                <w:bottom w:space="0" w:sz="0" w:val="nil"/>
+                <w:right w:space="0" w:sz="0" w:val="nil"/>
+                <w:between w:space="0" w:sz="0" w:val="nil"/>
+              </w:pBdr>
+              <w:shd w:fill="auto" w:val="clear"/>
+              <w:spacing w:after="0" w:before="0" w:line="240" w:lineRule="auto"/>
+              <w:ind w:left="0" w:right="0" w:firstLine="0"/>
+              <w:jc w:val="left"/>
+              <w:rPr>
+                <w:rFonts w:ascii="Times New Roman" w:cs="Times New Roman" w:eastAsia="Times New Roman" w:hAnsi="Times New Roman"/>
+                <w:sz w:val="24"/>
+                <w:szCs w:val="24"/>
+              </w:rPr>
+            </w:pPr>
+            <w:r>
+              <w:rPr>
+                <w:rFonts w:ascii="Times New Roman" w:cs="Times New Roman" w:eastAsia="Times New Roman" w:hAnsi="Times New Roman"/>
+                <w:sz w:val="24"/>
+                <w:szCs w:val="24"/>
+                <w:rtl w:val="0"/>
+              </w:rPr>
+              <w:t xml:space="preserve">Document</w:t>
+            </w:r>
+          </w:p>
+        </w:tc>
+        <w:tc>
+          <w:tcPr>
+            <w:shd w:fill="auto" w:val="clear"/>
+            <w:tcMar>
+              <w:top w:w="100.0" w:type="dxa"/>
+              <w:left w:w="100.0" w:type="dxa"/>
+              <w:bottom w:w="100.0" w:type="dxa"/>
+              <w:right w:w="100.0" w:type="dxa"/>
+            </w:tcMar>
+            <w:vAlign w:val="top"/>
+          </w:tcPr>
+          <w:p>
+            <w:pPr>
+              <w:keepNext w:val="0"/>
+              <w:keepLines w:val="0"/>
+              <w:pageBreakBefore w:val="0"/>
+              <w:widowControl w:val="0"/>
+              <w:pBdr>
+                <w:top w:space="0" w:sz="0" w:val="nil"/>
+                <w:left w:space="0" w:sz="0" w:val="nil"/>
+                <w:bottom w:space="0" w:sz="0" w:val="nil"/>
+                <w:right w:space="0" w:sz="0" w:val="nil"/>
+                <w:between w:space="0" w:sz="0" w:val="nil"/>
+              </w:pBdr>
+              <w:shd w:fill="auto" w:val="clear"/>
+              <w:spacing w:after="0" w:before="0" w:line="240" w:lineRule="auto"/>
+              <w:ind w:left="0" w:right="0" w:firstLine="0"/>
+              <w:jc w:val="left"/>
+              <w:rPr>
+                <w:rFonts w:ascii="Times New Roman" w:cs="Times New Roman" w:eastAsia="Times New Roman" w:hAnsi="Times New Roman"/>
+                <w:sz w:val="24"/>
+                <w:szCs w:val="24"/>
+              </w:rPr>
+            </w:pPr>
+            <w:r>
+              <w:rPr>
+                <w:rFonts w:ascii="Times New Roman" w:cs="Times New Roman" w:eastAsia="Times New Roman" w:hAnsi="Times New Roman"/>
+                <w:sz w:val="24"/>
+                <w:szCs w:val="24"/>
+                <w:rtl w:val="0"/>
+              </w:rPr>
+              <w:t xml:space="preserve">Many : Many </w:t>
+            </w:r>
+          </w:p>
+        </w:tc>
+        <w:tc>
+          <w:tcPr>
+            <w:shd w:fill="auto" w:val="clear"/>
+            <w:tcMar>
+              <w:top w:w="100.0" w:type="dxa"/>
+              <w:left w:w="100.0" w:type="dxa"/>
+              <w:bottom w:w="100.0" w:type="dxa"/>
+              <w:right w:w="100.0" w:type="dxa"/>
+            </w:tcMar>
+            <w:vAlign w:val="top"/>
+          </w:tcPr>
+          <w:p>
+            <w:pPr>
+              <w:keepNext w:val="0"/>
+              <w:keepLines w:val="0"/>
+              <w:pageBreakBefore w:val="0"/>
+              <w:widowControl w:val="0"/>
+              <w:pBdr>
+                <w:top w:space="0" w:sz="0" w:val="nil"/>
+                <w:left w:space="0" w:sz="0" w:val="nil"/>
+                <w:bottom w:space="0" w:sz="0" w:val="nil"/>
+                <w:right w:space="0" w:sz="0" w:val="nil"/>
+                <w:between w:space="0" w:sz="0" w:val="nil"/>
+              </w:pBdr>
+              <w:shd w:fill="auto" w:val="clear"/>
+              <w:spacing w:after="0" w:before="0" w:line="240" w:lineRule="auto"/>
+              <w:ind w:left="0" w:right="0" w:firstLine="0"/>
+              <w:jc w:val="left"/>
+              <w:rPr>
+                <w:rFonts w:ascii="Times New Roman" w:cs="Times New Roman" w:eastAsia="Times New Roman" w:hAnsi="Times New Roman"/>
+                <w:sz w:val="24"/>
+                <w:szCs w:val="24"/>
+              </w:rPr>
+            </w:pPr>
+            <w:r>
+              <w:rPr>
+                <w:rFonts w:ascii="Times New Roman" w:cs="Times New Roman" w:eastAsia="Times New Roman" w:hAnsi="Times New Roman"/>
+                <w:sz w:val="24"/>
+                <w:szCs w:val="24"/>
+                <w:rtl w:val="0"/>
+              </w:rPr>
+              <w:t xml:space="preserve">UserStory</w:t>
+            </w:r>
+          </w:p>
+        </w:tc>
+        <w:tc>
+          <w:tcPr>
+            <w:shd w:fill="auto" w:val="clear"/>
+            <w:tcMar>
+              <w:top w:w="100.0" w:type="dxa"/>
+              <w:left w:w="100.0" w:type="dxa"/>
+              <w:bottom w:w="100.0" w:type="dxa"/>
+              <w:right w:w="100.0" w:type="dxa"/>
+            </w:tcMar>
+            <w:vAlign w:val="top"/>
+          </w:tcPr>
+          <w:p>
+            <w:pPr>
+              <w:keepNext w:val="0"/>
+              <w:keepLines w:val="0"/>
+              <w:pageBreakBefore w:val="0"/>
+              <w:widowControl w:val="0"/>
+              <w:pBdr>
+                <w:top w:space="0" w:sz="0" w:val="nil"/>
+                <w:left w:space="0" w:sz="0" w:val="nil"/>
+                <w:bottom w:space="0" w:sz="0" w:val="nil"/>
+                <w:right w:space="0" w:sz="0" w:val="nil"/>
+                <w:between w:space="0" w:sz="0" w:val="nil"/>
+              </w:pBdr>
+              <w:shd w:fill="auto" w:val="clear"/>
+              <w:spacing w:after="0" w:before="0" w:line="240" w:lineRule="auto"/>
+              <w:ind w:left="0" w:right="0" w:firstLine="0"/>
+              <w:jc w:val="left"/>
+              <w:rPr>
+                <w:rFonts w:ascii="Times New Roman" w:cs="Times New Roman" w:eastAsia="Times New Roman" w:hAnsi="Times New Roman"/>
+                <w:sz w:val="24"/>
+                <w:szCs w:val="24"/>
+              </w:rPr>
+            </w:pPr>
+            <w:r>
+              <w:rPr>
+                <w:rFonts w:ascii="Times New Roman" w:cs="Times New Roman" w:eastAsia="Times New Roman" w:hAnsi="Times New Roman"/>
+                <w:sz w:val="24"/>
+                <w:szCs w:val="24"/>
+                <w:rtl w:val="0"/>
+              </w:rPr>
+              <w:t xml:space="preserve">User stories may use context from multiple documents</w:t>
+            </w:r>
+          </w:p>
+        </w:tc>
+      </w:tr>
+      <w:tr>
+        <w:trPr>
+          <w:cantSplit w:val="0"/>
+          <w:tblHeader w:val="0"/>
+        </w:trPr>
+        <w:tc>
+          <w:tcPr>
+            <w:shd w:fill="auto" w:val="clear"/>
+            <w:tcMar>
+              <w:top w:w="100.0" w:type="dxa"/>
+              <w:left w:w="100.0" w:type="dxa"/>
+              <w:bottom w:w="100.0" w:type="dxa"/>
+              <w:right w:w="100.0" w:type="dxa"/>
+            </w:tcMar>
+            <w:vAlign w:val="top"/>
+          </w:tcPr>
+          <w:p>
+            <w:pPr>
+              <w:widowControl w:val="0"/>
+              <w:spacing w:line="240" w:lineRule="auto"/>
+              <w:rPr>
+                <w:rFonts w:ascii="Times New Roman" w:cs="Times New Roman" w:eastAsia="Times New Roman" w:hAnsi="Times New Roman"/>
+                <w:sz w:val="24"/>
+                <w:szCs w:val="24"/>
+              </w:rPr>
+            </w:pPr>
+            <w:r>
+              <w:rPr>
+                <w:rFonts w:ascii="Times New Roman" w:cs="Times New Roman" w:eastAsia="Times New Roman" w:hAnsi="Times New Roman"/>
+                <w:sz w:val="24"/>
+                <w:szCs w:val="24"/>
+                <w:rtl w:val="0"/>
+              </w:rPr>
+              <w:t xml:space="preserve">Document</w:t>
+            </w:r>
+          </w:p>
+        </w:tc>
+        <w:tc>
+          <w:tcPr>
+            <w:shd w:fill="auto" w:val="clear"/>
+            <w:tcMar>
+              <w:top w:w="100.0" w:type="dxa"/>
+              <w:left w:w="100.0" w:type="dxa"/>
+              <w:bottom w:w="100.0" w:type="dxa"/>
+              <w:right w:w="100.0" w:type="dxa"/>
+            </w:tcMar>
+            <w:vAlign w:val="top"/>
+          </w:tcPr>
+          <w:p>
+            <w:pPr>
+              <w:keepNext w:val="0"/>
+              <w:keepLines w:val="0"/>
+              <w:pageBreakBefore w:val="0"/>
+              <w:widowControl w:val="0"/>
+              <w:pBdr>
+                <w:top w:space="0" w:sz="0" w:val="nil"/>
+                <w:left w:space="0" w:sz="0" w:val="nil"/>
+                <w:bottom w:space="0" w:sz="0" w:val="nil"/>
+                <w:right w:space="0" w:sz="0" w:val="nil"/>
+                <w:between w:space="0" w:sz="0" w:val="nil"/>
+              </w:pBdr>
+              <w:shd w:fill="auto" w:val="clear"/>
+              <w:spacing w:after="0" w:before="0" w:line="240" w:lineRule="auto"/>
+              <w:ind w:left="0" w:right="0" w:firstLine="0"/>
+              <w:jc w:val="left"/>
+              <w:rPr>
+                <w:rFonts w:ascii="Times New Roman" w:cs="Times New Roman" w:eastAsia="Times New Roman" w:hAnsi="Times New Roman"/>
+                <w:sz w:val="24"/>
+                <w:szCs w:val="24"/>
+              </w:rPr>
+            </w:pPr>
+            <w:r>
+              <w:rPr>
+                <w:rFonts w:ascii="Times New Roman" w:cs="Times New Roman" w:eastAsia="Times New Roman" w:hAnsi="Times New Roman"/>
+                <w:sz w:val="24"/>
+                <w:szCs w:val="24"/>
+                <w:rtl w:val="0"/>
+              </w:rPr>
+              <w:t xml:space="preserve">Many : Many</w:t>
+            </w:r>
+          </w:p>
+        </w:tc>
+        <w:tc>
+          <w:tcPr>
+            <w:shd w:fill="auto" w:val="clear"/>
+            <w:tcMar>
+              <w:top w:w="100.0" w:type="dxa"/>
+              <w:left w:w="100.0" w:type="dxa"/>
+              <w:bottom w:w="100.0" w:type="dxa"/>
+              <w:right w:w="100.0" w:type="dxa"/>
+            </w:tcMar>
+            <w:vAlign w:val="top"/>
+          </w:tcPr>
+          <w:p>
+            <w:pPr>
+              <w:keepNext w:val="0"/>
+              <w:keepLines w:val="0"/>
+              <w:pageBreakBefore w:val="0"/>
+              <w:widowControl w:val="0"/>
+              <w:pBdr>
+                <w:top w:space="0" w:sz="0" w:val="nil"/>
+                <w:left w:space="0" w:sz="0" w:val="nil"/>
+                <w:bottom w:space="0" w:sz="0" w:val="nil"/>
+                <w:right w:space="0" w:sz="0" w:val="nil"/>
+                <w:between w:space="0" w:sz="0" w:val="nil"/>
+              </w:pBdr>
+              <w:shd w:fill="auto" w:val="clear"/>
+              <w:spacing w:after="0" w:before="0" w:line="240" w:lineRule="auto"/>
+              <w:ind w:left="0" w:right="0" w:firstLine="0"/>
+              <w:jc w:val="left"/>
+              <w:rPr>
+                <w:rFonts w:ascii="Times New Roman" w:cs="Times New Roman" w:eastAsia="Times New Roman" w:hAnsi="Times New Roman"/>
+                <w:sz w:val="24"/>
+                <w:szCs w:val="24"/>
+              </w:rPr>
+            </w:pPr>
+            <w:r>
+              <w:rPr>
+                <w:rFonts w:ascii="Times New Roman" w:cs="Times New Roman" w:eastAsia="Times New Roman" w:hAnsi="Times New Roman"/>
+                <w:sz w:val="24"/>
+                <w:szCs w:val="24"/>
+                <w:rtl w:val="0"/>
+              </w:rPr>
+              <w:t xml:space="preserve">TestCase</w:t>
+            </w:r>
+          </w:p>
+        </w:tc>
+        <w:tc>
+          <w:tcPr>
+            <w:shd w:fill="auto" w:val="clear"/>
+            <w:tcMar>
+              <w:top w:w="100.0" w:type="dxa"/>
+              <w:left w:w="100.0" w:type="dxa"/>
+              <w:bottom w:w="100.0" w:type="dxa"/>
+              <w:right w:w="100.0" w:type="dxa"/>
+            </w:tcMar>
+            <w:vAlign w:val="top"/>
+          </w:tcPr>
+          <w:p>
+            <w:pPr>
+              <w:keepNext w:val="0"/>
+              <w:keepLines w:val="0"/>
+              <w:pageBreakBefore w:val="0"/>
+              <w:widowControl w:val="0"/>
+              <w:pBdr>
+                <w:top w:space="0" w:sz="0" w:val="nil"/>
+                <w:left w:space="0" w:sz="0" w:val="nil"/>
+                <w:bottom w:space="0" w:sz="0" w:val="nil"/>
+                <w:right w:space="0" w:sz="0" w:val="nil"/>
+                <w:between w:space="0" w:sz="0" w:val="nil"/>
+              </w:pBdr>
+              <w:shd w:fill="auto" w:val="clear"/>
+              <w:spacing w:after="0" w:before="0" w:line="240" w:lineRule="auto"/>
+              <w:ind w:left="0" w:right="0" w:firstLine="0"/>
+              <w:jc w:val="left"/>
+              <w:rPr>
+                <w:rFonts w:ascii="Times New Roman" w:cs="Times New Roman" w:eastAsia="Times New Roman" w:hAnsi="Times New Roman"/>
+                <w:sz w:val="24"/>
+                <w:szCs w:val="24"/>
+              </w:rPr>
+            </w:pPr>
+            <w:r>
+              <w:rPr>
+                <w:rFonts w:ascii="Times New Roman" w:cs="Times New Roman" w:eastAsia="Times New Roman" w:hAnsi="Times New Roman"/>
+                <w:sz w:val="24"/>
+                <w:szCs w:val="24"/>
+                <w:rtl w:val="0"/>
+              </w:rPr>
+              <w:t xml:space="preserve">Generated test cases may reference multiple documents</w:t>
+            </w:r>
+          </w:p>
+        </w:tc>
+      </w:tr>
+    </w:tbl>
+    <w:p>
+      <w:pPr>
+        <w:pageBreakBefore w:val="0"/>
+        <w:widowControl w:val="0"/>
+        <w:spacing w:line="276" w:lineRule="auto"/>
+        <w:ind w:left="0" w:firstLine="0"/>
         <w:rPr>
           <w:rFonts w:ascii="Times New Roman" w:cs="Times New Roman" w:eastAsia="Times New Roman" w:hAnsi="Times New Roman"/>
           <w:sz w:val="24"/>
@@ -13817,11 +16629,14 @@
         <w:rPr>
           <w:b w:val="0"/>
           <w:bCs w:val="0"/>
-          <w:sz w:val="24"/>
-          <w:szCs w:val="24"/>
-          <w:rtl w:val="0"/>
-        </w:rPr>
-        <w:t xml:space="preserve">upload pipeline</w:t>
+          <w:rtl w:val="0"/>
+        </w:rPr>
+        <w:t xml:space="preserve">User authentication (login/ registration)</w:t>
+      </w:r>
+      <w:r>
+        <w:rPr>
+          <w:rtl w:val="0"/>
+        </w:rPr>
       </w:r>
     </w:p>
     <w:p>
@@ -13855,6 +16670,11 @@
         </w:rPr>
         <w:t xml:space="preserve">dashboard management</w:t>
       </w:r>
+      <w:r>
+        <w:rPr>
+          <w:rtl w:val="0"/>
+        </w:rPr>
+      </w:r>
     </w:p>
     <w:p>
       <w:pPr>
@@ -13898,7 +16718,7 @@
           <w:ilvl w:val="0"/>
           <w:numId w:val="4"/>
         </w:numPr>
-        <w:spacing w:after="240" w:before="0" w:beforeAutospacing="0" w:line="276" w:lineRule="auto"/>
+        <w:spacing w:after="0" w:afterAutospacing="0" w:before="0" w:beforeAutospacing="0" w:line="276" w:lineRule="auto"/>
         <w:ind w:left="1440" w:hanging="360"/>
         <w:rPr>
           <w:b w:val="0"/>
@@ -13918,6 +16738,206 @@
           <w:rtl w:val="0"/>
         </w:rPr>
         <w:t xml:space="preserve">indexing workflow</w:t>
+      </w:r>
+    </w:p>
+    <w:p>
+      <w:pPr>
+        <w:pStyle w:val="Heading1"/>
+        <w:numPr>
+          <w:ilvl w:val="0"/>
+          <w:numId w:val="4"/>
+        </w:numPr>
+        <w:spacing w:after="0" w:afterAutospacing="0" w:before="0" w:beforeAutospacing="0"/>
+        <w:ind w:left="1440" w:hanging="360"/>
+        <w:rPr>
+          <w:b w:val="0"/>
+          <w:bCs w:val="0"/>
+        </w:rPr>
+      </w:pPr>
+      <w:bookmarkStart w:colFirst="0" w:colLast="0" w:name="_rkmaloakyt06" w:id="34"/>
+      <w:bookmarkEnd w:id="34"/>
+      <w:r>
+        <w:rPr>
+          <w:b w:val="0"/>
+          <w:bCs w:val="0"/>
+          <w:rtl w:val="0"/>
+        </w:rPr>
+        <w:t xml:space="preserve">Session management</w:t>
+      </w:r>
+    </w:p>
+    <w:p>
+      <w:pPr>
+        <w:pStyle w:val="Heading1"/>
+        <w:numPr>
+          <w:ilvl w:val="0"/>
+          <w:numId w:val="4"/>
+        </w:numPr>
+        <w:spacing w:after="0" w:afterAutospacing="0" w:before="0" w:beforeAutospacing="0"/>
+        <w:ind w:left="1440" w:hanging="360"/>
+        <w:rPr>
+          <w:b w:val="0"/>
+          <w:bCs w:val="0"/>
+        </w:rPr>
+      </w:pPr>
+      <w:bookmarkStart w:colFirst="0" w:colLast="0" w:name="_t0xrvjppmx25" w:id="35"/>
+      <w:bookmarkEnd w:id="35"/>
+      <w:r>
+        <w:rPr>
+          <w:b w:val="0"/>
+          <w:bCs w:val="0"/>
+          <w:rtl w:val="0"/>
+        </w:rPr>
+        <w:t xml:space="preserve">Document upload pipeline</w:t>
+      </w:r>
+    </w:p>
+    <w:p>
+      <w:pPr>
+        <w:pStyle w:val="Heading1"/>
+        <w:numPr>
+          <w:ilvl w:val="0"/>
+          <w:numId w:val="4"/>
+        </w:numPr>
+        <w:spacing w:after="0" w:afterAutospacing="0" w:before="0" w:beforeAutospacing="0"/>
+        <w:ind w:left="1440" w:hanging="360"/>
+        <w:rPr>
+          <w:b w:val="0"/>
+          <w:bCs w:val="0"/>
+        </w:rPr>
+      </w:pPr>
+      <w:bookmarkStart w:colFirst="0" w:colLast="0" w:name="_smqzzefo3p91" w:id="36"/>
+      <w:bookmarkEnd w:id="36"/>
+      <w:r>
+        <w:rPr>
+          <w:b w:val="0"/>
+          <w:bCs w:val="0"/>
+          <w:rtl w:val="0"/>
+        </w:rPr>
+        <w:t xml:space="preserve">OCR and document parsing</w:t>
+      </w:r>
+    </w:p>
+    <w:p>
+      <w:pPr>
+        <w:pStyle w:val="Heading1"/>
+        <w:numPr>
+          <w:ilvl w:val="0"/>
+          <w:numId w:val="4"/>
+        </w:numPr>
+        <w:spacing w:after="0" w:afterAutospacing="0" w:before="0" w:beforeAutospacing="0"/>
+        <w:ind w:left="1440" w:hanging="360"/>
+        <w:rPr>
+          <w:b w:val="0"/>
+          <w:bCs w:val="0"/>
+        </w:rPr>
+      </w:pPr>
+      <w:bookmarkStart w:colFirst="0" w:colLast="0" w:name="_4r0q0b8llqhl" w:id="37"/>
+      <w:bookmarkEnd w:id="37"/>
+      <w:r>
+        <w:rPr>
+          <w:b w:val="0"/>
+          <w:bCs w:val="0"/>
+          <w:rtl w:val="0"/>
+        </w:rPr>
+        <w:t xml:space="preserve">Document chunking and knowledge indexing</w:t>
+      </w:r>
+    </w:p>
+    <w:p>
+      <w:pPr>
+        <w:pStyle w:val="Heading1"/>
+        <w:numPr>
+          <w:ilvl w:val="0"/>
+          <w:numId w:val="4"/>
+        </w:numPr>
+        <w:spacing w:after="0" w:afterAutospacing="0" w:before="0" w:beforeAutospacing="0"/>
+        <w:ind w:left="1440" w:hanging="360"/>
+        <w:rPr>
+          <w:b w:val="0"/>
+          <w:bCs w:val="0"/>
+        </w:rPr>
+      </w:pPr>
+      <w:bookmarkStart w:colFirst="0" w:colLast="0" w:name="_erm2ukwdtzu4" w:id="38"/>
+      <w:bookmarkEnd w:id="38"/>
+      <w:r>
+        <w:rPr>
+          <w:b w:val="0"/>
+          <w:bCs w:val="0"/>
+          <w:rtl w:val="0"/>
+        </w:rPr>
+        <w:t xml:space="preserve">User story input and analysis</w:t>
+      </w:r>
+    </w:p>
+    <w:p>
+      <w:pPr>
+        <w:pStyle w:val="Heading1"/>
+        <w:numPr>
+          <w:ilvl w:val="0"/>
+          <w:numId w:val="4"/>
+        </w:numPr>
+        <w:spacing w:after="0" w:afterAutospacing="0" w:before="0" w:beforeAutospacing="0"/>
+        <w:ind w:left="1440" w:hanging="360"/>
+        <w:rPr>
+          <w:b w:val="0"/>
+          <w:bCs w:val="0"/>
+        </w:rPr>
+      </w:pPr>
+      <w:bookmarkStart w:colFirst="0" w:colLast="0" w:name="_fkv43mcapof5" w:id="39"/>
+      <w:bookmarkEnd w:id="39"/>
+      <w:r>
+        <w:rPr>
+          <w:b w:val="0"/>
+          <w:bCs w:val="0"/>
+          <w:rtl w:val="0"/>
+        </w:rPr>
+        <w:t xml:space="preserve">AI test case generation</w:t>
+      </w:r>
+    </w:p>
+    <w:p>
+      <w:pPr>
+        <w:pStyle w:val="Heading1"/>
+        <w:numPr>
+          <w:ilvl w:val="0"/>
+          <w:numId w:val="4"/>
+        </w:numPr>
+        <w:spacing w:after="0" w:afterAutospacing="0" w:before="0" w:beforeAutospacing="0"/>
+        <w:ind w:left="1440" w:hanging="360"/>
+        <w:rPr>
+          <w:b w:val="0"/>
+          <w:bCs w:val="0"/>
+        </w:rPr>
+      </w:pPr>
+      <w:bookmarkStart w:colFirst="0" w:colLast="0" w:name="_n4uahp9kmzi6" w:id="40"/>
+      <w:bookmarkEnd w:id="40"/>
+      <w:r>
+        <w:rPr>
+          <w:b w:val="0"/>
+          <w:bCs w:val="0"/>
+          <w:rtl w:val="0"/>
+        </w:rPr>
+        <w:t xml:space="preserve">REST API documentation</w:t>
+      </w:r>
+    </w:p>
+    <w:p>
+      <w:pPr>
+        <w:pStyle w:val="Heading1"/>
+        <w:numPr>
+          <w:ilvl w:val="0"/>
+          <w:numId w:val="4"/>
+        </w:numPr>
+        <w:spacing w:before="0" w:beforeAutospacing="0"/>
+        <w:ind w:left="1440" w:hanging="360"/>
+        <w:rPr>
+          <w:b w:val="0"/>
+          <w:bCs w:val="0"/>
+        </w:rPr>
+      </w:pPr>
+      <w:bookmarkStart w:colFirst="0" w:colLast="0" w:name="_s905tr9zdjq5" w:id="41"/>
+      <w:bookmarkEnd w:id="41"/>
+      <w:r>
+        <w:rPr>
+          <w:b w:val="0"/>
+          <w:bCs w:val="0"/>
+          <w:rtl w:val="0"/>
+        </w:rPr>
+        <w:t xml:space="preserve">Frontend refactoring and component modularization</w:t>
       </w:r>
     </w:p>
     <w:p>
@@ -13973,11 +16993,14 @@
         <w:rPr>
           <w:b w:val="0"/>
           <w:bCs w:val="0"/>
-          <w:sz w:val="24"/>
-          <w:szCs w:val="24"/>
-          <w:rtl w:val="0"/>
-        </w:rPr>
-        <w:t xml:space="preserve">user story form</w:t>
+          <w:rtl w:val="0"/>
+        </w:rPr>
+        <w:t xml:space="preserve">Password hashing (bcrypt)</w:t>
+      </w:r>
+      <w:r>
+        <w:rPr>
+          <w:rtl w:val="0"/>
+        </w:rPr>
       </w:r>
     </w:p>
     <w:p>
@@ -13990,7 +17013,7 @@
           <w:ilvl w:val="0"/>
           <w:numId w:val="2"/>
         </w:numPr>
-        <w:spacing w:after="240" w:before="0" w:beforeAutospacing="0" w:line="276" w:lineRule="auto"/>
+        <w:spacing w:after="0" w:afterAutospacing="0" w:before="0" w:beforeAutospacing="0" w:line="276" w:lineRule="auto"/>
         <w:ind w:left="1440" w:hanging="360"/>
         <w:rPr>
           <w:b w:val="0"/>
@@ -14009,7 +17032,58 @@
           <w:szCs w:val="24"/>
           <w:rtl w:val="0"/>
         </w:rPr>
-        <w:t xml:space="preserve">AI generation integration</w:t>
+        <w:t xml:space="preserve">AI </w:t>
+      </w:r>
+      <w:r>
+        <w:rPr>
+          <w:b w:val="0"/>
+          <w:bCs w:val="0"/>
+          <w:rtl w:val="0"/>
+        </w:rPr>
+        <w:t xml:space="preserve">output validation</w:t>
+      </w:r>
+    </w:p>
+    <w:p>
+      <w:pPr>
+        <w:numPr>
+          <w:ilvl w:val="0"/>
+          <w:numId w:val="2"/>
+        </w:numPr>
+        <w:ind w:left="1440" w:hanging="360"/>
+        <w:rPr>
+          <w:rFonts w:ascii="Times New Roman" w:cs="Times New Roman" w:eastAsia="Times New Roman" w:hAnsi="Times New Roman"/>
+        </w:rPr>
+      </w:pPr>
+      <w:r>
+        <w:rPr>
+          <w:rFonts w:ascii="Times New Roman" w:cs="Times New Roman" w:eastAsia="Times New Roman" w:hAnsi="Times New Roman"/>
+          <w:rtl w:val="0"/>
+        </w:rPr>
+        <w:t xml:space="preserve">Export functionality (PDF/CSV)</w:t>
+      </w:r>
+    </w:p>
+    <w:p>
+      <w:pPr>
+        <w:numPr>
+          <w:ilvl w:val="0"/>
+          <w:numId w:val="2"/>
+        </w:numPr>
+        <w:ind w:left="1440" w:hanging="360"/>
+        <w:rPr>
+          <w:rFonts w:ascii="Times New Roman" w:cs="Times New Roman" w:eastAsia="Times New Roman" w:hAnsi="Times New Roman"/>
+        </w:rPr>
+      </w:pPr>
+      <w:r>
+        <w:rPr>
+          <w:rFonts w:ascii="Times New Roman" w:cs="Times New Roman" w:eastAsia="Times New Roman" w:hAnsi="Times New Roman"/>
+          <w:rtl w:val="0"/>
+        </w:rPr>
+        <w:t xml:space="preserve">Automated testing expansion</w:t>
+      </w:r>
+      <w:r>
+        <w:rPr>
+          <w:rtl w:val="0"/>
+        </w:rPr>
       </w:r>
     </w:p>
     <w:p>
@@ -14037,7 +17111,25 @@
           <w:szCs w:val="24"/>
           <w:rtl w:val="0"/>
         </w:rPr>
-        <w:t xml:space="preserve">Pending:</w:t>
+        <w:t xml:space="preserve">P</w:t>
+      </w:r>
+      <w:r>
+        <w:rPr>
+          <w:b w:val="0"/>
+          <w:bCs w:val="0"/>
+          <w:rtl w:val="0"/>
+        </w:rPr>
+        <w:t xml:space="preserve">lanned</w:t>
+      </w:r>
+      <w:r>
+        <w:rPr>
+          <w:b w:val="0"/>
+          <w:bCs w:val="0"/>
+          <w:sz w:val="24"/>
+          <w:szCs w:val="24"/>
+          <w:rtl w:val="0"/>
+        </w:rPr>
+        <w:t xml:space="preserve">:</w:t>
       </w:r>
     </w:p>
     <w:p>
@@ -14065,11 +17157,14 @@
         <w:rPr>
           <w:b w:val="0"/>
           <w:bCs w:val="0"/>
-          <w:sz w:val="24"/>
-          <w:szCs w:val="24"/>
-          <w:rtl w:val="0"/>
-        </w:rPr>
-        <w:t xml:space="preserve">export functionality</w:t>
+          <w:rtl w:val="0"/>
+        </w:rPr>
+        <w:t xml:space="preserve">Test case history management</w:t>
+      </w:r>
+      <w:r>
+        <w:rPr>
+          <w:rtl w:val="0"/>
+        </w:rPr>
       </w:r>
     </w:p>
     <w:p>
@@ -14082,7 +17177,7 @@
           <w:ilvl w:val="0"/>
           <w:numId w:val="8"/>
         </w:numPr>
-        <w:spacing w:after="240" w:before="0" w:beforeAutospacing="0" w:line="276" w:lineRule="auto"/>
+        <w:spacing w:after="0" w:afterAutospacing="0" w:before="0" w:beforeAutospacing="0" w:line="276" w:lineRule="auto"/>
         <w:ind w:left="1440" w:hanging="360"/>
         <w:rPr>
           <w:b w:val="0"/>
@@ -14091,17 +17186,53 @@
           <w:szCs w:val="24"/>
         </w:rPr>
       </w:pPr>
-      <w:bookmarkStart w:colFirst="0" w:colLast="0" w:name="_rs0cr7sgtzed" w:id="34"/>
-      <w:bookmarkEnd w:id="34"/>
+      <w:bookmarkStart w:colFirst="0" w:colLast="0" w:name="_rs0cr7sgtzed" w:id="42"/>
+      <w:bookmarkEnd w:id="42"/>
       <w:r>
         <w:rPr>
           <w:b w:val="0"/>
           <w:bCs w:val="0"/>
-          <w:sz w:val="24"/>
-          <w:szCs w:val="24"/>
-          <w:rtl w:val="0"/>
-        </w:rPr>
-        <w:t xml:space="preserve">advanced regression analysis</w:t>
+          <w:rtl w:val="0"/>
+        </w:rPr>
+        <w:t xml:space="preserve">User project management</w:t>
+      </w:r>
+    </w:p>
+    <w:p>
+      <w:pPr>
+        <w:numPr>
+          <w:ilvl w:val="0"/>
+          <w:numId w:val="8"/>
+        </w:numPr>
+        <w:ind w:left="1440" w:hanging="360"/>
+        <w:rPr>
+          <w:rFonts w:ascii="Times New Roman" w:cs="Times New Roman" w:eastAsia="Times New Roman" w:hAnsi="Times New Roman"/>
+        </w:rPr>
+      </w:pPr>
+      <w:r>
+        <w:rPr>
+          <w:rFonts w:ascii="Times New Roman" w:cs="Times New Roman" w:eastAsia="Times New Roman" w:hAnsi="Times New Roman"/>
+          <w:rtl w:val="0"/>
+        </w:rPr>
+        <w:t xml:space="preserve">AI quality scoring</w:t>
+      </w:r>
+    </w:p>
+    <w:p>
+      <w:pPr>
+        <w:numPr>
+          <w:ilvl w:val="0"/>
+          <w:numId w:val="8"/>
+        </w:numPr>
+        <w:ind w:left="1440" w:hanging="360"/>
+        <w:rPr>
+          <w:rFonts w:ascii="Times New Roman" w:cs="Times New Roman" w:eastAsia="Times New Roman" w:hAnsi="Times New Roman"/>
+        </w:rPr>
+      </w:pPr>
+      <w:r>
+        <w:rPr>
+          <w:rFonts w:ascii="Times New Roman" w:cs="Times New Roman" w:eastAsia="Times New Roman" w:hAnsi="Times New Roman"/>
+          <w:rtl w:val="0"/>
+        </w:rPr>
+        <w:t xml:space="preserve">Advanced analytic dashboard</w:t>
       </w:r>
       <w:r>
         <w:rPr>
@@ -14122,8 +17253,8 @@
           <w:szCs w:val="24"/>
         </w:rPr>
       </w:pPr>
-      <w:bookmarkStart w:colFirst="0" w:colLast="0" w:name="_161vmjht87fy" w:id="35"/>
-      <w:bookmarkEnd w:id="35"/>
+      <w:bookmarkStart w:colFirst="0" w:colLast="0" w:name="_161vmjht87fy" w:id="43"/>
+      <w:bookmarkEnd w:id="43"/>
       <w:r>
         <w:rPr>
           <w:rtl w:val="0"/>
@@ -14162,7 +17293,7 @@
     </w:p>
     <w:tbl>
       <w:tblPr>
-        <w:tblStyle w:val="Table7"/>
+        <w:tblStyle w:val="Table9"/>
         <w:tblW w:w="8745.0" w:type="dxa"/>
         <w:jc w:val="left"/>
         <w:tblInd w:w="720.0" w:type="dxa"/>
@@ -14731,8 +17862,8 @@
           <w:szCs w:val="24"/>
         </w:rPr>
       </w:pPr>
-      <w:bookmarkStart w:colFirst="0" w:colLast="0" w:name="_50ojo9i46ytq" w:id="36"/>
-      <w:bookmarkEnd w:id="36"/>
+      <w:bookmarkStart w:colFirst="0" w:colLast="0" w:name="_50ojo9i46ytq" w:id="44"/>
+      <w:bookmarkEnd w:id="44"/>
       <w:r>
         <w:rPr>
           <w:sz w:val="24"/>
@@ -14872,8 +18003,8 @@
           <w:szCs w:val="24"/>
         </w:rPr>
       </w:pPr>
-      <w:bookmarkStart w:colFirst="0" w:colLast="0" w:name="_8n34lvocupub" w:id="37"/>
-      <w:bookmarkEnd w:id="37"/>
+      <w:bookmarkStart w:colFirst="0" w:colLast="0" w:name="_8n34lvocupub" w:id="45"/>
+      <w:bookmarkEnd w:id="45"/>
       <w:r>
         <w:rPr>
           <w:sz w:val="24"/>
@@ -14915,13 +18046,73 @@
       </w:r>
     </w:p>
     <w:sectPr>
-      <w:headerReference r:id="rId17" w:type="default"/>
+      <w:headerReference r:id="rId19" w:type="default"/>
       <w:pgSz w:h="15840" w:w="12240" w:orient="portrait"/>
       <w:pgMar w:bottom="1440" w:top="1440" w:left="1417.3228346456694" w:right="1440" w:header="0" w:footer="720"/>
       <w:pgNumType w:start="1"/>
     </w:sectPr>
   </w:body>
 </w:document>
+</file>
+
+<file path=word/comments.xml><?xml version="1.0" encoding="utf-8"?>
+<w:comments xmlns:mc="http://schemas.openxmlformats.org/markup-compatibility/2006" xmlns:o="urn:schemas-microsoft-com:office:office" xmlns:r="http://schemas.openxmlformats.org/officeDocument/2006/relationships" xmlns:m="http://schemas.openxmlformats.org/officeDocument/2006/math" xmlns:v="urn:schemas-microsoft-com:vml" xmlns:wp="http://schemas.openxmlformats.org/drawingml/2006/wordprocessingDrawing" xmlns:w10="urn:schemas-microsoft-com:office:word" xmlns:w="http://schemas.openxmlformats.org/wordprocessingml/2006/main" xmlns:wne="http://schemas.microsoft.com/office/word/2006/wordml" xmlns:sl="http://schemas.openxmlformats.org/schemaLibrary/2006/main" xmlns:a="http://schemas.openxmlformats.org/drawingml/2006/main" xmlns:pic="http://schemas.openxmlformats.org/drawingml/2006/picture" xmlns:c="http://schemas.openxmlformats.org/drawingml/2006/chart" xmlns:lc="http://schemas.openxmlformats.org/drawingml/2006/lockedCanvas" xmlns:dgm="http://schemas.openxmlformats.org/drawingml/2006/diagram" xmlns:wps="http://schemas.microsoft.com/office/word/2010/wordprocessingShape" xmlns:wpg="http://schemas.microsoft.com/office/word/2010/wordprocessingGroup" xmlns:w14="http://schemas.microsoft.com/office/word/2010/wordml" xmlns:w15="http://schemas.microsoft.com/office/word/2012/wordml" xmlns:w16="http://schemas.microsoft.com/office/word/2018/wordml" xmlns:w16cex="http://schemas.microsoft.com/office/word/2018/wordml/cex" xmlns:w16cid="http://schemas.microsoft.com/office/word/2016/wordml/cid" xmlns="http://schemas.microsoft.com/office/tasks/2019/documenttasks" xmlns:cr="http://schemas.microsoft.com/office/comments/2020/reactions">
+  <w:comment w:author="Danielle Leask" w:id="0" w:date="2026-06-08T02:06:57Z">
+    <w:p>
+      <w:pPr>
+        <w:keepNext w:val="0"/>
+        <w:keepLines w:val="0"/>
+        <w:pageBreakBefore w:val="0"/>
+        <w:widowControl w:val="0"/>
+        <w:pBdr>
+          <w:top w:space="0" w:sz="0" w:val="nil"/>
+          <w:left w:space="0" w:sz="0" w:val="nil"/>
+          <w:bottom w:space="0" w:sz="0" w:val="nil"/>
+          <w:right w:space="0" w:sz="0" w:val="nil"/>
+          <w:between w:space="0" w:sz="0" w:val="nil"/>
+        </w:pBdr>
+        <w:shd w:fill="auto" w:val="clear"/>
+        <w:spacing w:after="0" w:before="0" w:line="240" w:lineRule="auto"/>
+        <w:ind w:left="0" w:right="0" w:firstLine="0"/>
+        <w:jc w:val="left"/>
+        <w:rPr>
+          <w:rFonts w:ascii="Arial" w:cs="Arial" w:eastAsia="Arial" w:hAnsi="Arial"/>
+          <w:b w:val="0"/>
+          <w:bCs w:val="0"/>
+          <w:i w:val="0"/>
+          <w:iCs w:val="0"/>
+          <w:smallCaps w:val="0"/>
+          <w:strike w:val="0"/>
+          <w:color w:val="000000"/>
+          <w:sz w:val="22"/>
+          <w:szCs w:val="22"/>
+          <w:u w:val="none"/>
+          <w:shd w:fill="auto" w:val="clear"/>
+          <w:vertAlign w:val="baseline"/>
+        </w:rPr>
+      </w:pPr>
+      <w:r>
+        <w:rPr>
+          <w:rFonts w:ascii="Arial" w:cs="Arial" w:eastAsia="Arial" w:hAnsi="Arial"/>
+          <w:b w:val="0"/>
+          <w:bCs w:val="0"/>
+          <w:i w:val="0"/>
+          <w:iCs w:val="0"/>
+          <w:smallCaps w:val="0"/>
+          <w:strike w:val="0"/>
+          <w:color w:val="000000"/>
+          <w:sz w:val="22"/>
+          <w:szCs w:val="22"/>
+          <w:u w:val="none"/>
+          <w:shd w:fill="auto" w:val="clear"/>
+          <w:vertAlign w:val="baseline"/>
+          <w:rtl w:val="0"/>
+        </w:rPr>
+        <w:t xml:space="preserve">check to make sure there is a project management view</w:t>
+      </w:r>
+    </w:p>
+  </w:comment>
+</w:comments>
 </file>
 
 <file path=word/header1.xml><?xml version="1.0" encoding="utf-8"?>
@@ -16538,6 +19729,20 @@
     </w:tblPr>
   </w:style>
   <w:style w:type="table" w:styleId="Table7">
+    <w:basedOn w:val="TableNormal"/>
+    <w:tblPr>
+      <w:tblStyleRowBandSize w:val="1"/>
+      <w:tblStyleColBandSize w:val="1"/>
+    </w:tblPr>
+  </w:style>
+  <w:style w:type="table" w:styleId="Table8">
+    <w:basedOn w:val="TableNormal"/>
+    <w:tblPr>
+      <w:tblStyleRowBandSize w:val="1"/>
+      <w:tblStyleColBandSize w:val="1"/>
+    </w:tblPr>
+  </w:style>
+  <w:style w:type="table" w:styleId="Table9">
     <w:basedOn w:val="TableNormal"/>
     <w:tblPr>
       <w:tblStyleRowBandSize w:val="1"/>
